--- a/tpi/docx/016.content.docx
+++ b/tpi/docx/016.content.docx
@@ -224,18 +224,12 @@
         </w:rPr>
         <w:t xml:space="preserve"> em i wanpela stori we i gat dip mining. Jisas i tokim planti parabel. Insait long ol dispela stori, Jisas i yusim ol manmeri na ol samting we ol manmeri i save long en. Ol dispela stori planti taim i gat wanpela ending we i mekim ol lain i kalap nogut, na sampela taim ol i sok. Insait long ol dispela stori, Jisas i tokim ol manmeri long ol samting long God, na hau ol samting i save wok insait long </w:t>
       </w:r>
-      <w:hyperlink r:id="rId13">
-        <w:r>
-          <w:rPr>
-            <w:lang w:val="png_PG" w:bidi="png_PG"/>
-          </w:rPr>
-          <w:rPr>
-            <w:color w:val="0000EE"/>
-            <w:u w:val="single"/>
-          </w:rPr>
-          <w:t>kingdom bilong God</w:t>
-        </w:r>
-      </w:hyperlink>
+      <w:r>
+        <w:rPr>
+          <w:lang w:val="png_PG" w:bidi="png_PG"/>
+        </w:rPr>
+        <w:t>kingdom bilong God</w:t>
+      </w:r>
       <w:r>
         <w:rPr>
           <w:lang w:val="png_PG" w:bidi="png_PG"/>
@@ -244,43 +238,425 @@
       </w:r>
       <w:r>
         <w:rPr>
+          <w:lang w:val="png_PG" w:bidi="png_PG"/>
+        </w:rPr>
+        <w:t>ol disaipel</w:t>
+      </w:r>
+      <w:r>
+        <w:rPr>
+          <w:lang w:val="png_PG" w:bidi="png_PG"/>
+        </w:rPr>
+        <w:t xml:space="preserve"> long praivet.</w:t>
+      </w:r>
+    </w:p>
+    <w:p>
+      <w:pPr/>
+      <w:r>
+        <w:rPr>
+          <w:lang w:val="png_PG" w:bidi="png_PG"/>
+        </w:rPr>
+      </w:r>
+      <w:r>
+        <w:rPr>
+          <w:lang w:val="png_PG" w:bidi="png_PG"/>
+        </w:rPr>
+        <w:t xml:space="preserve">Insait long Olpela Testamen, </w:t>
+      </w:r>
+      <w:r>
+        <w:rPr>
+          <w:lang w:val="png_PG" w:bidi="png_PG"/>
+        </w:rPr>
+        <w:t>ol profet</w:t>
+      </w:r>
+      <w:r>
+        <w:rPr>
+          <w:lang w:val="png_PG" w:bidi="png_PG"/>
+        </w:rPr>
+        <w:t>-ol manmeri husat i save givim ol mesej i kam long God i go long ol manmeri-sampela taim ol tu i tokim ol parabel long tisim ol manmeri long sampela samting long God.</w:t>
+      </w:r>
+      <w:r>
+        <w:rPr>
+          <w:lang w:val="png_PG" w:bidi="png_PG"/>
+        </w:rPr>
+      </w:r>
+      <w:r>
+        <w:rPr>
+          <w:lang w:val="png_PG" w:bidi="png_PG"/>
+        </w:rPr>
+      </w:r>
+    </w:p>
+    <w:p>
+      <w:pPr/>
+      <w:r>
+        <w:rPr>
+          <w:lang w:val="png_PG" w:bidi="png_PG"/>
+        </w:rPr>
+      </w:r>
+    </w:p>
+    <w:p>
+      <w:pPr>
+        <w:pStyle w:val="Heading2"/>
+      </w:pPr>
+      <w:r>
+        <w:rPr>
+          <w:lang w:val="png_PG" w:bidi="png_PG"/>
+        </w:rPr>
+        <w:t>paradise</w:t>
+      </w:r>
+      <w:r>
+        <w:rPr>
+          <w:lang w:val="png_PG" w:bidi="png_PG"/>
+        </w:rPr>
+      </w:r>
+    </w:p>
+    <w:p>
+      <w:pPr/>
+      <w:r>
+        <w:rPr>
+          <w:lang w:val="png_PG" w:bidi="png_PG"/>
+        </w:rPr>
+      </w:r>
+      <w:r>
+        <w:rPr>
+          <w:lang w:val="png_PG" w:bidi="png_PG"/>
+        </w:rPr>
+        <w:t xml:space="preserve">Dispela wod </w:t>
+      </w:r>
+      <w:r>
+        <w:rPr>
           <w:b/>
           <w:lang w:val="png_PG" w:bidi="png_PG"/>
         </w:rPr>
-        <w:t>ol disaipel</w:t>
-      </w:r>
-      <w:r>
-        <w:rPr>
-          <w:lang w:val="png_PG" w:bidi="png_PG"/>
-        </w:rPr>
-        <w:t xml:space="preserve"> long praivet.</w:t>
-      </w:r>
-    </w:p>
-    <w:p>
-      <w:pPr/>
-      <w:r>
-        <w:rPr>
-          <w:lang w:val="png_PG" w:bidi="png_PG"/>
-        </w:rPr>
-      </w:r>
-      <w:r>
-        <w:rPr>
-          <w:lang w:val="png_PG" w:bidi="png_PG"/>
-        </w:rPr>
-        <w:t xml:space="preserve">Insait long Olpela Testamen, </w:t>
+        <w:t>paradais</w:t>
+      </w:r>
+      <w:r>
+        <w:rPr>
+          <w:lang w:val="png_PG" w:bidi="png_PG"/>
+        </w:rPr>
+        <w:t xml:space="preserve"> pastaim i minim wanpela naispela gaden, wanpela ples we i gat ol naispela diwai na flawa we ol manmeri i ken enjoim. Taim ol manmeri i tingting long wanpela paradais gaden, ol i tingting olsem em i wanpela ples bilong amamas na joi. Olsem na, bihain ol manmeri i stat long yusim dispela wod long toktok long gutpela ples we ol manmeri husat i stap olsem gutpela manmeri bilong God i bai stap wantaim God bihain long ol i dai.</w:t>
+      </w:r>
+    </w:p>
+    <w:p>
+      <w:pPr/>
+      <w:r>
+        <w:rPr>
+          <w:lang w:val="png_PG" w:bidi="png_PG"/>
+        </w:rPr>
+      </w:r>
+      <w:r>
+        <w:rPr>
+          <w:lang w:val="png_PG" w:bidi="png_PG"/>
+        </w:rPr>
+        <w:t>Insait long fest buk bilong Baibel, God i wokim ol namba wan manmeri: Adam na Iv. Pastaim ol i bin stap long wanpela naispela gaden, olsem wanpela paradais. Insait long dispela gaden, i gat wanpela diwai bilong laip, na i gat diwai bilong save long gutpela na nogut. God i tambuim Adam na Iv long kaikai long diwai bilong save long gutpela na nogut. Adam na Iv i sakim tok bilong God, na bikos long dispela, ol i nid long lusim dispela gaden. Bikos ol i nid long lusim dispela gaden, ol i lusim rot bilong ol long kaikai long diwai bilong laip tu.</w:t>
+      </w:r>
+    </w:p>
+    <w:p>
+      <w:pPr/>
+      <w:r>
+        <w:rPr>
+          <w:lang w:val="png_PG" w:bidi="png_PG"/>
+        </w:rPr>
+      </w:r>
+      <w:r>
+        <w:rPr>
+          <w:lang w:val="png_PG" w:bidi="png_PG"/>
+        </w:rPr>
+        <w:t>Insait long laspela buk bilong Baibel, Kamapim Tok Hait, Jisas i tok olsem i gat wanpela diwai bilong laip insait long paradais bilong God. Ol manmeri husat i feitful na i harim tok bilong Jisas i ken kaikai long dispela diwai bilong laip! Dispela em i min olsem ol i ken stap wantaim God oltaim na i bai stap olsem gutpela manmeri bilong em.</w:t>
+      </w:r>
+      <w:r>
+        <w:rPr>
+          <w:lang w:val="png_PG" w:bidi="png_PG"/>
+        </w:rPr>
+      </w:r>
+      <w:r>
+        <w:rPr>
+          <w:lang w:val="png_PG" w:bidi="png_PG"/>
+        </w:rPr>
+      </w:r>
+    </w:p>
+    <w:p>
+      <w:pPr/>
+      <w:r>
+        <w:rPr>
+          <w:lang w:val="png_PG" w:bidi="png_PG"/>
+        </w:rPr>
+      </w:r>
+    </w:p>
+    <w:p>
+      <w:pPr>
+        <w:pStyle w:val="Heading2"/>
+      </w:pPr>
+      <w:r>
+        <w:rPr>
+          <w:lang w:val="png_PG" w:bidi="png_PG"/>
+        </w:rPr>
+        <w:t>passover</w:t>
+      </w:r>
+      <w:r>
+        <w:rPr>
+          <w:lang w:val="png_PG" w:bidi="png_PG"/>
+        </w:rPr>
+      </w:r>
+    </w:p>
+    <w:p>
+      <w:pPr/>
+      <w:r>
+        <w:rPr>
+          <w:lang w:val="png_PG" w:bidi="png_PG"/>
+        </w:rPr>
       </w:r>
       <w:r>
         <w:rPr>
           <w:b/>
           <w:lang w:val="png_PG" w:bidi="png_PG"/>
         </w:rPr>
-        <w:t>ol profet</w:t>
-      </w:r>
-      <w:r>
-        <w:rPr>
-          <w:lang w:val="png_PG" w:bidi="png_PG"/>
-        </w:rPr>
-        <w:t>-ol manmeri husat i save givim ol mesej i kam long God i go long ol manmeri-sampela taim ol tu i tokim ol parabel long tisim ol manmeri long sampela samting long God.</w:t>
+        <w:t>Pasova</w:t>
+      </w:r>
+      <w:r>
+        <w:rPr>
+          <w:lang w:val="png_PG" w:bidi="png_PG"/>
+        </w:rPr>
+        <w:t xml:space="preserve"> em i wanpela impoten festivel </w:t>
+      </w:r>
+      <w:r>
+        <w:rPr>
+          <w:lang w:val="png_PG" w:bidi="png_PG"/>
+        </w:rPr>
+        <w:t>bilong ol Ju</w:t>
+      </w:r>
+      <w:r>
+        <w:rPr>
+          <w:lang w:val="png_PG" w:bidi="png_PG"/>
+        </w:rPr>
+        <w:t xml:space="preserve"> na ol i save kolim em tu olsem Festivel o Fist De bilong Bret I No Gat Yis.</w:t>
+      </w:r>
+    </w:p>
+    <w:p>
+      <w:pPr/>
+      <w:r>
+        <w:rPr>
+          <w:lang w:val="png_PG" w:bidi="png_PG"/>
+        </w:rPr>
+      </w:r>
+      <w:r>
+        <w:rPr>
+          <w:lang w:val="png_PG" w:bidi="png_PG"/>
+        </w:rPr>
+        <w:t>Dispela em i wanpela fist de we i save mekim ol manmeri i tingim wanpela impoten taim insait long histori bilong lsrael.</w:t>
+      </w:r>
+    </w:p>
+    <w:p>
+      <w:pPr/>
+      <w:r>
+        <w:rPr>
+          <w:lang w:val="png_PG" w:bidi="png_PG"/>
+        </w:rPr>
+      </w:r>
+      <w:r>
+        <w:rPr>
+          <w:lang w:val="png_PG" w:bidi="png_PG"/>
+        </w:rPr>
+        <w:t xml:space="preserve">Longpela taim i go pinis, ol tumbuna bilong </w:t>
+      </w:r>
+      <w:r>
+        <w:rPr>
+          <w:lang w:val="png_PG" w:bidi="png_PG"/>
+        </w:rPr>
+        <w:t>Abraham</w:t>
+      </w:r>
+      <w:r>
+        <w:rPr>
+          <w:lang w:val="png_PG" w:bidi="png_PG"/>
+        </w:rPr>
+        <w:t xml:space="preserve">, </w:t>
+      </w:r>
+      <w:r>
+        <w:rPr>
+          <w:lang w:val="png_PG" w:bidi="png_PG"/>
+        </w:rPr>
+        <w:t xml:space="preserve"> ol </w:t>
+      </w:r>
+      <w:r>
+        <w:rPr>
+          <w:lang w:val="png_PG" w:bidi="png_PG"/>
+        </w:rPr>
+        <w:t>lain Israel</w:t>
+      </w:r>
+      <w:r>
+        <w:rPr>
+          <w:lang w:val="png_PG" w:bidi="png_PG"/>
+        </w:rPr>
+        <w:t xml:space="preserve">, i bin kamap olsem </w:t>
+      </w:r>
+      <w:r>
+        <w:rPr>
+          <w:lang w:val="png_PG" w:bidi="png_PG"/>
+        </w:rPr>
+        <w:t>wokboi nating</w:t>
+      </w:r>
+      <w:r>
+        <w:rPr>
+          <w:lang w:val="png_PG" w:bidi="png_PG"/>
+        </w:rPr>
+        <w:t xml:space="preserve"> insait long Ijip. Ol lain Israel i bin stap long Ijip long foa handret yia! Orait God i singautim wanpela bilong ol lain Israel, Moses, long lidim ol lain Israel i kamaut long Ijip na go bek long ples </w:t>
+      </w:r>
+      <w:r>
+        <w:rPr>
+          <w:lang w:val="png_PG" w:bidi="png_PG"/>
+        </w:rPr>
+        <w:t>Kenan</w:t>
+      </w:r>
+      <w:r>
+        <w:rPr>
+          <w:lang w:val="png_PG" w:bidi="png_PG"/>
+        </w:rPr>
+        <w:t xml:space="preserve">, dispela graun we God i bin promis long givim long ol tumbuna bilong Abraham. </w:t>
+      </w:r>
+      <w:r>
+        <w:rPr>
+          <w:lang w:val="png_PG" w:bidi="png_PG"/>
+        </w:rPr>
+        <w:t>King</w:t>
+      </w:r>
+      <w:r>
+        <w:rPr>
+          <w:lang w:val="png_PG" w:bidi="png_PG"/>
+        </w:rPr>
+        <w:t xml:space="preserve"> bilong Ijip i no larim dispela bikpela grup wokboi nating i lusim kantri bilong em nating. Dispela king i bin mekim ol samting i hat tru long ol lain Israel, tasol God i salim nainpela sik i go long ol lain Ijip long fosim king bilong ol long larim ol manmeri i go. Insait long wanwan sik, king i bin promis olsem ol lain Israel i ken go, tasol taim God i stopim displea sik, king i senisim tingting bilong em gen. Olsem na, God i mekim namba ten sik i kamap nogut sik tru bilong olgeta sik: God i salim wanpela </w:t>
+      </w:r>
+      <w:r>
+        <w:rPr>
+          <w:lang w:val="png_PG" w:bidi="png_PG"/>
+        </w:rPr>
+        <w:t>enjel</w:t>
+      </w:r>
+      <w:r>
+        <w:rPr>
+          <w:lang w:val="png_PG" w:bidi="png_PG"/>
+        </w:rPr>
+        <w:t xml:space="preserve"> long kilim namba wan pikinini man insait long olgeta haus long Ijip. Tasol God i bin tokim ol lain Israel long kisim wanpela wanpela lemb, dispela em i wanpela animal, wanpela yangpela sipsip, na long putim blut bilong dispela lemb long ol pos bilong dua bilong ol haus bilong ol. Taim enjel we God i bin salim i lukim blut bilong lemb long dua bilong wanpela haus, em i skipim dispela hau na i no kilim namba wan pikinini man insait long dispela famili.</w:t>
+      </w:r>
+    </w:p>
+    <w:p>
+      <w:pPr/>
+      <w:r>
+        <w:rPr>
+          <w:lang w:val="png_PG" w:bidi="png_PG"/>
+        </w:rPr>
+      </w:r>
+      <w:r>
+        <w:rPr>
+          <w:lang w:val="png_PG" w:bidi="png_PG"/>
+        </w:rPr>
+        <w:t>Long dispela seim nait, ol lain Israel i bin kaikai mit bilong dispela lemb long wanpela spesel we. Ol i bin kaikai dispela mit wantaim ol pait kumu na wantaim bret we ol i bin redim hariap-na em i narakain long nomol we ol i save redim bret. Nomol we bilong redim bret i save kisim longpela taim. Ol i bin kaikai dispela kaikai taim ol i sanap, dresap na redi long stat long wokabaut! Bikos long dispela nait, ol bai lusim Ijip.</w:t>
+      </w:r>
+    </w:p>
+    <w:p>
+      <w:pPr/>
+      <w:r>
+        <w:rPr>
+          <w:lang w:val="png_PG" w:bidi="png_PG"/>
+        </w:rPr>
+      </w:r>
+      <w:r>
+        <w:rPr>
+          <w:lang w:val="png_PG" w:bidi="png_PG"/>
+        </w:rPr>
+        <w:t>Long dispela nait, wanpela enjel bilong God i kilim olgeta namba wan pikinini insait long Ijip, tasol em i no kilim ol pikinini man bilong ol Israel, bikos ol i gat blut antap long ol dua bilong ol. Long dispela nait, king bilong Isip i larim ol Israel i go. Ol Israel i stat long wokabaut i go long graun we God i bin promis long givim ol! Ol i no wokboi nating moa. Stat long dispela taim na i go, ol Israel i save tingim hau God i givim ol fridom long Ijip taim ol i selebretim Pasova festivel long olgeta yia. Nem Pasova em i min olsem "long skipim na i go" o "long abrusim na wokabaut i go." Dispela nem i mekim ol Israel i tingim hau enjel i bin skipim ol haus bilong ol Israel na i go, na i no bin kilim namba wan bikpela pikinini man bilong ol.</w:t>
+      </w:r>
+    </w:p>
+    <w:p>
+      <w:pPr/>
+      <w:r>
+        <w:rPr>
+          <w:lang w:val="png_PG" w:bidi="png_PG"/>
+        </w:rPr>
+      </w:r>
+      <w:r>
+        <w:rPr>
+          <w:lang w:val="png_PG" w:bidi="png_PG"/>
+        </w:rPr>
+        <w:t>Olgeta taim ol Israel i selebretim Pasova, ol i kilim gen wanpela lemb na kaikai dispela mit wantaim pait kumu na wantaim bret we ol i redim hariap tru. Dispela lemb em i mekim ol i tingim hau God i seivim ol namba wan pikinini man bilong ol. Ol pait kumu i mekim ol i tingim ol samting we i hat, na ol samting ol i pait, we ol i bin bungim taim ol i stap olsem ol wokboi nating. Na dispela bret we ol i bin redim hariap i mekim ol i tingim olsem God i mekim ol i kamap fri long Ijip na ol i hariap na lusim dispela hap.</w:t>
+      </w:r>
+    </w:p>
+    <w:p>
+      <w:pPr/>
+      <w:r>
+        <w:rPr>
+          <w:lang w:val="png_PG" w:bidi="png_PG"/>
+        </w:rPr>
+      </w:r>
+      <w:r>
+        <w:rPr>
+          <w:lang w:val="png_PG" w:bidi="png_PG"/>
+        </w:rPr>
+        <w:t xml:space="preserve">God i bin tokim ol Israel olsem Pasova fist de long olgeta yia em ol i mas bungim wantaim sevenpela </w:t>
+      </w:r>
+      <w:r>
+        <w:rPr>
+          <w:lang w:val="png_PG" w:bidi="png_PG"/>
+        </w:rPr>
+        <w:t>Fist De Bilong Bret I No Gat Yis</w:t>
+      </w:r>
+      <w:r>
+        <w:rPr>
+          <w:lang w:val="png_PG" w:bidi="png_PG"/>
+        </w:rPr>
+        <w:t>. Long ol dispela sevenpela de, ol i mas kaikai dispela spesel bret we ol i redim hariap. Planti taim, ol Israel i save mekim bret taim ol i larim dou, em plaua na wara i miks na i stap, ol i save larim i stap sampela aua, o lusim long nait i kam inap moning, na bihain ol i beikim bret. Dispela longpela taim i save mekim sampela ea babel i gro insait long dou, na i mekim bret i bikpela moa na i soft moa. Olgeta taim ol i beikim bret, ol bai putim sampela dou i stap long narapela taim. Dispela hap leftova dou em ol i kolim wanpela liven, o yis. Narapela taim ol bai beikim bret, ol bai kisim liven we ol i bin putim i stap long las taim na edim i go long nupela dou. Dispela i helpim nupela dou tu long kamap bikpela moa na soft moa.</w:t>
+      </w:r>
+    </w:p>
+    <w:p>
+      <w:pPr/>
+      <w:r>
+        <w:rPr>
+          <w:lang w:val="png_PG" w:bidi="png_PG"/>
+        </w:rPr>
+      </w:r>
+      <w:r>
+        <w:rPr>
+          <w:lang w:val="png_PG" w:bidi="png_PG"/>
+        </w:rPr>
+        <w:t>Taim ol Israel i wok long lusim Isip long namba wan Pasova nait, ol i no bin gat inap taim long beikim bret long dispela we. Na God i tokim long mekim bret we i no gat liven Bret we ol i wokim na i no gat liven em i flet na i no tik; em i olsem plaua na wara we yu nidim na rolim flet, na bihain beikim antap long paia. Dispela bret em ol i kolim bret i no gat yis. Olsem na dispela fist de em ol i kolim fist de bilong bret i no gat yis. Long dispela sevenpela de bilong fist de, ol lsrael i no inap long holim liklik pat bilong bret i gat yis insait long haus bilong ol. Bipo long fist de i stat, ol i mas tromoi ol liven we ol i holim i stap.</w:t>
+      </w:r>
+    </w:p>
+    <w:p>
+      <w:pPr/>
+      <w:r>
+        <w:rPr>
+          <w:lang w:val="png_PG" w:bidi="png_PG"/>
+        </w:rPr>
+      </w:r>
+      <w:r>
+        <w:rPr>
+          <w:lang w:val="png_PG" w:bidi="png_PG"/>
+        </w:rPr>
+        <w:t>Bikos Pasova na Fist De Bilong Bret I No Gat Yis em ol i save selebretim wantaim, na nem bilong ol dispela fist de em ol i save yusim wanpela o narapela long minim seim samting.</w:t>
+      </w:r>
+    </w:p>
+    <w:p>
+      <w:pPr/>
+      <w:r>
+        <w:rPr>
+          <w:lang w:val="png_PG" w:bidi="png_PG"/>
+        </w:rPr>
+      </w:r>
+      <w:r>
+        <w:rPr>
+          <w:lang w:val="png_PG" w:bidi="png_PG"/>
+        </w:rPr>
+        <w:t xml:space="preserve">Insait long Nupela Testamen, liven em sampela taim ol i save yusim olsem piksa bilong </w:t>
+      </w:r>
+      <w:r>
+        <w:rPr>
+          <w:lang w:val="png_PG" w:bidi="png_PG"/>
+        </w:rPr>
+        <w:t>sin</w:t>
+      </w:r>
+      <w:r>
+        <w:rPr>
+          <w:lang w:val="png_PG" w:bidi="png_PG"/>
+        </w:rPr>
+        <w:t xml:space="preserve"> we yumi mas rausim long laip bilong yumi.</w:t>
       </w:r>
       <w:r>
         <w:rPr>
@@ -309,67 +685,93 @@
         <w:rPr>
           <w:lang w:val="png_PG" w:bidi="png_PG"/>
         </w:rPr>
-        <w:t>paradise</w:t>
-      </w:r>
-      <w:r>
-        <w:rPr>
-          <w:lang w:val="png_PG" w:bidi="png_PG"/>
-        </w:rPr>
-      </w:r>
-    </w:p>
-    <w:p>
-      <w:pPr/>
-      <w:r>
-        <w:rPr>
-          <w:lang w:val="png_PG" w:bidi="png_PG"/>
-        </w:rPr>
-      </w:r>
-      <w:r>
-        <w:rPr>
-          <w:lang w:val="png_PG" w:bidi="png_PG"/>
-        </w:rPr>
-        <w:t xml:space="preserve">Dispela wod </w:t>
+        <w:t>peace</w:t>
+      </w:r>
+      <w:r>
+        <w:rPr>
+          <w:lang w:val="png_PG" w:bidi="png_PG"/>
+        </w:rPr>
+      </w:r>
+    </w:p>
+    <w:p>
+      <w:pPr/>
+      <w:r>
+        <w:rPr>
+          <w:lang w:val="png_PG" w:bidi="png_PG"/>
+        </w:rPr>
+      </w:r>
+      <w:r>
+        <w:rPr>
+          <w:lang w:val="png_PG" w:bidi="png_PG"/>
+        </w:rPr>
+        <w:t xml:space="preserve">Taim ol manmeri i stap gut wantaim wanpela narapela na i no pait, ol i stap long </w:t>
       </w:r>
       <w:r>
         <w:rPr>
           <w:b/>
           <w:lang w:val="png_PG" w:bidi="png_PG"/>
         </w:rPr>
-        <w:t>paradais</w:t>
-      </w:r>
-      <w:r>
-        <w:rPr>
-          <w:lang w:val="png_PG" w:bidi="png_PG"/>
-        </w:rPr>
-        <w:t xml:space="preserve"> pastaim i minim wanpela naispela gaden, wanpela ples we i gat ol naispela diwai na flawa we ol manmeri i ken enjoim. Taim ol manmeri i tingting long wanpela paradais gaden, ol i tingting olsem em i wanpela ples bilong amamas na joi. Olsem na, bihain ol manmeri i stat long yusim dispela wod long toktok long gutpela ples we ol manmeri husat i stap olsem gutpela manmeri bilong God i bai stap wantaim God bihain long ol i dai.</w:t>
-      </w:r>
-    </w:p>
-    <w:p>
-      <w:pPr/>
-      <w:r>
-        <w:rPr>
-          <w:lang w:val="png_PG" w:bidi="png_PG"/>
-        </w:rPr>
-      </w:r>
-      <w:r>
-        <w:rPr>
-          <w:lang w:val="png_PG" w:bidi="png_PG"/>
-        </w:rPr>
-        <w:t>Insait long fest buk bilong Baibel, God i wokim ol namba wan manmeri: Adam na Iv. Pastaim ol i bin stap long wanpela naispela gaden, olsem wanpela paradais. Insait long dispela gaden, i gat wanpela diwai bilong laip, na i gat diwai bilong save long gutpela na nogut. God i tambuim Adam na Iv long kaikai long diwai bilong save long gutpela na nogut. Adam na Iv i sakim tok bilong God, na bikos long dispela, ol i nid long lusim dispela gaden. Bikos ol i nid long lusim dispela gaden, ol i lusim rot bilong ol long kaikai long diwai bilong laip tu.</w:t>
-      </w:r>
-    </w:p>
-    <w:p>
-      <w:pPr/>
-      <w:r>
-        <w:rPr>
-          <w:lang w:val="png_PG" w:bidi="png_PG"/>
-        </w:rPr>
-      </w:r>
-      <w:r>
-        <w:rPr>
-          <w:lang w:val="png_PG" w:bidi="png_PG"/>
-        </w:rPr>
-        <w:t>Insait long laspela buk bilong Baibel, Kamapim Tok Hait, Jisas i tok olsem i gat wanpela diwai bilong laip insait long paradais bilong God. Ol manmeri husat i feitful na i harim tok bilong Jisas i ken kaikai long dispela diwai bilong laip! Dispela em i min olsem ol i ken stap wantaim God oltaim na i bai stap olsem gutpela manmeri bilong em.</w:t>
+        <w:t>pis</w:t>
+      </w:r>
+      <w:r>
+        <w:rPr>
+          <w:lang w:val="png_PG" w:bidi="png_PG"/>
+        </w:rPr>
+        <w:t>. Tasol taim Baibel i toktok long pis, dispela i minim moa long no gat pait pasin. Em i min olsem i gat planti gutpela samting!</w:t>
+      </w:r>
+    </w:p>
+    <w:p>
+      <w:pPr/>
+      <w:r>
+        <w:rPr>
+          <w:lang w:val="png_PG" w:bidi="png_PG"/>
+        </w:rPr>
+      </w:r>
+      <w:r>
+        <w:rPr>
+          <w:lang w:val="png_PG" w:bidi="png_PG"/>
+        </w:rPr>
+        <w:t>Taim ol manmeri i stap long pis, ol i stap orait olgeta. Ol i gat komplit laip, na ol i sindaun gut wantaim wanpela narapela, wantaim ol samting we God i wokim, na impoten tru, wantaim God! Wanpela man o meri husat i stap long pis em i gat bel isi na i no laikim wanpela samting moa.</w:t>
+      </w:r>
+    </w:p>
+    <w:p>
+      <w:pPr/>
+      <w:r>
+        <w:rPr>
+          <w:lang w:val="png_PG" w:bidi="png_PG"/>
+        </w:rPr>
+      </w:r>
+      <w:r>
+        <w:rPr>
+          <w:lang w:val="png_PG" w:bidi="png_PG"/>
+        </w:rPr>
+        <w:t>Wanpela komyuniti we i gat pis i min olsem olgeta manmeri insait long dispela komyuniti i gat bel isi na i no laikim wanpela samting moa, na ol i stap gut wantaim wanpela narapela na wantaim God.</w:t>
+      </w:r>
+    </w:p>
+    <w:p>
+      <w:pPr/>
+      <w:r>
+        <w:rPr>
+          <w:lang w:val="png_PG" w:bidi="png_PG"/>
+        </w:rPr>
+      </w:r>
+      <w:r>
+        <w:rPr>
+          <w:lang w:val="png_PG" w:bidi="png_PG"/>
+        </w:rPr>
+        <w:t xml:space="preserve">Bikos ol manmeri i sakim tok bilong God tru, ol i no inap long stap long pis wantaim God. Ol i kamap ol enemi bilong God. Olsem na, ol manmeri i bungim planti hevi na trabel. Tasol bikos long sekrifais bilong Jisas, God i mekim isi gen long ol manmeri long gat pis wantaim God. Taim Jisas i bai kam bek, </w:t>
+      </w:r>
+      <w:r>
+        <w:rPr>
+          <w:lang w:val="png_PG" w:bidi="png_PG"/>
+        </w:rPr>
+        <w:t>kingdom</w:t>
+      </w:r>
+      <w:r>
+        <w:rPr>
+          <w:lang w:val="png_PG" w:bidi="png_PG"/>
+        </w:rPr>
+        <w:t xml:space="preserve"> bilong God em bai kamap na i bai gat pis. I bai gat bel isi namel long God na ol manmeri, na namel long ol manmeri yet, na namel long ol manmeri na ol samting we God i wokim. I go inap long dispela taim we Jisas i kam bek, ol manmeri bilong God bai inap long daunim safaring na hevi bikos ol i save olsem ol i gat pis wantaim God.</w:t>
       </w:r>
       <w:r>
         <w:rPr>
@@ -398,7 +800,7 @@
         <w:rPr>
           <w:lang w:val="png_PG" w:bidi="png_PG"/>
         </w:rPr>
-        <w:t>passover</w:t>
+        <w:t>pentecost</w:t>
       </w:r>
       <w:r>
         <w:rPr>
@@ -418,67 +820,1847 @@
           <w:b/>
           <w:lang w:val="png_PG" w:bidi="png_PG"/>
         </w:rPr>
+        <w:t>Pentikos</w:t>
+      </w:r>
+      <w:r>
+        <w:rPr>
+          <w:lang w:val="png_PG" w:bidi="png_PG"/>
+        </w:rPr>
+        <w:t xml:space="preserve"> em i wanpela wod long Grik tok ples we i minim namba "fifti." Pentikos em i bin nem bilong wanpela festivel bilong ol Ju we ol manmeri i save selebretim sevenpela wik, o fiftipela de, bihain long fist bilong </w:t>
+      </w:r>
+      <w:r>
+        <w:rPr>
+          <w:lang w:val="png_PG" w:bidi="png_PG"/>
+        </w:rPr>
         <w:t>Pasova</w:t>
       </w:r>
       <w:r>
         <w:rPr>
           <w:lang w:val="png_PG" w:bidi="png_PG"/>
         </w:rPr>
-        <w:t xml:space="preserve"> em i wanpela impoten festivel </w:t>
+        <w:t xml:space="preserve">. Ol Ju i save kolim tu dispela festivel olsem "festivel bilong ol wik," "havest festivel," o "festivel bilong ol fest frut." Festivel bilong Pentikos em ol i save selebretim long pinis bilong havest bilong bali grein na stat bilong neks sisen bilong havest. Long dispela festivel, olgeta </w:t>
+      </w:r>
+      <w:r>
+        <w:rPr>
+          <w:lang w:val="png_PG" w:bidi="png_PG"/>
+        </w:rPr>
+        <w:t>Ju</w:t>
+      </w:r>
+      <w:r>
+        <w:rPr>
+          <w:lang w:val="png_PG" w:bidi="png_PG"/>
+        </w:rPr>
+        <w:t xml:space="preserve"> husat i inap, em ol i save travel i go long </w:t>
+      </w:r>
+      <w:r>
+        <w:rPr>
+          <w:lang w:val="png_PG" w:bidi="png_PG"/>
+        </w:rPr>
+        <w:t>Jerusalem</w:t>
+      </w:r>
+      <w:r>
+        <w:rPr>
+          <w:lang w:val="png_PG" w:bidi="png_PG"/>
+        </w:rPr>
+        <w:t xml:space="preserve"> long bringim ol sekrifais na ofaring i go long </w:t>
+      </w:r>
+      <w:r>
+        <w:rPr>
+          <w:lang w:val="png_PG" w:bidi="png_PG"/>
+        </w:rPr>
+        <w:t>God</w:t>
+      </w:r>
+      <w:r>
+        <w:rPr>
+          <w:lang w:val="png_PG" w:bidi="png_PG"/>
+        </w:rPr>
+        <w:t xml:space="preserve"> long tok tenkyu long God long dispela havest na long givim sampela bilong ol namba wan kaikai ol i bin havestim. Taim ol i mekim olsem, ol Ju i tokim God olsem ol i bilip olsem olgeta havest bilong ol i bilong God.</w:t>
+      </w:r>
+    </w:p>
+    <w:p>
+      <w:pPr/>
+      <w:r>
+        <w:rPr>
+          <w:lang w:val="png_PG" w:bidi="png_PG"/>
+        </w:rPr>
+      </w:r>
+      <w:r>
+        <w:rPr>
+          <w:lang w:val="png_PG" w:bidi="png_PG"/>
+        </w:rPr>
+        <w:t xml:space="preserve">Insait long Nupela Testamen, yumi save olsem festivel bilong Pentikos em dispela de God i salim </w:t>
+      </w:r>
+      <w:r>
+        <w:rPr>
+          <w:lang w:val="png_PG" w:bidi="png_PG"/>
+        </w:rPr>
+        <w:t>Holi Spirit</w:t>
+      </w:r>
+      <w:r>
+        <w:rPr>
+          <w:lang w:val="png_PG" w:bidi="png_PG"/>
+        </w:rPr>
+        <w:t xml:space="preserve"> bilong em i go long ol folowa bilong Jisas na mekim ol i toktok long kainkain tok ples. Long dispela de, ol folowa bilong Jisas i bin stat long tokim ol narapela manmeri olsem Jisas i bin dai tasol em i kamap laip gen. Planti manmeri i bin kam long Jerusalem long selebretim dispela festivel long bringim ol ofaring i go long God long </w:t>
+      </w:r>
+      <w:r>
+        <w:rPr>
+          <w:lang w:val="png_PG" w:bidi="png_PG"/>
+        </w:rPr>
+        <w:t>tempel</w:t>
+      </w:r>
+      <w:r>
+        <w:rPr>
+          <w:lang w:val="png_PG" w:bidi="png_PG"/>
+        </w:rPr>
+        <w:t xml:space="preserve"> insait long Jerusalem. Olsem na, planti manmeri i bin harim ol folowa i tokim gut nius bilong hau Jisas i bin dai na i kamap laip gen. Planti manmeri i bilipim wanem samting ol folowa bilong Jisas i bin tok na ol tu i kamap folowa bilong Jisas. Dispela em i stat bilong sios Yumi ken harim dispela stori long stat bilong buk bilong Aposel.</w:t>
+      </w:r>
+      <w:r>
+        <w:rPr>
+          <w:lang w:val="png_PG" w:bidi="png_PG"/>
+        </w:rPr>
+      </w:r>
+      <w:r>
+        <w:rPr>
+          <w:lang w:val="png_PG" w:bidi="png_PG"/>
+        </w:rPr>
+      </w:r>
+    </w:p>
+    <w:p>
+      <w:pPr/>
+      <w:r>
+        <w:rPr>
+          <w:lang w:val="png_PG" w:bidi="png_PG"/>
+        </w:rPr>
+      </w:r>
+    </w:p>
+    <w:p>
+      <w:pPr>
+        <w:pStyle w:val="Heading2"/>
+      </w:pPr>
+      <w:r>
+        <w:rPr>
+          <w:lang w:val="png_PG" w:bidi="png_PG"/>
+        </w:rPr>
+        <w:t>persecution</w:t>
+      </w:r>
+      <w:r>
+        <w:rPr>
+          <w:lang w:val="png_PG" w:bidi="png_PG"/>
+        </w:rPr>
+      </w:r>
+    </w:p>
+    <w:p>
+      <w:pPr/>
+      <w:r>
+        <w:rPr>
+          <w:lang w:val="png_PG" w:bidi="png_PG"/>
+        </w:rPr>
+      </w:r>
+      <w:r>
+        <w:rPr>
+          <w:lang w:val="png_PG" w:bidi="png_PG"/>
+        </w:rPr>
+        <w:t xml:space="preserve">Taim ol manmeri </w:t>
       </w:r>
       <w:r>
         <w:rPr>
           <w:b/>
           <w:lang w:val="png_PG" w:bidi="png_PG"/>
         </w:rPr>
-        <w:t>bilong ol Ju</w:t>
-      </w:r>
-      <w:r>
-        <w:rPr>
-          <w:lang w:val="png_PG" w:bidi="png_PG"/>
-        </w:rPr>
-        <w:t xml:space="preserve"> na ol i save kolim em tu olsem Festivel o Fist De bilong Bret I No Gat Yis.</w:t>
-      </w:r>
-    </w:p>
-    <w:p>
-      <w:pPr/>
-      <w:r>
-        <w:rPr>
-          <w:lang w:val="png_PG" w:bidi="png_PG"/>
-        </w:rPr>
-      </w:r>
-      <w:r>
-        <w:rPr>
-          <w:lang w:val="png_PG" w:bidi="png_PG"/>
-        </w:rPr>
-        <w:t>Dispela em i wanpela fist de we i save mekim ol manmeri i tingim wanpela impoten taim insait long histori bilong lsrael.</w:t>
-      </w:r>
-    </w:p>
-    <w:p>
-      <w:pPr/>
-      <w:r>
-        <w:rPr>
-          <w:lang w:val="png_PG" w:bidi="png_PG"/>
-        </w:rPr>
-      </w:r>
-      <w:r>
-        <w:rPr>
-          <w:lang w:val="png_PG" w:bidi="png_PG"/>
-        </w:rPr>
-        <w:t xml:space="preserve">Longpela taim i go pinis, ol tumbuna bilong </w:t>
-      </w:r>
-      <w:hyperlink r:id="rId14">
-        <w:r>
-          <w:rPr>
-            <w:lang w:val="png_PG" w:bidi="png_PG"/>
-          </w:rPr>
-          <w:rPr>
-            <w:color w:val="0000EE"/>
-            <w:u w:val="single"/>
-          </w:rPr>
-          <w:t>Abraham</w:t>
-        </w:r>
-      </w:hyperlink>
+        <w:t>pesekyutim</w:t>
+      </w:r>
+      <w:r>
+        <w:rPr>
+          <w:lang w:val="png_PG" w:bidi="png_PG"/>
+        </w:rPr>
+        <w:t xml:space="preserve"> yu, ol i wok long mekim pasin nogut long yu na mekim pasin we i no stret long yu. Ol manmeri i ken, eksampel, paitim yu, o tok nogat long yu long stap insait long komyuniti, o mekim giaman toktok long yu na kisim yu i go long kot. Jisas i bin tokim ol folowa bilong em olsem ol narapela manmeri bai pesekyutim ol bikos long Jisas. Bihain long Jisas i go bek long </w:t>
+      </w:r>
+      <w:r>
+        <w:rPr>
+          <w:lang w:val="png_PG" w:bidi="png_PG"/>
+        </w:rPr>
+        <w:t>heven</w:t>
+      </w:r>
+      <w:r>
+        <w:rPr>
+          <w:lang w:val="png_PG" w:bidi="png_PG"/>
+        </w:rPr>
+        <w:t xml:space="preserve">, planti bilong ol folowa bilong em i bungim pesekyusen. Ol lotu lida bilong </w:t>
+      </w:r>
+      <w:r>
+        <w:rPr>
+          <w:lang w:val="png_PG" w:bidi="png_PG"/>
+        </w:rPr>
+        <w:t>ol Ju</w:t>
+      </w:r>
+      <w:r>
+        <w:rPr>
+          <w:lang w:val="png_PG" w:bidi="png_PG"/>
+        </w:rPr>
+        <w:t xml:space="preserve"> na gavman bilong Rom i pesekyutim ol </w:t>
+      </w:r>
+      <w:r>
+        <w:rPr>
+          <w:lang w:val="png_PG" w:bidi="png_PG"/>
+        </w:rPr>
+        <w:t>biliva</w:t>
+      </w:r>
+      <w:r>
+        <w:rPr>
+          <w:lang w:val="png_PG" w:bidi="png_PG"/>
+        </w:rPr>
+        <w:t xml:space="preserve"> bilong Jisas na kilim sampela bilong ol. Tasol ol folowa bilong Jisas i no stop long serim </w:t>
+      </w:r>
+      <w:r>
+        <w:rPr>
+          <w:lang w:val="png_PG" w:bidi="png_PG"/>
+        </w:rPr>
+        <w:t>gut nius</w:t>
+      </w:r>
+      <w:r>
+        <w:rPr>
+          <w:lang w:val="png_PG" w:bidi="png_PG"/>
+        </w:rPr>
+        <w:t xml:space="preserve"> bilong Jisas. Ol i ting olsem em i wanpela gutpela na raitpela samting long safa long nem bilong Jisas.</w:t>
+      </w:r>
+    </w:p>
+    <w:p>
+      <w:pPr/>
+      <w:r>
+        <w:rPr>
+          <w:lang w:val="png_PG" w:bidi="png_PG"/>
+        </w:rPr>
+      </w:r>
+      <w:r>
+        <w:rPr>
+          <w:lang w:val="png_PG" w:bidi="png_PG"/>
+        </w:rPr>
+        <w:t>Nupela Testamen i tisim yumi olsem yumi olgeta i mas ekspektim pesekyusen. Tasol yumi mas enjoim dispela na stap isi wantaim bel amamas. Yumi mas no ken laik long bekim bek long ol manmeri we i pesekyutim yumi, tasol yumi mas laikim ol.</w:t>
+      </w:r>
+      <w:r>
+        <w:rPr>
+          <w:lang w:val="png_PG" w:bidi="png_PG"/>
+        </w:rPr>
+      </w:r>
+      <w:r>
+        <w:rPr>
+          <w:lang w:val="png_PG" w:bidi="png_PG"/>
+        </w:rPr>
+      </w:r>
+    </w:p>
+    <w:p>
+      <w:pPr/>
+      <w:r>
+        <w:rPr>
+          <w:lang w:val="png_PG" w:bidi="png_PG"/>
+        </w:rPr>
+      </w:r>
+    </w:p>
+    <w:p>
+      <w:pPr>
+        <w:pStyle w:val="Heading2"/>
+      </w:pPr>
+      <w:r>
+        <w:rPr>
+          <w:lang w:val="png_PG" w:bidi="png_PG"/>
+        </w:rPr>
+        <w:t>pharaoh</w:t>
+      </w:r>
+      <w:r>
+        <w:rPr>
+          <w:lang w:val="png_PG" w:bidi="png_PG"/>
+        </w:rPr>
+      </w:r>
+    </w:p>
+    <w:p>
+      <w:pPr/>
+      <w:r>
+        <w:rPr>
+          <w:lang w:val="png_PG" w:bidi="png_PG"/>
+        </w:rPr>
+      </w:r>
+      <w:r>
+        <w:rPr>
+          <w:b/>
+          <w:lang w:val="png_PG" w:bidi="png_PG"/>
+        </w:rPr>
+        <w:t>Faro</w:t>
+      </w:r>
+      <w:r>
+        <w:rPr>
+          <w:lang w:val="png_PG" w:bidi="png_PG"/>
+        </w:rPr>
+        <w:t xml:space="preserve"> em i bin taitel bilong </w:t>
+      </w:r>
+      <w:r>
+        <w:rPr>
+          <w:lang w:val="png_PG" w:bidi="png_PG"/>
+        </w:rPr>
+        <w:t>king</w:t>
+      </w:r>
+      <w:r>
+        <w:rPr>
+          <w:lang w:val="png_PG" w:bidi="png_PG"/>
+        </w:rPr>
+        <w:t xml:space="preserve"> bilong kantri Ijip. Dispela wod Faro em i min "nambawan haus." Dispela wod pastaim ol i yusim long toktok long bilding tasol we king i save stap long en, tasol bihain ol manmeri i yusim dispela wod long ol king. Planti ol faro em ol i man, tasol i gat sampela meri faro.</w:t>
+      </w:r>
+    </w:p>
+    <w:p>
+      <w:pPr/>
+      <w:r>
+        <w:rPr>
+          <w:lang w:val="png_PG" w:bidi="png_PG"/>
+        </w:rPr>
+      </w:r>
+      <w:r>
+        <w:rPr>
+          <w:lang w:val="png_PG" w:bidi="png_PG"/>
+        </w:rPr>
+        <w:t>Ol manmeri insait long Ijip i ting olsem Faro em i bin pikinini man bilong wanpela bilong ol god bilong ol. Faro em i bin gat wanpela impoten wok long sait bilong lotu. Em i save stap namel long ol manmeri na ol god bilong ol, na em i save sekim na lukim olsem ol manmeri i mekim ol kastom pasin bilong lotu long raitpela we. Em i bin askim ol god long givim prosperiti o gutpela taim long ol manmeri.</w:t>
+      </w:r>
+      <w:r>
+        <w:rPr>
+          <w:lang w:val="png_PG" w:bidi="png_PG"/>
+        </w:rPr>
+      </w:r>
+      <w:r>
+        <w:rPr>
+          <w:lang w:val="png_PG" w:bidi="png_PG"/>
+        </w:rPr>
+      </w:r>
+    </w:p>
+    <w:p>
+      <w:pPr/>
+      <w:r>
+        <w:rPr>
+          <w:lang w:val="png_PG" w:bidi="png_PG"/>
+        </w:rPr>
+      </w:r>
+    </w:p>
+    <w:p>
+      <w:pPr>
+        <w:pStyle w:val="Heading2"/>
+      </w:pPr>
+      <w:r>
+        <w:rPr>
+          <w:lang w:val="png_PG" w:bidi="png_PG"/>
+        </w:rPr>
+        <w:t>pharisee</w:t>
+      </w:r>
+      <w:r>
+        <w:rPr>
+          <w:lang w:val="png_PG" w:bidi="png_PG"/>
+        </w:rPr>
+      </w:r>
+    </w:p>
+    <w:p>
+      <w:pPr/>
+      <w:r>
+        <w:rPr>
+          <w:lang w:val="png_PG" w:bidi="png_PG"/>
+        </w:rPr>
+      </w:r>
+      <w:r>
+        <w:rPr>
+          <w:b/>
+          <w:lang w:val="png_PG" w:bidi="png_PG"/>
+        </w:rPr>
+        <w:t>Ol Farisi</w:t>
+      </w:r>
+      <w:r>
+        <w:rPr>
+          <w:lang w:val="png_PG" w:bidi="png_PG"/>
+        </w:rPr>
+        <w:t xml:space="preserve"> em ol i wanpela grup bilong ol tisa bilong lotu long taim bilong Jisas husat i save laikim tru long bihainim olgeta lo bilong God. Long planti handret yia, ol manmeri bilong dispela grup i bin toktok long </w:t>
+      </w:r>
+      <w:r>
+        <w:rPr>
+          <w:lang w:val="png_PG" w:bidi="png_PG"/>
+        </w:rPr>
+        <w:t>ol lo</w:t>
+      </w:r>
+      <w:r>
+        <w:rPr>
+          <w:lang w:val="png_PG" w:bidi="png_PG"/>
+        </w:rPr>
+        <w:t xml:space="preserve"> bilong God we God i bin givim long </w:t>
+      </w:r>
+      <w:r>
+        <w:rPr>
+          <w:lang w:val="png_PG" w:bidi="png_PG"/>
+        </w:rPr>
+        <w:t>ol Israel</w:t>
+      </w:r>
+      <w:r>
+        <w:rPr>
+          <w:lang w:val="png_PG" w:bidi="png_PG"/>
+        </w:rPr>
+        <w:t xml:space="preserve"> long han bilong Moses. Bikos ol i bin pret olsem ol bai sakim tok bilong God, ol i bin edim moa na moa rul bilong ol yet. Ol dispela rul i kamap olsem pat bilong tumbuna pasin bilong ol, na ol dispela rul i kamap impoten wankain olsem ol rul we God i bin givim. Nau i bin gat planti rul tru, na em i kamap hat na hat moa long ol manmeri long bihainim olgeta bilong ol dispela lo. Ol Farisi i praud tru bikos ol i ting olsem ol tasol i wok long bihainim ol rul bilong God. Ol i save luk daun long ol manmeri husat i no inap long bihainim ol dispela rul. Dispela nem Farisi em i min olsem "long stap seperet." Ol Farisi i laik long kipim ol yet i stap seperet long ol narapela manmeri.</w:t>
+      </w:r>
+    </w:p>
+    <w:p>
+      <w:pPr/>
+      <w:r>
+        <w:rPr>
+          <w:lang w:val="png_PG" w:bidi="png_PG"/>
+        </w:rPr>
+      </w:r>
+      <w:r>
+        <w:rPr>
+          <w:lang w:val="png_PG" w:bidi="png_PG"/>
+        </w:rPr>
+        <w:t xml:space="preserve">Long taim bilong Jisas, ol Farisi em ol wanpela grup we i gat bikpela influens namel long ol tisa bilong lotu insait long </w:t>
+      </w:r>
+      <w:r>
+        <w:rPr>
+          <w:lang w:val="png_PG" w:bidi="png_PG"/>
+        </w:rPr>
+        <w:t>Israel</w:t>
+      </w:r>
+      <w:r>
+        <w:rPr>
+          <w:lang w:val="png_PG" w:bidi="png_PG"/>
+        </w:rPr>
+        <w:t xml:space="preserve">. Planti bilong ol tisa bilong lotu insait long </w:t>
+      </w:r>
+      <w:r>
+        <w:rPr>
+          <w:lang w:val="png_PG" w:bidi="png_PG"/>
+        </w:rPr>
+        <w:t>Jerusalem</w:t>
+      </w:r>
+      <w:r>
+        <w:rPr>
+          <w:lang w:val="png_PG" w:bidi="png_PG"/>
+        </w:rPr>
+        <w:t xml:space="preserve"> i bilong grup Farisi. Wanpela narapela impoten grup bilong ol tisa bilong lotu em ol i kolim </w:t>
+      </w:r>
+      <w:r>
+        <w:rPr>
+          <w:lang w:val="png_PG" w:bidi="png_PG"/>
+        </w:rPr>
+        <w:t>Ol Sedusi</w:t>
+      </w:r>
+      <w:r>
+        <w:rPr>
+          <w:lang w:val="png_PG" w:bidi="png_PG"/>
+        </w:rPr>
+        <w:t xml:space="preserve">. Ol Farisi na Sedusi em ol tu i pat bilong </w:t>
+      </w:r>
+      <w:r>
+        <w:rPr>
+          <w:lang w:val="png_PG" w:bidi="png_PG"/>
+        </w:rPr>
+        <w:t>Sanhedrin</w:t>
+      </w:r>
+      <w:r>
+        <w:rPr>
+          <w:lang w:val="png_PG" w:bidi="png_PG"/>
+        </w:rPr>
+        <w:t xml:space="preserve">, em kot bilong lotu bilong ol </w:t>
+      </w:r>
+      <w:r>
+        <w:rPr>
+          <w:lang w:val="png_PG" w:bidi="png_PG"/>
+        </w:rPr>
+        <w:t>Ju o Judalain</w:t>
+      </w:r>
+      <w:r>
+        <w:rPr>
+          <w:lang w:val="png_PG" w:bidi="png_PG"/>
+        </w:rPr>
+        <w:t>.</w:t>
+      </w:r>
+      <w:r>
+        <w:rPr>
+          <w:lang w:val="png_PG" w:bidi="png_PG"/>
+        </w:rPr>
+      </w:r>
+      <w:r>
+        <w:rPr>
+          <w:lang w:val="png_PG" w:bidi="png_PG"/>
+        </w:rPr>
+      </w:r>
+    </w:p>
+    <w:p>
+      <w:pPr/>
+      <w:r>
+        <w:rPr>
+          <w:lang w:val="png_PG" w:bidi="png_PG"/>
+        </w:rPr>
+      </w:r>
+    </w:p>
+    <w:p>
+      <w:pPr>
+        <w:pStyle w:val="Heading2"/>
+      </w:pPr>
+      <w:r>
+        <w:rPr>
+          <w:lang w:val="png_PG" w:bidi="png_PG"/>
+        </w:rPr>
+        <w:t>possessed</w:t>
+      </w:r>
+      <w:r>
+        <w:rPr>
+          <w:lang w:val="png_PG" w:bidi="png_PG"/>
+        </w:rPr>
+      </w:r>
+    </w:p>
+    <w:p>
+      <w:pPr/>
+      <w:r>
+        <w:rPr>
+          <w:lang w:val="png_PG" w:bidi="png_PG"/>
+        </w:rPr>
+      </w:r>
+      <w:r>
+        <w:rPr>
+          <w:lang w:val="png_PG" w:bidi="png_PG"/>
+        </w:rPr>
+        <w:t xml:space="preserve">Wanpela man o meri husat em i </w:t>
+      </w:r>
+      <w:r>
+        <w:rPr>
+          <w:b/>
+          <w:lang w:val="png_PG" w:bidi="png_PG"/>
+        </w:rPr>
+        <w:t>poses</w:t>
+      </w:r>
+      <w:r>
+        <w:rPr>
+          <w:lang w:val="png_PG" w:bidi="png_PG"/>
+        </w:rPr>
+        <w:t xml:space="preserve"> wantaim wanpela </w:t>
+      </w:r>
+      <w:r>
+        <w:rPr>
+          <w:lang w:val="png_PG" w:bidi="png_PG"/>
+        </w:rPr>
+        <w:t>dimon</w:t>
+      </w:r>
+      <w:r>
+        <w:rPr>
+          <w:lang w:val="png_PG" w:bidi="png_PG"/>
+        </w:rPr>
+        <w:t xml:space="preserve">, we i wanpela </w:t>
+      </w:r>
+      <w:r>
+        <w:rPr>
+          <w:lang w:val="png_PG" w:bidi="png_PG"/>
+        </w:rPr>
+        <w:t>ivel spirit</w:t>
+      </w:r>
+      <w:r>
+        <w:rPr>
+          <w:lang w:val="png_PG" w:bidi="png_PG"/>
+        </w:rPr>
+        <w:t>, orait dispela man o meri em i stap aninit long kontrol bilong dispela dimon. Dimon em i ken mekim wanpela man o meri i mekim wanpela narapela kain pasin o mekim wanpela vaiolent pasin, o em i ken mekim dispela man o meri i sik na mekim em i pilim bikpela pen na hevi.</w:t>
+      </w:r>
+    </w:p>
+    <w:p>
+      <w:pPr/>
+      <w:r>
+        <w:rPr>
+          <w:lang w:val="png_PG" w:bidi="png_PG"/>
+        </w:rPr>
+      </w:r>
+      <w:r>
+        <w:rPr>
+          <w:lang w:val="png_PG" w:bidi="png_PG"/>
+        </w:rPr>
+        <w:t xml:space="preserve">Wanpela dimon em i ken mekim tu wanpela man o meri i gat spesel pawa, na dispela man o meri i save long ol samting we i hait long ol narapela manmeri. Long sampela kalsa we i stap raunim </w:t>
+      </w:r>
+      <w:r>
+        <w:rPr>
+          <w:lang w:val="png_PG" w:bidi="png_PG"/>
+        </w:rPr>
+        <w:t>Israel</w:t>
+      </w:r>
+      <w:r>
+        <w:rPr>
+          <w:lang w:val="png_PG" w:bidi="png_PG"/>
+        </w:rPr>
+        <w:t xml:space="preserve">, sampela taim ol manmeri i bin traim long kamap poses wantaim wanpela dimon bai ol i ken save wanem samting bai kamap long fiutsa o bihaintaim, o long kisim sampela sikret save. God i bin tambuim </w:t>
+      </w:r>
+      <w:r>
+        <w:rPr>
+          <w:lang w:val="png_PG" w:bidi="png_PG"/>
+        </w:rPr>
+        <w:t>ol Israel</w:t>
+      </w:r>
+      <w:r>
+        <w:rPr>
+          <w:lang w:val="png_PG" w:bidi="png_PG"/>
+        </w:rPr>
+        <w:t xml:space="preserve"> long mekim dispela.</w:t>
+      </w:r>
+      <w:r>
+        <w:rPr>
+          <w:lang w:val="png_PG" w:bidi="png_PG"/>
+        </w:rPr>
+      </w:r>
+      <w:r>
+        <w:rPr>
+          <w:lang w:val="png_PG" w:bidi="png_PG"/>
+        </w:rPr>
+      </w:r>
+    </w:p>
+    <w:p>
+      <w:pPr/>
+      <w:r>
+        <w:rPr>
+          <w:lang w:val="png_PG" w:bidi="png_PG"/>
+        </w:rPr>
+      </w:r>
+    </w:p>
+    <w:p>
+      <w:pPr>
+        <w:pStyle w:val="Heading2"/>
+      </w:pPr>
+      <w:r>
+        <w:rPr>
+          <w:lang w:val="png_PG" w:bidi="png_PG"/>
+        </w:rPr>
+        <w:t>praise</w:t>
+      </w:r>
+      <w:r>
+        <w:rPr>
+          <w:lang w:val="png_PG" w:bidi="png_PG"/>
+        </w:rPr>
+      </w:r>
+    </w:p>
+    <w:p>
+      <w:pPr/>
+      <w:r>
+        <w:rPr>
+          <w:lang w:val="png_PG" w:bidi="png_PG"/>
+        </w:rPr>
+      </w:r>
+      <w:r>
+        <w:rPr>
+          <w:lang w:val="png_PG" w:bidi="png_PG"/>
+        </w:rPr>
+        <w:t xml:space="preserve">Taim yu </w:t>
+      </w:r>
+      <w:r>
+        <w:rPr>
+          <w:b/>
+          <w:lang w:val="png_PG" w:bidi="png_PG"/>
+        </w:rPr>
+        <w:t>preisim</w:t>
+      </w:r>
+      <w:r>
+        <w:rPr>
+          <w:lang w:val="png_PG" w:bidi="png_PG"/>
+        </w:rPr>
+        <w:t xml:space="preserve"> God, yu tokaut strong long ol gutpela samting bilong God na singaut strong i go long God, bikos yu luksave olsem God em i gutpela na i nais tru na em i stret long em i kisim bikpela biknem na rispek. Yu tok tenkyu long God long ol gutpela samting em i bin mekim na </w:t>
+      </w:r>
+      <w:r>
+        <w:rPr>
+          <w:lang w:val="png_PG" w:bidi="png_PG"/>
+        </w:rPr>
+        <w:t>ol blesing</w:t>
+      </w:r>
+      <w:r>
+        <w:rPr>
+          <w:lang w:val="png_PG" w:bidi="png_PG"/>
+        </w:rPr>
+        <w:t xml:space="preserve"> em bai givim.</w:t>
+      </w:r>
+      <w:r>
+        <w:rPr>
+          <w:lang w:val="png_PG" w:bidi="png_PG"/>
+        </w:rPr>
+      </w:r>
+      <w:r>
+        <w:rPr>
+          <w:lang w:val="png_PG" w:bidi="png_PG"/>
+        </w:rPr>
+      </w:r>
+    </w:p>
+    <w:p>
+      <w:pPr/>
+      <w:r>
+        <w:rPr>
+          <w:lang w:val="png_PG" w:bidi="png_PG"/>
+        </w:rPr>
+      </w:r>
+    </w:p>
+    <w:p>
+      <w:pPr>
+        <w:pStyle w:val="Heading2"/>
+      </w:pPr>
+      <w:r>
+        <w:rPr>
+          <w:lang w:val="png_PG" w:bidi="png_PG"/>
+        </w:rPr>
+        <w:t>pray</w:t>
+      </w:r>
+      <w:r>
+        <w:rPr>
+          <w:lang w:val="png_PG" w:bidi="png_PG"/>
+        </w:rPr>
+      </w:r>
+    </w:p>
+    <w:p>
+      <w:pPr/>
+      <w:r>
+        <w:rPr>
+          <w:lang w:val="png_PG" w:bidi="png_PG"/>
+        </w:rPr>
+      </w:r>
+      <w:r>
+        <w:rPr>
+          <w:lang w:val="png_PG" w:bidi="png_PG"/>
+        </w:rPr>
+        <w:t xml:space="preserve">Taim yu </w:t>
+      </w:r>
+      <w:r>
+        <w:rPr>
+          <w:b/>
+          <w:lang w:val="png_PG" w:bidi="png_PG"/>
+        </w:rPr>
+        <w:t>pre</w:t>
+      </w:r>
+      <w:r>
+        <w:rPr>
+          <w:lang w:val="png_PG" w:bidi="png_PG"/>
+        </w:rPr>
+        <w:t xml:space="preserve">, o ofaim wanpela </w:t>
+      </w:r>
+      <w:r>
+        <w:rPr>
+          <w:b/>
+          <w:lang w:val="png_PG" w:bidi="png_PG"/>
+        </w:rPr>
+        <w:t>prea</w:t>
+      </w:r>
+      <w:r>
+        <w:rPr>
+          <w:lang w:val="png_PG" w:bidi="png_PG"/>
+        </w:rPr>
+        <w:t xml:space="preserve">, yu wok long toktok wantaim God. Yu ken </w:t>
+      </w:r>
+      <w:r>
+        <w:rPr>
+          <w:lang w:val="png_PG" w:bidi="png_PG"/>
+        </w:rPr>
+        <w:t>preisim</w:t>
+      </w:r>
+      <w:r>
+        <w:rPr>
+          <w:lang w:val="png_PG" w:bidi="png_PG"/>
+        </w:rPr>
+        <w:t xml:space="preserve"> em, tenkim em, askim em long help, tokim em long ol rong samting yu bin mekim, askim em long helpim ol narapela lain, o yu ken krai tasol i go long em bikos yu pilim wari tru. Insait long Baibel, olgeta dispela samting em ol pat bilong pasin bilong pre.</w:t>
+      </w:r>
+    </w:p>
+    <w:p>
+      <w:pPr/>
+      <w:r>
+        <w:rPr>
+          <w:lang w:val="png_PG" w:bidi="png_PG"/>
+        </w:rPr>
+      </w:r>
+      <w:r>
+        <w:rPr>
+          <w:lang w:val="png_PG" w:bidi="png_PG"/>
+        </w:rPr>
+        <w:t>Sampela taim, ol manmeri i save toktok strong o laud taim ol i pre, na sampela taim ol i pre wantaim tingting bilong ol tasol. Yumi ken kolim dispela pasin "pasin bilong pre insait long hat bilong yu." Sampela taim ol manmeri i save nil daun o brukim skru long pre, na sampela taim ol i save sanap na pre, wantaim han bilong ol i go long God. I no gat ol rul insait long Baibel long hau yu mas pre, na em i tok tasol olsem yu mas pre wantaim gutpela bel na yu mas daunim yu yet taim yu pre.</w:t>
+      </w:r>
+    </w:p>
+    <w:p>
+      <w:pPr/>
+      <w:r>
+        <w:rPr>
+          <w:lang w:val="png_PG" w:bidi="png_PG"/>
+        </w:rPr>
+      </w:r>
+      <w:r>
+        <w:rPr>
+          <w:lang w:val="png_PG" w:bidi="png_PG"/>
+        </w:rPr>
+        <w:t xml:space="preserve">Sampela taim ol i manmeri i ken pre wantaim long seim taim. Planti bilong ol song insait long Buk Song bilong Baibel em ol prea, na </w:t>
+      </w:r>
+      <w:r>
+        <w:rPr>
+          <w:lang w:val="png_PG" w:bidi="png_PG"/>
+        </w:rPr>
+        <w:t>ol Israel</w:t>
+      </w:r>
+      <w:r>
+        <w:rPr>
+          <w:lang w:val="png_PG" w:bidi="png_PG"/>
+        </w:rPr>
+        <w:t xml:space="preserve"> i save kolim o singim ol dispela prea taim ol i kam bung wantaim long </w:t>
+      </w:r>
+      <w:r>
+        <w:rPr>
+          <w:lang w:val="png_PG" w:bidi="png_PG"/>
+        </w:rPr>
+        <w:t>wosipim</w:t>
+      </w:r>
+      <w:r>
+        <w:rPr>
+          <w:lang w:val="png_PG" w:bidi="png_PG"/>
+        </w:rPr>
+        <w:t xml:space="preserve"> God insait long </w:t>
+      </w:r>
+      <w:r>
+        <w:rPr>
+          <w:lang w:val="png_PG" w:bidi="png_PG"/>
+        </w:rPr>
+        <w:t>tempel</w:t>
+      </w:r>
+      <w:r>
+        <w:rPr>
+          <w:lang w:val="png_PG" w:bidi="png_PG"/>
+        </w:rPr>
+        <w:t>.</w:t>
+      </w:r>
+    </w:p>
+    <w:p>
+      <w:pPr/>
+      <w:r>
+        <w:rPr>
+          <w:lang w:val="png_PG" w:bidi="png_PG"/>
+        </w:rPr>
+      </w:r>
+      <w:r>
+        <w:rPr>
+          <w:lang w:val="png_PG" w:bidi="png_PG"/>
+        </w:rPr>
+        <w:t>Taim God i putim yau na harim prea bilong wanpela man o meri na rispon long sampela kain we, yumi tok olsem God i ansarim prea bilong dispela man o meri.</w:t>
+      </w:r>
+    </w:p>
+    <w:p>
+      <w:pPr/>
+      <w:r>
+        <w:rPr>
+          <w:lang w:val="png_PG" w:bidi="png_PG"/>
+        </w:rPr>
+      </w:r>
+      <w:r>
+        <w:rPr>
+          <w:b/>
+          <w:lang w:val="png_PG" w:bidi="png_PG"/>
+        </w:rPr>
+        <w:t>Taim yu wok long trensletim "prea", yu mas lukaut long ol dispela samting:</w:t>
+      </w:r>
+    </w:p>
+    <w:p>
+      <w:pPr/>
+      <w:r>
+        <w:rPr>
+          <w:lang w:val="png_PG" w:bidi="png_PG"/>
+        </w:rPr>
+      </w:r>
+      <w:r>
+        <w:rPr>
+          <w:lang w:val="png_PG" w:bidi="png_PG"/>
+        </w:rPr>
+        <w:t>Sampela ol tok ples i save yusim wanpela wod bilong prea we i min olsem ol pasin bilong kolim sampela wod we narapela lain i makim pinis na ol i kolim tasol. Dispela em bai no inap gutpela wod long yusim long prea insait long Baibel.</w:t>
+      </w:r>
+    </w:p>
+    <w:p>
+      <w:pPr/>
+      <w:r>
+        <w:rPr>
+          <w:lang w:val="png_PG" w:bidi="png_PG"/>
+        </w:rPr>
+      </w:r>
+      <w:r>
+        <w:rPr>
+          <w:lang w:val="png_PG" w:bidi="png_PG"/>
+        </w:rPr>
+        <w:t>Ol sampela tok ples i gat moa long wanpela wod long prea, na em i dipen long wanem kain toktok ol manmeri i mekim wantaim God. Eksampel, ol sampela tok ples i gat wanpela wod bilong ol prea bilong tok tenkyu na narapela wod bilong ol prea we i askim God long helpim. Yu mas sekim gut olsem yu yusim raitpela wod long wanwan hap. Ating yu nid long yusim moa long wanpela wod bilong prea insait long wanpela hap bilong Baibel.</w:t>
+      </w:r>
+      <w:r>
+        <w:rPr>
+          <w:lang w:val="png_PG" w:bidi="png_PG"/>
+        </w:rPr>
+      </w:r>
+      <w:r>
+        <w:rPr>
+          <w:lang w:val="png_PG" w:bidi="png_PG"/>
+        </w:rPr>
+      </w:r>
+    </w:p>
+    <w:p>
+      <w:pPr/>
+      <w:r>
+        <w:rPr>
+          <w:lang w:val="png_PG" w:bidi="png_PG"/>
+        </w:rPr>
+      </w:r>
+    </w:p>
+    <w:p>
+      <w:pPr>
+        <w:pStyle w:val="Heading2"/>
+      </w:pPr>
+      <w:r>
+        <w:rPr>
+          <w:lang w:val="png_PG" w:bidi="png_PG"/>
+        </w:rPr>
+        <w:t>priest</w:t>
+      </w:r>
+      <w:r>
+        <w:rPr>
+          <w:lang w:val="png_PG" w:bidi="png_PG"/>
+        </w:rPr>
+      </w:r>
+    </w:p>
+    <w:p>
+      <w:pPr/>
+      <w:r>
+        <w:rPr>
+          <w:lang w:val="png_PG" w:bidi="png_PG"/>
+        </w:rPr>
+      </w:r>
+      <w:r>
+        <w:rPr>
+          <w:b/>
+          <w:lang w:val="png_PG" w:bidi="png_PG"/>
+        </w:rPr>
+        <w:t>Ol pris</w:t>
+      </w:r>
+      <w:r>
+        <w:rPr>
+          <w:lang w:val="png_PG" w:bidi="png_PG"/>
+        </w:rPr>
+        <w:t xml:space="preserve"> em ol man husat i save wok insait long </w:t>
+      </w:r>
+      <w:r>
+        <w:rPr>
+          <w:lang w:val="png_PG" w:bidi="png_PG"/>
+        </w:rPr>
+        <w:t>tempel</w:t>
+      </w:r>
+      <w:r>
+        <w:rPr>
+          <w:lang w:val="png_PG" w:bidi="png_PG"/>
+        </w:rPr>
+        <w:t xml:space="preserve"> bilong God long </w:t>
+      </w:r>
+      <w:r>
+        <w:rPr>
+          <w:lang w:val="png_PG" w:bidi="png_PG"/>
+        </w:rPr>
+        <w:t>Jerusalem</w:t>
+      </w:r>
+      <w:r>
+        <w:rPr>
+          <w:lang w:val="png_PG" w:bidi="png_PG"/>
+        </w:rPr>
+        <w:t xml:space="preserve">. Bipo long ol manmeri i bildim tempel, ol pris i bin wok insait long </w:t>
+      </w:r>
+      <w:r>
+        <w:rPr>
+          <w:lang w:val="png_PG" w:bidi="png_PG"/>
+        </w:rPr>
+        <w:t>tabenakel</w:t>
+      </w:r>
+      <w:r>
+        <w:rPr>
+          <w:lang w:val="png_PG" w:bidi="png_PG"/>
+        </w:rPr>
+        <w:t xml:space="preserve">, na em i wanpela tempel we i isi long muvim. Em i wanpela tent. Bipo long Tempel, em tabenakel, wanpela ples we </w:t>
+      </w:r>
+      <w:r>
+        <w:rPr>
+          <w:lang w:val="png_PG" w:bidi="png_PG"/>
+        </w:rPr>
+        <w:t>ol Israel</w:t>
+      </w:r>
+      <w:r>
+        <w:rPr>
+          <w:lang w:val="png_PG" w:bidi="png_PG"/>
+        </w:rPr>
+        <w:t xml:space="preserve"> manmeri i bin wosipim God long en. Wok bilong ol pris em long ofaim </w:t>
+      </w:r>
+      <w:r>
+        <w:rPr>
+          <w:lang w:val="png_PG" w:bidi="png_PG"/>
+        </w:rPr>
+        <w:t>ol sekrifais</w:t>
+      </w:r>
+      <w:r>
+        <w:rPr>
+          <w:lang w:val="png_PG" w:bidi="png_PG"/>
+        </w:rPr>
+        <w:t xml:space="preserve"> i go long God we ol manmeri i bin bringim i kam long ol. Ol i save lukautim tempel na tisim ol manmeri hau long </w:t>
+      </w:r>
+      <w:r>
+        <w:rPr>
+          <w:lang w:val="png_PG" w:bidi="png_PG"/>
+        </w:rPr>
+        <w:t>wosipim</w:t>
+      </w:r>
+      <w:r>
+        <w:rPr>
+          <w:lang w:val="png_PG" w:bidi="png_PG"/>
+        </w:rPr>
+        <w:t xml:space="preserve"> God.</w:t>
+      </w:r>
+    </w:p>
+    <w:p>
+      <w:pPr/>
+      <w:r>
+        <w:rPr>
+          <w:lang w:val="png_PG" w:bidi="png_PG"/>
+        </w:rPr>
+      </w:r>
+      <w:r>
+        <w:rPr>
+          <w:lang w:val="png_PG" w:bidi="png_PG"/>
+        </w:rPr>
+        <w:t xml:space="preserve">God em i </w:t>
+      </w:r>
+      <w:r>
+        <w:rPr>
+          <w:lang w:val="png_PG" w:bidi="png_PG"/>
+        </w:rPr>
+        <w:t>holi</w:t>
+      </w:r>
+      <w:r>
+        <w:rPr>
+          <w:lang w:val="png_PG" w:bidi="png_PG"/>
+        </w:rPr>
+        <w:t xml:space="preserve">, na ol manmeri i no inap kam nating long em, bikos ol manmeri i </w:t>
+      </w:r>
+      <w:r>
+        <w:rPr>
+          <w:lang w:val="png_PG" w:bidi="png_PG"/>
+        </w:rPr>
+        <w:t>pulap long sin</w:t>
+      </w:r>
+      <w:r>
+        <w:rPr>
+          <w:lang w:val="png_PG" w:bidi="png_PG"/>
+        </w:rPr>
+        <w:t xml:space="preserve">. Bikos ol manmeri i pulap long sin, </w:t>
+      </w:r>
+      <w:r>
+        <w:rPr>
+          <w:lang w:val="png_PG" w:bidi="png_PG"/>
+        </w:rPr>
+        <w:t>ol i no klin</w:t>
+      </w:r>
+      <w:r>
+        <w:rPr>
+          <w:lang w:val="png_PG" w:bidi="png_PG"/>
+        </w:rPr>
+        <w:t xml:space="preserve">. Insait long Baibel, long stap anklin o i no klin em i min olsem yu no fit long kam long ai bilong God. Ol manmeri i mas kamap klin pastaim. Wok bilong ol pris em i long mekim ol manmeri i klin-long </w:t>
+      </w:r>
+      <w:r>
+        <w:rPr>
+          <w:lang w:val="png_PG" w:bidi="png_PG"/>
+        </w:rPr>
+        <w:t>pyurifaim</w:t>
+      </w:r>
+      <w:r>
+        <w:rPr>
+          <w:lang w:val="png_PG" w:bidi="png_PG"/>
+        </w:rPr>
+        <w:t xml:space="preserve"> ol. Ol pris i mekim dispela taim ol i makim ol manmeri na ofaim ol </w:t>
+      </w:r>
+      <w:r>
+        <w:rPr>
+          <w:lang w:val="png_PG" w:bidi="png_PG"/>
+        </w:rPr>
+        <w:t>sekrifais</w:t>
+      </w:r>
+      <w:r>
+        <w:rPr>
+          <w:lang w:val="png_PG" w:bidi="png_PG"/>
+        </w:rPr>
+        <w:t xml:space="preserve"> na taim ol i tisim ol manmeri hau long stap. Ol i save mekim ol pasin kastom bilong soim olsem ol manmeri i kamap klin. Ol pris i save stap namel long God na ol manmeri. Ol i mekim isi long ol manmeri long kam long ai bilong God na kontinu long i gat gutpela </w:t>
+      </w:r>
+      <w:r>
+        <w:rPr>
+          <w:b/>
+          <w:lang w:val="png_PG" w:bidi="png_PG"/>
+        </w:rPr>
+        <w:t>rilesensip</w:t>
+      </w:r>
+      <w:r>
+        <w:rPr>
+          <w:lang w:val="png_PG" w:bidi="png_PG"/>
+        </w:rPr>
+        <w:t xml:space="preserve"> wantaim God. Ol i pyurifaim ol manmeri, bai God i inap kam daun na bungim ol manmeri. Ol pris em ol i impoten tru long ol </w:t>
+      </w:r>
+      <w:r>
+        <w:rPr>
+          <w:lang w:val="png_PG" w:bidi="png_PG"/>
+        </w:rPr>
+        <w:t>Ju</w:t>
+      </w:r>
+      <w:r>
+        <w:rPr>
+          <w:lang w:val="png_PG" w:bidi="png_PG"/>
+        </w:rPr>
+        <w:t>. Bikos ol manmeri i pulap long sin na i stap, ol pris i nid long planti taim mekim ol sekrifais long pyurifaim ol manmeri olgeta taim.</w:t>
+      </w:r>
+    </w:p>
+    <w:p>
+      <w:pPr/>
+      <w:r>
+        <w:rPr>
+          <w:lang w:val="png_PG" w:bidi="png_PG"/>
+        </w:rPr>
+      </w:r>
+      <w:r>
+        <w:rPr>
+          <w:lang w:val="png_PG" w:bidi="png_PG"/>
+        </w:rPr>
+        <w:t xml:space="preserve">Sampela lain tasol i ken kamap olsem pris. </w:t>
+      </w:r>
+      <w:r>
+        <w:rPr>
+          <w:lang w:val="png_PG" w:bidi="png_PG"/>
+        </w:rPr>
+        <w:t>Ol Israel</w:t>
+      </w:r>
+      <w:r>
+        <w:rPr>
+          <w:lang w:val="png_PG" w:bidi="png_PG"/>
+        </w:rPr>
+        <w:t xml:space="preserve"> em ol i bin divaidim ol i go long 12-pela traib. Wanpela traib em ol i bin kolim olsem Livai, na ol manmeri insait long dispela traib em ol i save kolim ol olsem </w:t>
+      </w:r>
+      <w:r>
+        <w:rPr>
+          <w:lang w:val="png_PG" w:bidi="png_PG"/>
+        </w:rPr>
+        <w:t>ol Livai</w:t>
+      </w:r>
+      <w:r>
+        <w:rPr>
+          <w:lang w:val="png_PG" w:bidi="png_PG"/>
+        </w:rPr>
+        <w:t xml:space="preserve">. Moses, we God i yusim long givim </w:t>
+      </w:r>
+      <w:r>
+        <w:rPr>
+          <w:lang w:val="png_PG" w:bidi="png_PG"/>
+        </w:rPr>
+        <w:t>lo</w:t>
+      </w:r>
+      <w:r>
+        <w:rPr>
+          <w:lang w:val="png_PG" w:bidi="png_PG"/>
+        </w:rPr>
+        <w:t xml:space="preserve"> bilong em long ol manmeri bilong en em i wanpela Livai. Na brata bilong Moses, Aron em i wanpela Livai tu. Aaron em i bin kamap namba wan </w:t>
+      </w:r>
+      <w:r>
+        <w:rPr>
+          <w:lang w:val="png_PG" w:bidi="png_PG"/>
+        </w:rPr>
+        <w:t>hai pris o het pris</w:t>
+      </w:r>
+      <w:r>
+        <w:rPr>
+          <w:lang w:val="png_PG" w:bidi="png_PG"/>
+        </w:rPr>
+        <w:t xml:space="preserve"> bilong ol Ju. Wanpela hai pris o het pris em i bin nambawan impoten pris tru. God i mekim ol pikinini man bilong Aron i kamap olsem ol namba wan pris. Long dispela taim na i go, olgeta </w:t>
+      </w:r>
+      <w:r>
+        <w:rPr>
+          <w:lang w:val="png_PG" w:bidi="png_PG"/>
+        </w:rPr>
+        <w:t>lain tumbuna</w:t>
+      </w:r>
+      <w:r>
+        <w:rPr>
+          <w:lang w:val="png_PG" w:bidi="png_PG"/>
+        </w:rPr>
+        <w:t xml:space="preserve"> husat i man em ol i kamap ol pris.</w:t>
+      </w:r>
+    </w:p>
+    <w:p>
+      <w:pPr/>
+      <w:r>
+        <w:rPr>
+          <w:lang w:val="png_PG" w:bidi="png_PG"/>
+        </w:rPr>
+      </w:r>
+      <w:r>
+        <w:rPr>
+          <w:lang w:val="png_PG" w:bidi="png_PG"/>
+        </w:rPr>
+        <w:t>I gat ol Livai tu husat i no lain tumbuna bilong Aron. Ol dispela manmeri tu i kamap impoten. Ol i bin save helpim ol pris insait long wok bilong ol. Baibel planti taim i save toktok long "ol pris na Livai." Ol pris em ol i seperet bikos ol i impoten moa, maski ol pris tu em ol i lain tumbuna bilong Livai tu.</w:t>
+      </w:r>
+    </w:p>
+    <w:p>
+      <w:pPr/>
+      <w:r>
+        <w:rPr>
+          <w:lang w:val="png_PG" w:bidi="png_PG"/>
+        </w:rPr>
+      </w:r>
+      <w:r>
+        <w:rPr>
+          <w:lang w:val="png_PG" w:bidi="png_PG"/>
+        </w:rPr>
+        <w:t xml:space="preserve">Long taim bilong Jisas, sampela pris em ol tu i bin lida bilong ol manmeri. Ol i bin kolim ol olsem ol nambawan het pris o ol sif pris. Ol dispela sif o lida pris em planti taim ol i gat planti samting na ol i wantok o lain famili bilong hai pris. Planti taim ol i bilong wanpela grup bilong ol lida bilong lotu we ol i kolim olsem </w:t>
+      </w:r>
+      <w:r>
+        <w:rPr>
+          <w:lang w:val="png_PG" w:bidi="png_PG"/>
+        </w:rPr>
+        <w:t>ol Sedusi</w:t>
+      </w:r>
+      <w:r>
+        <w:rPr>
+          <w:lang w:val="png_PG" w:bidi="png_PG"/>
+        </w:rPr>
+        <w:t xml:space="preserve"> na ol i pat bilong kaunsel bilong ol Ju, we ol i save kolim </w:t>
+      </w:r>
+      <w:r>
+        <w:rPr>
+          <w:lang w:val="png_PG" w:bidi="png_PG"/>
+        </w:rPr>
+        <w:t>Sanhedrin</w:t>
+      </w:r>
+      <w:r>
+        <w:rPr>
+          <w:lang w:val="png_PG" w:bidi="png_PG"/>
+        </w:rPr>
+        <w:t>. Ol nambawan het pris em planti taim ol i save tok pait wantaim Jisas.</w:t>
+      </w:r>
+    </w:p>
+    <w:p>
+      <w:pPr/>
+      <w:r>
+        <w:rPr>
+          <w:lang w:val="png_PG" w:bidi="png_PG"/>
+        </w:rPr>
+      </w:r>
+      <w:r>
+        <w:rPr>
+          <w:lang w:val="png_PG" w:bidi="png_PG"/>
+        </w:rPr>
+        <w:t xml:space="preserve">Ol manmeri husat i bin stap insait long ol kantri we i stap raunim </w:t>
+      </w:r>
+      <w:r>
+        <w:rPr>
+          <w:lang w:val="png_PG" w:bidi="png_PG"/>
+        </w:rPr>
+        <w:t>Israel</w:t>
+      </w:r>
+      <w:r>
+        <w:rPr>
+          <w:lang w:val="png_PG" w:bidi="png_PG"/>
+        </w:rPr>
+        <w:t xml:space="preserve"> em ol tu i gat ol manmeri husat i save makim ol na stap namel long ol na ol god bilong ol. Baibel i kolim tu ol dispela lain olsem ol pris, tasol ol i narapela kain tru long ol pris bilong ol Ju.</w:t>
+      </w:r>
+    </w:p>
+    <w:p>
+      <w:pPr/>
+      <w:r>
+        <w:rPr>
+          <w:lang w:val="png_PG" w:bidi="png_PG"/>
+        </w:rPr>
+      </w:r>
+      <w:r>
+        <w:rPr>
+          <w:b/>
+          <w:lang w:val="png_PG" w:bidi="png_PG"/>
+        </w:rPr>
+        <w:t>Taim yu wok long trensletim "pris", yu mas lukaut long ol dispela samting:</w:t>
+      </w:r>
+    </w:p>
+    <w:p>
+      <w:pPr/>
+      <w:r>
+        <w:rPr>
+          <w:lang w:val="png_PG" w:bidi="png_PG"/>
+        </w:rPr>
+      </w:r>
+      <w:r>
+        <w:rPr>
+          <w:lang w:val="png_PG" w:bidi="png_PG"/>
+        </w:rPr>
+        <w:t>Ating tok ples bilong yu i gat wanpela wod we i minim wanpela man husat i save ofaim ol sekrifais i go long God. Dispela em i ken wanpela gutpela wod long dispela wod long baibel we i minim pris. Ating yu bai nid long mekim wanpela liklik senis, kain olsem "wanpela pris bilong God." Tasol yu mas lukaut olsem ol manmeri i no ken paul. Ating ol samting we wanpela "pris" insait long komyuniti bilong yu i save mekim em i narakain tru long wanem samting wanpela pris insait long Baibel i save mekim. Ating yu nid long mekim ap wanpela nupela wod o freis, kain olsem "wanpela man husat i save ofaim sekrifais i go long God," o "wanpela man bilong mekim sekrifais," o "wanpela man husat i save wok insait long tempel bilong God." Tasol tingim olsem yu nid tu long i gat wanpela wod bilong Livai. Wanpela Livai em i wanpela "man bilong helpim wanpela pris," wanpela "man bilong helpim insait long tempel," o wanpela "lain tumbuna bilong Livai husat i save helpim insait long tempel."</w:t>
+      </w:r>
+    </w:p>
+    <w:p>
+      <w:pPr/>
+      <w:r>
+        <w:rPr>
+          <w:lang w:val="png_PG" w:bidi="png_PG"/>
+        </w:rPr>
+      </w:r>
+      <w:r>
+        <w:rPr>
+          <w:lang w:val="png_PG" w:bidi="png_PG"/>
+        </w:rPr>
+        <w:t xml:space="preserve">Sampela ol </w:t>
+      </w:r>
+      <w:r>
+        <w:rPr>
+          <w:lang w:val="png_PG" w:bidi="png_PG"/>
+        </w:rPr>
+        <w:t>Kristen</w:t>
+      </w:r>
+      <w:r>
+        <w:rPr>
+          <w:lang w:val="png_PG" w:bidi="png_PG"/>
+        </w:rPr>
+        <w:t>sios</w:t>
+      </w:r>
+      <w:r>
+        <w:rPr>
+          <w:lang w:val="png_PG" w:bidi="png_PG"/>
+        </w:rPr>
+        <w:t xml:space="preserve"> i save yusim wod "pris" long wanpela lida insait long sios. Em i no gutpela aidia long yusim seim wod bilong "pris" insait long Baibel, bikos mining bilong tupela i narapela narapela. Wanpela lida insait long sios i no save ofaim ol sekrifais olsem ol pris insait long Baibel i save mekim.</w:t>
+      </w:r>
+    </w:p>
+    <w:p>
+      <w:pPr/>
+      <w:r>
+        <w:rPr>
+          <w:lang w:val="png_PG" w:bidi="png_PG"/>
+        </w:rPr>
+      </w:r>
+      <w:r>
+        <w:rPr>
+          <w:lang w:val="png_PG" w:bidi="png_PG"/>
+        </w:rPr>
+        <w:t>Tingim olsem yu nidim tu wanpela wod bilong ol sif pris o ol lain pris we i impoten tru-na wanpela wod bilong hai pris o het pris, husat em i wanpela nambawan impoten pris namel long olgeta pris.</w:t>
+      </w:r>
+      <w:r>
+        <w:rPr>
+          <w:lang w:val="png_PG" w:bidi="png_PG"/>
+        </w:rPr>
+      </w:r>
+      <w:r>
+        <w:rPr>
+          <w:lang w:val="png_PG" w:bidi="png_PG"/>
+        </w:rPr>
+      </w:r>
+    </w:p>
+    <w:p>
+      <w:pPr/>
+      <w:r>
+        <w:rPr>
+          <w:lang w:val="png_PG" w:bidi="png_PG"/>
+        </w:rPr>
+      </w:r>
+    </w:p>
+    <w:p>
+      <w:pPr>
+        <w:pStyle w:val="Heading2"/>
+      </w:pPr>
+      <w:r>
+        <w:rPr>
+          <w:lang w:val="png_PG" w:bidi="png_PG"/>
+        </w:rPr>
+        <w:t>prophecy</w:t>
+      </w:r>
+      <w:r>
+        <w:rPr>
+          <w:lang w:val="png_PG" w:bidi="png_PG"/>
+        </w:rPr>
+      </w:r>
+    </w:p>
+    <w:p>
+      <w:pPr/>
+      <w:r>
+        <w:rPr>
+          <w:lang w:val="png_PG" w:bidi="png_PG"/>
+        </w:rPr>
+      </w:r>
+      <w:r>
+        <w:rPr>
+          <w:lang w:val="png_PG" w:bidi="png_PG"/>
+        </w:rPr>
+        <w:t xml:space="preserve">Wanpela </w:t>
+      </w:r>
+      <w:r>
+        <w:rPr>
+          <w:lang w:val="png_PG" w:bidi="png_PG"/>
+        </w:rPr>
+        <w:t>profet</w:t>
+      </w:r>
+      <w:r>
+        <w:rPr>
+          <w:lang w:val="png_PG" w:bidi="png_PG"/>
+        </w:rPr>
+        <w:t xml:space="preserve"> em i wanpela man o meri husat i save givim tok save bilong God i go long ol manmeri. Dispela mesej we wanpela profet i givim em ol i save kolim olsem wanpela </w:t>
+      </w:r>
+      <w:r>
+        <w:rPr>
+          <w:b/>
+          <w:lang w:val="png_PG" w:bidi="png_PG"/>
+        </w:rPr>
+        <w:t>profesi o tok profet</w:t>
+      </w:r>
+      <w:r>
+        <w:rPr>
+          <w:lang w:val="png_PG" w:bidi="png_PG"/>
+        </w:rPr>
+        <w:t>.</w:t>
+      </w:r>
+    </w:p>
+    <w:p>
+      <w:pPr/>
+      <w:r>
+        <w:rPr>
+          <w:lang w:val="png_PG" w:bidi="png_PG"/>
+        </w:rPr>
+      </w:r>
+      <w:r>
+        <w:rPr>
+          <w:lang w:val="png_PG" w:bidi="png_PG"/>
+        </w:rPr>
+        <w:t>Wanpela profesi em i ken wanpela instraksen o tok stia i kam long God long samting ol manmeri i nid long mekim. Em i ken wanpeloa mesej we i tokim ol long ol samting we i bai kamap long fiutsa o bihaintaim. Tasol planti taim, ol dispela mesej em ol woning i go long ol manmeri long stop long sakim tok bilong God.</w:t>
+      </w:r>
+    </w:p>
+    <w:p>
+      <w:pPr/>
+      <w:r>
+        <w:rPr>
+          <w:lang w:val="png_PG" w:bidi="png_PG"/>
+        </w:rPr>
+      </w:r>
+      <w:r>
+        <w:rPr>
+          <w:lang w:val="png_PG" w:bidi="png_PG"/>
+        </w:rPr>
+        <w:t xml:space="preserve">Ol dispela profesi i save givim hop na enkarejmen tu long ol manmeri. Wanpela impoten mesej we ol profet i save givim long ol manmeri em olsem God bai salim wanpela spesel </w:t>
+      </w:r>
+      <w:r>
+        <w:rPr>
+          <w:lang w:val="png_PG" w:bidi="png_PG"/>
+        </w:rPr>
+        <w:t>king</w:t>
+      </w:r>
+      <w:r>
+        <w:rPr>
+          <w:lang w:val="png_PG" w:bidi="png_PG"/>
+        </w:rPr>
+        <w:t xml:space="preserve"> na </w:t>
+      </w:r>
+      <w:r>
+        <w:rPr>
+          <w:lang w:val="png_PG" w:bidi="png_PG"/>
+        </w:rPr>
+        <w:t>Sevia</w:t>
+      </w:r>
+      <w:r>
+        <w:rPr>
+          <w:lang w:val="png_PG" w:bidi="png_PG"/>
+        </w:rPr>
+        <w:t xml:space="preserve">long helpim ol. Dispela spesel king na Sevia em ol i kolim </w:t>
+      </w:r>
+      <w:r>
+        <w:rPr>
+          <w:lang w:val="png_PG" w:bidi="png_PG"/>
+        </w:rPr>
+        <w:t>Mesaiya</w:t>
+      </w:r>
+      <w:r>
+        <w:rPr>
+          <w:lang w:val="png_PG" w:bidi="png_PG"/>
+        </w:rPr>
+        <w:t xml:space="preserve">. Ol samting we ol profet i bin tok long dispela Mesaiya, planti handret yia bipo long Jisas i bon, em olgeta dispela toktok i bin kamap tru. Kain olsem, i bin gat wanpela profesi olsem Mesaiya em i bai bon long </w:t>
+      </w:r>
+      <w:r>
+        <w:rPr>
+          <w:lang w:val="png_PG" w:bidi="png_PG"/>
+        </w:rPr>
+        <w:t>Betlehem,</w:t>
+      </w:r>
+      <w:r>
+        <w:rPr>
+          <w:lang w:val="png_PG" w:bidi="png_PG"/>
+        </w:rPr>
+        <w:t xml:space="preserve"> na Jisas em i bin bon long Betlehem. Na tu i gat wanpela profesi olsem "wokman bilong God" em bai safa tru, na ol manmeri bai rijektim em. Jisas i bin safa na ol manmeri i bin rijektim em. I bin gat planti moa eksampel Olsem na yumi tok olsem Jisas i fulfilim ol profesi bilong Olpela Testamen.</w:t>
+      </w:r>
+    </w:p>
+    <w:p>
+      <w:pPr/>
+      <w:r>
+        <w:rPr>
+          <w:lang w:val="png_PG" w:bidi="png_PG"/>
+        </w:rPr>
+      </w:r>
+      <w:r>
+        <w:rPr>
+          <w:lang w:val="png_PG" w:bidi="png_PG"/>
+        </w:rPr>
+        <w:t xml:space="preserve">Insait long Nupela Testamen, Pol i tisim yumi </w:t>
+      </w:r>
+      <w:r>
+        <w:rPr>
+          <w:lang w:val="png_PG" w:bidi="png_PG"/>
+        </w:rPr>
+        <w:t xml:space="preserve">olsem Holi </w:t>
+      </w:r>
+      <w:r>
+        <w:rPr>
+          <w:lang w:val="png_PG" w:bidi="png_PG"/>
+        </w:rPr>
+        <w:t xml:space="preserve">Spirit i save mekim sampela lain i tokaut long ol profesi. Long pawa bilong Holi Spirit, God i ken givim ol dispela </w:t>
+      </w:r>
+      <w:r>
+        <w:rPr>
+          <w:lang w:val="png_PG" w:bidi="png_PG"/>
+        </w:rPr>
+        <w:t>bilipmanmeri</w:t>
+      </w:r>
+      <w:r>
+        <w:rPr>
+          <w:lang w:val="png_PG" w:bidi="png_PG"/>
+        </w:rPr>
+        <w:t xml:space="preserve">sampela spesel save o gutpela tingting long wanem samting em i gutpela long </w:t>
+      </w:r>
+      <w:r>
+        <w:rPr>
+          <w:lang w:val="png_PG" w:bidi="png_PG"/>
+        </w:rPr>
+        <w:t>sios</w:t>
+      </w:r>
+      <w:r>
+        <w:rPr>
+          <w:lang w:val="png_PG" w:bidi="png_PG"/>
+        </w:rPr>
+        <w:t>. Pol i kolim dispela samting olsem gift bilong profesi. I no olgeta bilipmanmeri i ken gat dispela gift, bikos Holi Spirit i save givim kainkain gift long kainkain manmeri.</w:t>
+      </w:r>
+    </w:p>
+    <w:p>
+      <w:pPr/>
+      <w:r>
+        <w:rPr>
+          <w:lang w:val="png_PG" w:bidi="png_PG"/>
+        </w:rPr>
+      </w:r>
+      <w:r>
+        <w:rPr>
+          <w:lang w:val="png_PG" w:bidi="png_PG"/>
+        </w:rPr>
+        <w:t>Wankain olsem taim bilong Olpela Testamen, ol manmeri i ken giamanim ol narapela lain na givim giaman profesi. Olsem na ol bilipmanmeri i mas putim yau gut long ol profesi na sekim sapos em i tru tru mesej i kam long God</w:t>
+      </w:r>
+      <w:r>
+        <w:rPr>
+          <w:lang w:val="png_PG" w:bidi="png_PG"/>
+        </w:rPr>
+      </w:r>
+      <w:r>
+        <w:rPr>
+          <w:lang w:val="png_PG" w:bidi="png_PG"/>
+        </w:rPr>
+      </w:r>
+    </w:p>
+    <w:p>
+      <w:pPr/>
+      <w:r>
+        <w:rPr>
+          <w:lang w:val="png_PG" w:bidi="png_PG"/>
+        </w:rPr>
+      </w:r>
+    </w:p>
+    <w:p>
+      <w:pPr>
+        <w:pStyle w:val="Heading2"/>
+      </w:pPr>
+      <w:r>
+        <w:rPr>
+          <w:lang w:val="png_PG" w:bidi="png_PG"/>
+        </w:rPr>
+        <w:t>prophet</w:t>
+      </w:r>
+      <w:r>
+        <w:rPr>
+          <w:lang w:val="png_PG" w:bidi="png_PG"/>
+        </w:rPr>
+      </w:r>
+    </w:p>
+    <w:p>
+      <w:pPr/>
+      <w:r>
+        <w:rPr>
+          <w:lang w:val="png_PG" w:bidi="png_PG"/>
+        </w:rPr>
+      </w:r>
+      <w:r>
+        <w:rPr>
+          <w:lang w:val="png_PG" w:bidi="png_PG"/>
+        </w:rPr>
+        <w:t xml:space="preserve">Wanpela </w:t>
+      </w:r>
+      <w:r>
+        <w:rPr>
+          <w:b/>
+          <w:lang w:val="png_PG" w:bidi="png_PG"/>
+        </w:rPr>
+        <w:t>profet</w:t>
+      </w:r>
+      <w:r>
+        <w:rPr>
+          <w:lang w:val="png_PG" w:bidi="png_PG"/>
+        </w:rPr>
+        <w:t xml:space="preserve"> em i wanpela man o meri husat i save givim tok save bilong God i go long ol manmeri. Dispela mesej em i ken wanpela instraksen i kam long God long samting ol i nid long mekim. Em i ken wanpeloa mesej we i tokim ol long ol samting we i bai kamap long bihaintaim. Tasol planti taim, ol dispela mesej em ol woning o tok lukaut i go long ol manmeri long stop long sakim tok bilong God. Bikos ol manmeri i no save laik long harim ol dispela mesej, wok bilong stap olsem wanpela profet em i hat na ol i save hat na stap ol yet. Sampela taim ol manmeri i no save tritim gut o kilim ol profet. </w:t>
+      </w:r>
+    </w:p>
+    <w:p>
+      <w:pPr/>
+      <w:r>
+        <w:rPr>
+          <w:lang w:val="png_PG" w:bidi="png_PG"/>
+        </w:rPr>
+      </w:r>
+      <w:r>
+        <w:rPr>
+          <w:lang w:val="png_PG" w:bidi="png_PG"/>
+        </w:rPr>
+        <w:t xml:space="preserve">Sampela taim ol mesej i save givim hop na strongim bel na tingting bilong ol manmeri. Maski taim ol profet i tokim ol manmeri olsem ol i </w:t>
+      </w:r>
+      <w:r>
+        <w:rPr>
+          <w:lang w:val="png_PG" w:bidi="png_PG"/>
+        </w:rPr>
+        <w:t xml:space="preserve"> bin mekim sin</w:t>
+      </w:r>
+      <w:r>
+        <w:rPr>
+          <w:lang w:val="png_PG" w:bidi="png_PG"/>
+        </w:rPr>
+        <w:t xml:space="preserve">, na ol i mas kisim panisimen, ol i save tokim tu ol manmeri olsem God bai </w:t>
+      </w:r>
+      <w:r>
+        <w:rPr>
+          <w:lang w:val="png_PG" w:bidi="png_PG"/>
+        </w:rPr>
+        <w:t>marimari</w:t>
+      </w:r>
+      <w:r>
+        <w:rPr>
+          <w:lang w:val="png_PG" w:bidi="png_PG"/>
+        </w:rPr>
+        <w:t xml:space="preserve"> long ol na reskiuim ol gen. Wanpela impoten mesej we ol profet i save givim long ol manmeri em olsem God bai salim wanpela spesel </w:t>
+      </w:r>
+      <w:r>
+        <w:rPr>
+          <w:lang w:val="png_PG" w:bidi="png_PG"/>
+        </w:rPr>
+        <w:t>king</w:t>
+      </w:r>
+      <w:r>
+        <w:rPr>
+          <w:lang w:val="png_PG" w:bidi="png_PG"/>
+        </w:rPr>
+        <w:t xml:space="preserve"> na </w:t>
+      </w:r>
+      <w:r>
+        <w:rPr>
+          <w:lang w:val="png_PG" w:bidi="png_PG"/>
+        </w:rPr>
+        <w:t>Sevia</w:t>
+      </w:r>
+      <w:r>
+        <w:rPr>
+          <w:lang w:val="png_PG" w:bidi="png_PG"/>
+        </w:rPr>
+        <w:t xml:space="preserve"> long helpim ol. Dispela spesel king na Sevia em ol i kolim </w:t>
+      </w:r>
+      <w:r>
+        <w:rPr>
+          <w:lang w:val="png_PG" w:bidi="png_PG"/>
+        </w:rPr>
+        <w:t>Mesaiya</w:t>
+      </w:r>
+      <w:r>
+        <w:rPr>
+          <w:lang w:val="png_PG" w:bidi="png_PG"/>
+        </w:rPr>
+        <w:t>. Wanpela Mesaiya em i wanpela man we ol i makim long mekim wanpela spesel wok.</w:t>
+      </w:r>
+    </w:p>
+    <w:p>
+      <w:pPr/>
+      <w:r>
+        <w:rPr>
+          <w:lang w:val="png_PG" w:bidi="png_PG"/>
+        </w:rPr>
+      </w:r>
+      <w:r>
+        <w:rPr>
+          <w:lang w:val="png_PG" w:bidi="png_PG"/>
+        </w:rPr>
+        <w:t xml:space="preserve">Dispela mesej we wanpela profet i givim em ol i save kolim olsem wanpela </w:t>
+      </w:r>
+      <w:r>
+        <w:rPr>
+          <w:b/>
+          <w:lang w:val="png_PG" w:bidi="png_PG"/>
+        </w:rPr>
+        <w:t>profesi</w:t>
+      </w:r>
+      <w:r>
+        <w:rPr>
+          <w:lang w:val="png_PG" w:bidi="png_PG"/>
+        </w:rPr>
+        <w:t xml:space="preserve">. Ol samting we ol profet i bin tok long dispela Mesaiya, planti handret yia bipo long Jisas i bon, na olgeta dispela toktok i kamap tru. Kain olsem, i bin gat wanpela profesi olsem Mesaiya em i bai bon long </w:t>
+      </w:r>
+      <w:r>
+        <w:rPr>
+          <w:lang w:val="png_PG" w:bidi="png_PG"/>
+        </w:rPr>
+        <w:t>Betlehem</w:t>
+      </w:r>
+      <w:r>
+        <w:rPr>
+          <w:lang w:val="png_PG" w:bidi="png_PG"/>
+        </w:rPr>
+        <w:t>, na Jisas em i bin bon long Betlehen. Na tu i gat wanpela profesi olsem "wokman bilong God" em bai safa tru, na ol manmeri bai rijektim em. Jisas i bin safa na ol manmeri i bin rijektim em. I bin gat planti moa eksampel. Olsem na yumi tok olsem Jisas i fulfilim ol profesi bilong Olpela Testamen.</w:t>
+      </w:r>
+    </w:p>
+    <w:p>
+      <w:pPr/>
+      <w:r>
+        <w:rPr>
+          <w:lang w:val="png_PG" w:bidi="png_PG"/>
+        </w:rPr>
+      </w:r>
+      <w:r>
+        <w:rPr>
+          <w:lang w:val="png_PG" w:bidi="png_PG"/>
+        </w:rPr>
+        <w:t xml:space="preserve">Ol profet i bin givim ol mesej bilong God i go long ol manmeri long kainkain we. Sampela taim wanpela profet bai tokim wanpela </w:t>
+      </w:r>
+      <w:r>
+        <w:rPr>
+          <w:lang w:val="png_PG" w:bidi="png_PG"/>
+        </w:rPr>
+        <w:t>parabel</w:t>
+      </w:r>
+      <w:r>
+        <w:rPr>
+          <w:lang w:val="png_PG" w:bidi="png_PG"/>
+        </w:rPr>
+        <w:t xml:space="preserve">, i go long ol manmeri, na dispela em i wanpela stori we i gat spesel mining. Sampela taim profet bai mekim sampela kain drama long helpim ol manmeri long klia gut long dispela mesej. Kain olsem, God i bin tokim profet Jeremaia long wokabaut raun long sampela taim wantaim wanpela hevipela </w:t>
+      </w:r>
+      <w:r>
+        <w:rPr>
+          <w:lang w:val="png_PG" w:bidi="png_PG"/>
+        </w:rPr>
+        <w:t>youk</w:t>
+      </w:r>
+      <w:r>
+        <w:rPr>
+          <w:lang w:val="png_PG" w:bidi="png_PG"/>
+        </w:rPr>
+        <w:t xml:space="preserve"> long nek bilong em-dispela em samting we ol i save yusim long kontrolim ol animal long i mekim wok bilong ol manmeri insait long ol fild. Jeremaia i bin yusim dispela youk olsem wanpela saimbol long tokim ol manmeri olsem ol lain Babilon bai kam na kontrolim ol </w:t>
+      </w:r>
+      <w:r>
+        <w:rPr>
+          <w:lang w:val="png_PG" w:bidi="png_PG"/>
+        </w:rPr>
+        <w:t>Israel</w:t>
+      </w:r>
+      <w:r>
+        <w:rPr>
+          <w:lang w:val="png_PG" w:bidi="png_PG"/>
+        </w:rPr>
+        <w:t xml:space="preserve">, klostu taim. God i bin tokim profet Hosea long maritim wanpela pamuk meri, na em i tokim profet Isikel long slip long sait na i no slip gut long tupela wik na i no ken muv. Ol dispela ol drama i bin helpim ol manmeri long lukim hau God i siries taim ol i givim ol dispela mesej. </w:t>
+      </w:r>
+    </w:p>
+    <w:p>
+      <w:pPr/>
+      <w:r>
+        <w:rPr>
+          <w:lang w:val="png_PG" w:bidi="png_PG"/>
+        </w:rPr>
+      </w:r>
+      <w:r>
+        <w:rPr>
+          <w:lang w:val="png_PG" w:bidi="png_PG"/>
+        </w:rPr>
+        <w:t xml:space="preserve">God i bin givim ol mesej bilong em i go long ol profet long pawa bilong </w:t>
+      </w:r>
+      <w:r>
+        <w:rPr>
+          <w:lang w:val="png_PG" w:bidi="png_PG"/>
+        </w:rPr>
+        <w:t>Holi Spirit</w:t>
+      </w:r>
+      <w:r>
+        <w:rPr>
+          <w:lang w:val="png_PG" w:bidi="png_PG"/>
+        </w:rPr>
+        <w:t xml:space="preserve">. Yumi no save hau dispela samting i save kamap. Sampela taim, wanpela profet i save gat wanpela driman o wanpela </w:t>
+      </w:r>
+      <w:r>
+        <w:rPr>
+          <w:lang w:val="png_PG" w:bidi="png_PG"/>
+        </w:rPr>
+        <w:t>visen</w:t>
+      </w:r>
+      <w:r>
+        <w:rPr>
+          <w:lang w:val="png_PG" w:bidi="png_PG"/>
+        </w:rPr>
+        <w:t>. Ating sampela taim God i bin givim profet wanpela spesel revelesen-na profet i bin save olsem dispela samting em i tru. Ating sampela taim God i toktok yusim ol wod i go long wanpela profet na dispela profet i harim. Maski em i wanem kain we, profet i save givim dispela mesej o revelesen i kam long God i go long ol manmeri, taim em i yusim ol toktok na krietiv samting.</w:t>
+      </w:r>
+    </w:p>
+    <w:p>
+      <w:pPr/>
+      <w:r>
+        <w:rPr>
+          <w:lang w:val="png_PG" w:bidi="png_PG"/>
+        </w:rPr>
+      </w:r>
+      <w:r>
+        <w:rPr>
+          <w:lang w:val="png_PG" w:bidi="png_PG"/>
+        </w:rPr>
+        <w:t xml:space="preserve">Planti taim ol profet i bin raitim daun ol dispela mesej, o ol narapela lain i helpim ol long raitim ol toktok bilong ol. Planti buk insait long Olpela Testamen em o mesej we God i bin givim long ol manmeri taim em i yusim ol profet. Olsem na ol </w:t>
+      </w:r>
+      <w:r>
+        <w:rPr>
+          <w:lang w:val="png_PG" w:bidi="png_PG"/>
+        </w:rPr>
+        <w:t>Ju</w:t>
+      </w:r>
+      <w:r>
+        <w:rPr>
+          <w:lang w:val="png_PG" w:bidi="png_PG"/>
+        </w:rPr>
+        <w:t xml:space="preserve"> planti taim i save yusim dispela wod "ol profet," o " lo na ol profet," long toktok long pat bilong Baibel we nau yumi kolim olsem Olpela Testamen. "</w:t>
+      </w:r>
+      <w:r>
+        <w:rPr>
+          <w:lang w:val="png_PG" w:bidi="png_PG"/>
+        </w:rPr>
+        <w:t>Lo</w:t>
+      </w:r>
+      <w:r>
+        <w:rPr>
+          <w:lang w:val="png_PG" w:bidi="png_PG"/>
+        </w:rPr>
+        <w:t>" em i toktok long pat bilong Olpela Testamen we i gat ol komanmen bilong God: Dispela em ol nambawan faivpela buk bilong Olpela Testamen.</w:t>
+      </w:r>
+    </w:p>
+    <w:p>
+      <w:pPr/>
+      <w:r>
+        <w:rPr>
+          <w:lang w:val="png_PG" w:bidi="png_PG"/>
+        </w:rPr>
+      </w:r>
+      <w:r>
+        <w:rPr>
+          <w:lang w:val="png_PG" w:bidi="png_PG"/>
+        </w:rPr>
+        <w:t xml:space="preserve">Sampela taim insait long Olpela Testaman yumi painim ol narapela wod bilong ol profet, kain olsem </w:t>
+      </w:r>
+      <w:r>
+        <w:rPr>
+          <w:b/>
+          <w:lang w:val="png_PG" w:bidi="png_PG"/>
+        </w:rPr>
+        <w:t>man bilong God</w:t>
+      </w:r>
       <w:r>
         <w:rPr>
           <w:lang w:val="png_PG" w:bidi="png_PG"/>
@@ -487,218 +2669,217 @@
       </w:r>
       <w:r>
         <w:rPr>
-          <w:lang w:val="png_PG" w:bidi="png_PG"/>
-        </w:rPr>
-        <w:t xml:space="preserve"> ol </w:t>
-      </w:r>
-      <w:r>
-        <w:rPr>
           <w:b/>
           <w:lang w:val="png_PG" w:bidi="png_PG"/>
         </w:rPr>
-        <w:t>lain Israel</w:t>
-      </w:r>
-      <w:r>
-        <w:rPr>
-          <w:lang w:val="png_PG" w:bidi="png_PG"/>
-        </w:rPr>
-        <w:t xml:space="preserve">, i bin kamap olsem </w:t>
+        <w:t>wokman bilong God</w:t>
+      </w:r>
+      <w:r>
+        <w:rPr>
+          <w:lang w:val="png_PG" w:bidi="png_PG"/>
+        </w:rPr>
+        <w:t xml:space="preserve">, o </w:t>
       </w:r>
       <w:r>
         <w:rPr>
           <w:b/>
           <w:lang w:val="png_PG" w:bidi="png_PG"/>
         </w:rPr>
-        <w:t>wokboi nating</w:t>
-      </w:r>
-      <w:r>
-        <w:rPr>
-          <w:lang w:val="png_PG" w:bidi="png_PG"/>
-        </w:rPr>
-        <w:t xml:space="preserve"> insait long Ijip. Ol lain Israel i bin stap long Ijip long foa handret yia! Orait God i singautim wanpela bilong ol lain Israel, Moses, long lidim ol lain Israel i kamaut long Ijip na go bek long ples </w:t>
-      </w:r>
-      <w:hyperlink r:id="rId15">
-        <w:r>
-          <w:rPr>
-            <w:lang w:val="png_PG" w:bidi="png_PG"/>
-          </w:rPr>
-          <w:rPr>
-            <w:color w:val="0000EE"/>
-            <w:u w:val="single"/>
-          </w:rPr>
-          <w:t>Kenan</w:t>
-        </w:r>
-      </w:hyperlink>
-      <w:r>
-        <w:rPr>
-          <w:lang w:val="png_PG" w:bidi="png_PG"/>
-        </w:rPr>
-        <w:t xml:space="preserve">, dispela graun we God i bin promis long givim long ol tumbuna bilong Abraham. </w:t>
-      </w:r>
-      <w:hyperlink r:id="rId16">
-        <w:r>
-          <w:rPr>
-            <w:lang w:val="png_PG" w:bidi="png_PG"/>
-          </w:rPr>
-          <w:rPr>
-            <w:color w:val="0000EE"/>
-            <w:u w:val="single"/>
-          </w:rPr>
-          <w:t>King</w:t>
-        </w:r>
-      </w:hyperlink>
-      <w:r>
-        <w:rPr>
-          <w:lang w:val="png_PG" w:bidi="png_PG"/>
-        </w:rPr>
-        <w:t xml:space="preserve"> bilong Ijip i no larim dispela bikpela grup wokboi nating i lusim kantri bilong em nating. Dispela king i bin mekim ol samting i hat tru long ol lain Israel, tasol God i salim nainpela sik i go long ol lain Ijip long fosim king bilong ol long larim ol manmeri i go. Insait long wanwan sik, king i bin promis olsem ol lain Israel i ken go, tasol taim God i stopim displea sik, king i senisim tingting bilong em gen. Olsem na, God i mekim namba ten sik i kamap nogut sik tru bilong olgeta sik: God i salim wanpela </w:t>
-      </w:r>
-      <w:hyperlink r:id="rId17">
-        <w:r>
-          <w:rPr>
-            <w:lang w:val="png_PG" w:bidi="png_PG"/>
-          </w:rPr>
-          <w:rPr>
-            <w:color w:val="0000EE"/>
-            <w:u w:val="single"/>
-          </w:rPr>
-          <w:t>enjel</w:t>
-        </w:r>
-      </w:hyperlink>
-      <w:r>
-        <w:rPr>
-          <w:lang w:val="png_PG" w:bidi="png_PG"/>
-        </w:rPr>
-        <w:t xml:space="preserve"> long kilim namba wan pikinini man insait long olgeta haus long Ijip. Tasol God i bin tokim ol lain Israel long kisim wanpela wanpela lemb, dispela em i wanpela animal, wanpela yangpela sipsip, na long putim blut bilong dispela lemb long ol pos bilong dua bilong ol haus bilong ol. Taim enjel we God i bin salim i lukim blut bilong lemb long dua bilong wanpela haus, em i skipim dispela hau na i no kilim namba wan pikinini man insait long dispela famili.</w:t>
-      </w:r>
-    </w:p>
-    <w:p>
-      <w:pPr/>
-      <w:r>
-        <w:rPr>
-          <w:lang w:val="png_PG" w:bidi="png_PG"/>
-        </w:rPr>
-      </w:r>
-      <w:r>
-        <w:rPr>
-          <w:lang w:val="png_PG" w:bidi="png_PG"/>
-        </w:rPr>
-        <w:t>Long dispela seim nait, ol lain Israel i bin kaikai mit bilong dispela lemb long wanpela spesel we. Ol i bin kaikai dispela mit wantaim ol pait kumu na wantaim bret we ol i bin redim hariap-na em i narakain long nomol we ol i save redim bret. Nomol we bilong redim bret i save kisim longpela taim. Ol i bin kaikai dispela kaikai taim ol i sanap, dresap na redi long stat long wokabaut! Bikos long dispela nait, ol bai lusim Ijip.</w:t>
-      </w:r>
-    </w:p>
-    <w:p>
-      <w:pPr/>
-      <w:r>
-        <w:rPr>
-          <w:lang w:val="png_PG" w:bidi="png_PG"/>
-        </w:rPr>
-      </w:r>
-      <w:r>
-        <w:rPr>
-          <w:lang w:val="png_PG" w:bidi="png_PG"/>
-        </w:rPr>
-        <w:t>Long dispela nait, wanpela enjel bilong God i kilim olgeta namba wan pikinini insait long Ijip, tasol em i no kilim ol pikinini man bilong ol Israel, bikos ol i gat blut antap long ol dua bilong ol. Long dispela nait, king bilong Isip i larim ol Israel i go. Ol Israel i stat long wokabaut i go long graun we God i bin promis long givim ol! Ol i no wokboi nating moa. Stat long dispela taim na i go, ol Israel i save tingim hau God i givim ol fridom long Ijip taim ol i selebretim Pasova festivel long olgeta yia. Nem Pasova em i min olsem "long skipim na i go" o "long abrusim na wokabaut i go." Dispela nem i mekim ol Israel i tingim hau enjel i bin skipim ol haus bilong ol Israel na i go, na i no bin kilim namba wan bikpela pikinini man bilong ol.</w:t>
-      </w:r>
-    </w:p>
-    <w:p>
-      <w:pPr/>
-      <w:r>
-        <w:rPr>
-          <w:lang w:val="png_PG" w:bidi="png_PG"/>
-        </w:rPr>
-      </w:r>
-      <w:r>
-        <w:rPr>
-          <w:lang w:val="png_PG" w:bidi="png_PG"/>
-        </w:rPr>
-        <w:t>Olgeta taim ol Israel i selebretim Pasova, ol i kilim gen wanpela lemb na kaikai dispela mit wantaim pait kumu na wantaim bret we ol i redim hariap tru. Dispela lemb em i mekim ol i tingim hau God i seivim ol namba wan pikinini man bilong ol. Ol pait kumu i mekim ol i tingim ol samting we i hat, na ol samting ol i pait, we ol i bin bungim taim ol i stap olsem ol wokboi nating. Na dispela bret we ol i bin redim hariap i mekim ol i tingim olsem God i mekim ol i kamap fri long Ijip na ol i hariap na lusim dispela hap.</w:t>
-      </w:r>
-    </w:p>
-    <w:p>
-      <w:pPr/>
-      <w:r>
-        <w:rPr>
-          <w:lang w:val="png_PG" w:bidi="png_PG"/>
-        </w:rPr>
-      </w:r>
-      <w:r>
-        <w:rPr>
-          <w:lang w:val="png_PG" w:bidi="png_PG"/>
-        </w:rPr>
-        <w:t xml:space="preserve">God i bin tokim ol Israel olsem Pasova fist de long olgeta yia em ol i mas bungim wantaim sevenpela </w:t>
+        <w:t>siya</w:t>
+      </w:r>
+      <w:r>
+        <w:rPr>
+          <w:lang w:val="png_PG" w:bidi="png_PG"/>
+        </w:rPr>
+        <w:t xml:space="preserve">. Wanpela "siya" em i min olsem wanpela man husat i ken lukim samting. Wanpela profet em i wanpela siya bikos em i ken lukim, o andastendim God klia moa long ol narapela manmeri, na em i save long ol samting we ol narapela manmeri i no inap long save. Dispela em i save kamap bikos God i givim dispela profet andastending. </w:t>
+      </w:r>
+    </w:p>
+    <w:p>
+      <w:pPr/>
+      <w:r>
+        <w:rPr>
+          <w:lang w:val="png_PG" w:bidi="png_PG"/>
+        </w:rPr>
+      </w:r>
+      <w:r>
+        <w:rPr>
+          <w:lang w:val="png_PG" w:bidi="png_PG"/>
+        </w:rPr>
+        <w:t xml:space="preserve">I bin gat ol </w:t>
       </w:r>
       <w:r>
         <w:rPr>
           <w:b/>
           <w:lang w:val="png_PG" w:bidi="png_PG"/>
         </w:rPr>
-        <w:t>Fist De Bilong Bret I No Gat Yis</w:t>
-      </w:r>
-      <w:r>
-        <w:rPr>
-          <w:lang w:val="png_PG" w:bidi="png_PG"/>
-        </w:rPr>
-        <w:t>. Long ol dispela sevenpela de, ol i mas kaikai dispela spesel bret we ol i redim hariap. Planti taim, ol Israel i save mekim bret taim ol i larim dou, em plaua na wara i miks na i stap, ol i save larim i stap sampela aua, o lusim long nait i kam inap moning, na bihain ol i beikim bret. Dispela longpela taim i save mekim sampela ea babel i gro insait long dou, na i mekim bret i bikpela moa na i soft moa. Olgeta taim ol i beikim bret, ol bai putim sampela dou i stap long narapela taim. Dispela hap leftova dou em ol i kolim wanpela liven, o yis. Narapela taim ol bai beikim bret, ol bai kisim liven we ol i bin putim i stap long las taim na edim i go long nupela dou. Dispela i helpim nupela dou tu long kamap bikpela moa na soft moa.</w:t>
-      </w:r>
-    </w:p>
-    <w:p>
-      <w:pPr/>
-      <w:r>
-        <w:rPr>
-          <w:lang w:val="png_PG" w:bidi="png_PG"/>
-        </w:rPr>
-      </w:r>
-      <w:r>
-        <w:rPr>
-          <w:lang w:val="png_PG" w:bidi="png_PG"/>
-        </w:rPr>
-        <w:t>Taim ol Israel i wok long lusim Isip long namba wan Pasova nait, ol i no bin gat inap taim long beikim bret long dispela we. Na God i tokim long mekim bret we i no gat liven Bret we ol i wokim na i no gat liven em i flet na i no tik; em i olsem plaua na wara we yu nidim na rolim flet, na bihain beikim antap long paia. Dispela bret em ol i kolim bret i no gat yis. Olsem na dispela fist de em ol i kolim fist de bilong bret i no gat yis. Long dispela sevenpela de bilong fist de, ol lsrael i no inap long holim liklik pat bilong bret i gat yis insait long haus bilong ol. Bipo long fist de i stat, ol i mas tromoi ol liven we ol i holim i stap.</w:t>
-      </w:r>
-    </w:p>
-    <w:p>
-      <w:pPr/>
-      <w:r>
-        <w:rPr>
-          <w:lang w:val="png_PG" w:bidi="png_PG"/>
-        </w:rPr>
-      </w:r>
-      <w:r>
-        <w:rPr>
-          <w:lang w:val="png_PG" w:bidi="png_PG"/>
-        </w:rPr>
-        <w:t>Bikos Pasova na Fist De Bilong Bret I No Gat Yis em ol i save selebretim wantaim, na nem bilong ol dispela fist de em ol i save yusim wanpela o narapela long minim seim samting.</w:t>
-      </w:r>
-    </w:p>
-    <w:p>
-      <w:pPr/>
-      <w:r>
-        <w:rPr>
-          <w:lang w:val="png_PG" w:bidi="png_PG"/>
-        </w:rPr>
-      </w:r>
-      <w:r>
-        <w:rPr>
-          <w:lang w:val="png_PG" w:bidi="png_PG"/>
-        </w:rPr>
-        <w:t xml:space="preserve">Insait long Nupela Testamen, liven em sampela taim ol i save yusim olsem piksa bilong </w:t>
-      </w:r>
-      <w:hyperlink r:id="rId18">
-        <w:r>
-          <w:rPr>
-            <w:lang w:val="png_PG" w:bidi="png_PG"/>
-          </w:rPr>
-          <w:rPr>
-            <w:color w:val="0000EE"/>
-            <w:u w:val="single"/>
-          </w:rPr>
-          <w:t>sin</w:t>
-        </w:r>
-      </w:hyperlink>
-      <w:r>
-        <w:rPr>
-          <w:lang w:val="png_PG" w:bidi="png_PG"/>
-        </w:rPr>
-        <w:t xml:space="preserve"> we yumi mas rausim long laip bilong yumi.</w:t>
+        <w:t>giaman profet</w:t>
+      </w:r>
+      <w:r>
+        <w:rPr>
+          <w:lang w:val="png_PG" w:bidi="png_PG"/>
+        </w:rPr>
+        <w:t xml:space="preserve"> tu. Wanpela giaman profet em i no save givim wanpela mesej we i kam long God. Wanpela giaman profet i save kamapim mesej bilong em yet, na em i save tok wanem samting ol manmeri i laik long harim. Long dispela we, ol manmeri bai laikim dispela profet na onaim em. Yumi ken luksave long wanpela giaman profet bikos ol samting em i tok i no inap kamap tru.</w:t>
+      </w:r>
+    </w:p>
+    <w:p>
+      <w:pPr/>
+      <w:r>
+        <w:rPr>
+          <w:lang w:val="png_PG" w:bidi="png_PG"/>
+        </w:rPr>
+      </w:r>
+      <w:r>
+        <w:rPr>
+          <w:lang w:val="png_PG" w:bidi="png_PG"/>
+        </w:rPr>
+        <w:t xml:space="preserve">Insait long Olpela Testamen, sampela taim yumi harim ol i toktok long ol grup profet. Ol dispela profet em ol i narakain liklik long ol profet we mipela i toktok long en pinis. Ol dispela narapela kain profet em ol save bihainim wanpela kain pasin, kain ol i save harim krai bilong wanpela musik instramen na bihain ol i save go insait long wanpela trens. Dispela i min olsem ol i no ai op, na tu ol i no slip. Insait long dispela steit, God sampela taim i save givim ol sampela spesel revelesen. Taim ol manmeri i laik save long wanem samting long mekim, sampela taim ol i save go long dispela kain profet, na dispela profet i save traim long go insait long wanpela trens na traim long kisim wanpela mesej i kam long God long wanem samting dispela man o meri i mas mekim. Ol manmeri husat i save go insait long dispela kain trens em ol i ken stat tu long </w:t>
+      </w:r>
+      <w:r>
+        <w:rPr>
+          <w:lang w:val="png_PG" w:bidi="png_PG"/>
+        </w:rPr>
+        <w:t>wosipim</w:t>
+      </w:r>
+      <w:r>
+        <w:rPr>
+          <w:lang w:val="png_PG" w:bidi="png_PG"/>
+        </w:rPr>
+        <w:t xml:space="preserve"> God.</w:t>
+      </w:r>
+    </w:p>
+    <w:p>
+      <w:pPr/>
+      <w:r>
+        <w:rPr>
+          <w:lang w:val="png_PG" w:bidi="png_PG"/>
+        </w:rPr>
+      </w:r>
+      <w:r>
+        <w:rPr>
+          <w:lang w:val="png_PG" w:bidi="png_PG"/>
+        </w:rPr>
+        <w:t xml:space="preserve">Insait long Nupela Testamen, Pol i tisim yumi </w:t>
+      </w:r>
+      <w:r>
+        <w:rPr>
+          <w:lang w:val="png_PG" w:bidi="png_PG"/>
+        </w:rPr>
+        <w:t xml:space="preserve">olsem Holi </w:t>
+      </w:r>
+      <w:r>
+        <w:rPr>
+          <w:lang w:val="png_PG" w:bidi="png_PG"/>
+        </w:rPr>
+        <w:t xml:space="preserve">Spirit i save mekim sampela lain i tokaut long ol profesi. Long pawa bilong Holi Spirit, God i ken givim ol dispela </w:t>
+      </w:r>
+      <w:r>
+        <w:rPr>
+          <w:lang w:val="png_PG" w:bidi="png_PG"/>
+        </w:rPr>
+        <w:t>bilipmanmeri</w:t>
+      </w:r>
+      <w:r>
+        <w:rPr>
+          <w:lang w:val="png_PG" w:bidi="png_PG"/>
+        </w:rPr>
+        <w:t>sampela spesel save o gutpela tingting long wanem samting i gutpela long sios. Pol i kolim dispela samting ol gift bilong profesi. I no olgeta bilipmanmeri i ken gat dispela gift, bikos Holi Spirit i save givim kainkain gift long kainkain manmeri.</w:t>
+      </w:r>
+    </w:p>
+    <w:p>
+      <w:pPr/>
+      <w:r>
+        <w:rPr>
+          <w:lang w:val="png_PG" w:bidi="png_PG"/>
+        </w:rPr>
+      </w:r>
+      <w:r>
+        <w:rPr>
+          <w:lang w:val="png_PG" w:bidi="png_PG"/>
+        </w:rPr>
+        <w:t>Wankain olsem taim bilong Olpela Testamen, ol manmeri i ken giamanim ol narapela lain na givim giaman profesi. Olsem na ol bilipmanmeri i mas putim yau gut long ol profesi na sekim sapos em i tru tru mesej i kam long God</w:t>
+      </w:r>
+    </w:p>
+    <w:p>
+      <w:pPr/>
+      <w:r>
+        <w:rPr>
+          <w:lang w:val="png_PG" w:bidi="png_PG"/>
+        </w:rPr>
+      </w:r>
+      <w:r>
+        <w:rPr>
+          <w:b/>
+          <w:lang w:val="png_PG" w:bidi="png_PG"/>
+        </w:rPr>
+        <w:t>Taim yu trensletim kavanen, yu mas lukaut long ol dispela samting:</w:t>
+      </w:r>
+    </w:p>
+    <w:p>
+      <w:pPr/>
+      <w:r>
+        <w:rPr>
+          <w:lang w:val="png_PG" w:bidi="png_PG"/>
+        </w:rPr>
+      </w:r>
+      <w:r>
+        <w:rPr>
+          <w:lang w:val="png_PG" w:bidi="png_PG"/>
+        </w:rPr>
+        <w:t xml:space="preserve">Yu mas lukaut olsem ol manmeri i no inap paulim dispela wod wantaim wod yu bin yusim long </w:t>
+      </w:r>
+      <w:r>
+        <w:rPr>
+          <w:lang w:val="png_PG" w:bidi="png_PG"/>
+        </w:rPr>
+        <w:t>enjel</w:t>
+      </w:r>
+      <w:r>
+        <w:rPr>
+          <w:lang w:val="png_PG" w:bidi="png_PG"/>
+        </w:rPr>
+        <w:t>. Wanpela enjel tu i save givim ol mesej i kam long God i go long ol manmeri, tasol wanpela enjel em i wanpela spirit man na wanpela profet em i wanpela humen man.</w:t>
+      </w:r>
+    </w:p>
+    <w:p>
+      <w:pPr/>
+      <w:r>
+        <w:rPr>
+          <w:lang w:val="png_PG" w:bidi="png_PG"/>
+        </w:rPr>
+      </w:r>
+      <w:r>
+        <w:rPr>
+          <w:lang w:val="png_PG" w:bidi="png_PG"/>
+        </w:rPr>
+        <w:t>Sekim olsem yu no yusim wanpela wod long tok ples bilong yu we i min olsem wanpela man o meri i tokim yu long wanem samting bai kamap long bihaintaim. Pasin bilong tokaut long samting bilong bihaintaim em i wanpela liklik pat tasol bilong wok bilong wanpela profet insait long Baibel</w:t>
+      </w:r>
+    </w:p>
+    <w:p>
+      <w:pPr/>
+      <w:r>
+        <w:rPr>
+          <w:lang w:val="png_PG" w:bidi="png_PG"/>
+        </w:rPr>
+      </w:r>
+      <w:r>
+        <w:rPr>
+          <w:lang w:val="png_PG" w:bidi="png_PG"/>
+        </w:rPr>
+        <w:t>Yu mas lukaut olsem yu no yusim seim wod we yu bin yusim long "pritsa." Wanpela pritsa i save tisim ol manmeri long God, tasol wanpela pritsa em i no save tokaut long toktok i kam stret long maus bilong God long wankain we olsem wanpela profet i save mekim.</w:t>
+      </w:r>
+    </w:p>
+    <w:p>
+      <w:pPr/>
+      <w:r>
+        <w:rPr>
+          <w:lang w:val="png_PG" w:bidi="png_PG"/>
+        </w:rPr>
+      </w:r>
+      <w:r>
+        <w:rPr>
+          <w:lang w:val="png_PG" w:bidi="png_PG"/>
+        </w:rPr>
+        <w:t>Insait long sampela tok ples, wanpela gutpela trenslesen bilong wod "profet" em i ken: "Wanpela mausman bilong God," "wanpela man husat i save givim mesej i kam long God i go long ol manmeri," o "wanpela man husat i save makim God na toktok."</w:t>
       </w:r>
       <w:r>
         <w:rPr>
@@ -727,99 +2908,121 @@
         <w:rPr>
           <w:lang w:val="png_PG" w:bidi="png_PG"/>
         </w:rPr>
-        <w:t>peace</w:t>
-      </w:r>
-      <w:r>
-        <w:rPr>
-          <w:lang w:val="png_PG" w:bidi="png_PG"/>
-        </w:rPr>
-      </w:r>
-    </w:p>
-    <w:p>
-      <w:pPr/>
-      <w:r>
-        <w:rPr>
-          <w:lang w:val="png_PG" w:bidi="png_PG"/>
-        </w:rPr>
-      </w:r>
-      <w:r>
-        <w:rPr>
-          <w:lang w:val="png_PG" w:bidi="png_PG"/>
-        </w:rPr>
-        <w:t xml:space="preserve">Taim ol manmeri i stap gut wantaim wanpela narapela na i no pait, ol i stap long </w:t>
+        <w:t>proverb</w:t>
+      </w:r>
+      <w:r>
+        <w:rPr>
+          <w:lang w:val="png_PG" w:bidi="png_PG"/>
+        </w:rPr>
+      </w:r>
+    </w:p>
+    <w:p>
+      <w:pPr/>
+      <w:r>
+        <w:rPr>
+          <w:lang w:val="png_PG" w:bidi="png_PG"/>
+        </w:rPr>
+      </w:r>
+      <w:r>
+        <w:rPr>
+          <w:lang w:val="png_PG" w:bidi="png_PG"/>
+        </w:rPr>
+        <w:t xml:space="preserve">Wanpela </w:t>
       </w:r>
       <w:r>
         <w:rPr>
           <w:b/>
           <w:lang w:val="png_PG" w:bidi="png_PG"/>
         </w:rPr>
-        <w:t>pis</w:t>
-      </w:r>
-      <w:r>
-        <w:rPr>
-          <w:lang w:val="png_PG" w:bidi="png_PG"/>
-        </w:rPr>
-        <w:t>. Tasol taim Baibel i toktok long pis, dispela i minim moa long no gat pait pasin. Em i min olsem i gat planti gutpela samting!</w:t>
-      </w:r>
-    </w:p>
-    <w:p>
-      <w:pPr/>
-      <w:r>
-        <w:rPr>
-          <w:lang w:val="png_PG" w:bidi="png_PG"/>
-        </w:rPr>
-      </w:r>
-      <w:r>
-        <w:rPr>
-          <w:lang w:val="png_PG" w:bidi="png_PG"/>
-        </w:rPr>
-        <w:t>Taim ol manmeri i stap long pis, ol i stap orait olgeta. Ol i gat komplit laip, na ol i sindaun gut wantaim wanpela narapela, wantaim ol samting we God i wokim, na impoten tru, wantaim God! Wanpela man o meri husat i stap long pis em i gat bel isi na i no laikim wanpela samting moa.</w:t>
-      </w:r>
-    </w:p>
-    <w:p>
-      <w:pPr/>
-      <w:r>
-        <w:rPr>
-          <w:lang w:val="png_PG" w:bidi="png_PG"/>
-        </w:rPr>
-      </w:r>
-      <w:r>
-        <w:rPr>
-          <w:lang w:val="png_PG" w:bidi="png_PG"/>
-        </w:rPr>
-        <w:t>Wanpela komyuniti we i gat pis i min olsem olgeta manmeri insait long dispela komyuniti i gat bel isi na i no laikim wanpela samting moa, na ol i stap gut wantaim wanpela narapela na wantaim God.</w:t>
-      </w:r>
-    </w:p>
-    <w:p>
-      <w:pPr/>
-      <w:r>
-        <w:rPr>
-          <w:lang w:val="png_PG" w:bidi="png_PG"/>
-        </w:rPr>
-      </w:r>
-      <w:r>
-        <w:rPr>
-          <w:lang w:val="png_PG" w:bidi="png_PG"/>
-        </w:rPr>
-        <w:t xml:space="preserve">Bikos ol manmeri i sakim tok bilong God tru, ol i no inap long stap long pis wantaim God. Ol i kamap ol enemi bilong God. Olsem na, ol manmeri i bungim planti hevi na trabel. Tasol bikos long sekrifais bilong Jisas, God i mekim isi gen long ol manmeri long gat pis wantaim God. Taim Jisas i bai kam bek, </w:t>
-      </w:r>
-      <w:hyperlink r:id="rId19">
-        <w:r>
-          <w:rPr>
-            <w:lang w:val="png_PG" w:bidi="png_PG"/>
-          </w:rPr>
-          <w:rPr>
-            <w:color w:val="0000EE"/>
-            <w:u w:val="single"/>
-          </w:rPr>
-          <w:t>kingdom</w:t>
-        </w:r>
-      </w:hyperlink>
-      <w:r>
-        <w:rPr>
-          <w:lang w:val="png_PG" w:bidi="png_PG"/>
-        </w:rPr>
-        <w:t xml:space="preserve"> bilong God em bai kamap na i bai gat pis. I bai gat bel isi namel long God na ol manmeri, na namel long ol manmeri yet, na namel long ol manmeri na ol samting we God i wokim. I go inap long dispela taim we Jisas i kam bek, ol manmeri bilong God bai inap long daunim safaring na hevi bikos ol i save olsem ol i gat pis wantaim God.</w:t>
+        <w:t>proveb o stori we i gat tok skul baksait long en</w:t>
+      </w:r>
+      <w:r>
+        <w:rPr>
+          <w:lang w:val="png_PG" w:bidi="png_PG"/>
+        </w:rPr>
+        <w:t xml:space="preserve"> em i wanpela sotpela toktok we i isi long tingim, na ol manmeri i ken pasim i go long ol narapela manmeri. Wanpela proveb i save tisim ol manmeri wanpela impoten samting long ol yet o wanpela impoten samting long God. Wanpela proveb planti taim i save givim edvais long wanem pasin em i rait insait long wanpela hevi, o tokim ol manmeri long wanem samting i save kamap insait long wanpela hevi. Ol manmeri husat i mekim ol proveb planti taim i save lukluk long ol samting we God i bin wokim na tingting long hau God i bin mekim olgeta samting. Insait long ol dispela proveb, ol i tisim ol manmeri olsem i gat planti samting we yumi ken lainim long neitsa o ol samting we God i wokim. Ol sampela eksampel bilong ol Proveb em:</w:t>
+      </w:r>
+    </w:p>
+    <w:p>
+      <w:pPr/>
+      <w:r>
+        <w:rPr>
+          <w:lang w:val="png_PG" w:bidi="png_PG"/>
+        </w:rPr>
+      </w:r>
+      <w:r>
+        <w:rPr>
+          <w:lang w:val="png_PG" w:bidi="png_PG"/>
+        </w:rPr>
+        <w:t>"Sapos yu praud na apim nem bilong yu yet, yu bai bungim trabel. Tasol sapos yu askim long edvais, yu gat gutpela tingting."</w:t>
+      </w:r>
+    </w:p>
+    <w:p>
+      <w:pPr/>
+      <w:r>
+        <w:rPr>
+          <w:lang w:val="png_PG" w:bidi="png_PG"/>
+        </w:rPr>
+      </w:r>
+      <w:r>
+        <w:rPr>
+          <w:lang w:val="png_PG" w:bidi="png_PG"/>
+        </w:rPr>
+        <w:t>"Lukim wanpela anis na bihainim eksampel bilong em, yu les man!"</w:t>
+      </w:r>
+    </w:p>
+    <w:p>
+      <w:pPr/>
+      <w:r>
+        <w:rPr>
+          <w:lang w:val="png_PG" w:bidi="png_PG"/>
+        </w:rPr>
+      </w:r>
+      <w:r>
+        <w:rPr>
+          <w:lang w:val="png_PG" w:bidi="png_PG"/>
+        </w:rPr>
+        <w:t>"Yumi ken mekim ol plen, tasol God i save mekim disisen."</w:t>
+      </w:r>
+    </w:p>
+    <w:p>
+      <w:pPr/>
+      <w:r>
+        <w:rPr>
+          <w:lang w:val="png_PG" w:bidi="png_PG"/>
+        </w:rPr>
+      </w:r>
+      <w:r>
+        <w:rPr>
+          <w:lang w:val="png_PG" w:bidi="png_PG"/>
+        </w:rPr>
+        <w:t>Planti narapela manmeri i mekim ol dispela proveb na tokim ol i go long ol narapela manmeri na bihain long sampela taim, planti bilong ol dispela proveb em ol i kolektim insait long wanpela buk. Yumi ken painim ol insait long buk bilong Baibel na ol i kolim dispela buk Gutpela Sindaun o "Proverbs".</w:t>
+      </w:r>
+    </w:p>
+    <w:p>
+      <w:pPr/>
+      <w:r>
+        <w:rPr>
+          <w:lang w:val="png_PG" w:bidi="png_PG"/>
+        </w:rPr>
+      </w:r>
+      <w:r>
+        <w:rPr>
+          <w:lang w:val="png_PG" w:bidi="png_PG"/>
+        </w:rPr>
+        <w:t xml:space="preserve">Ol "Proverbs" i save tisim ol manmeri long wanem samting yumi minim taim yumi toktok long pasin bilong i gat gutpela tingting. Wanpela man o meri husat i gat gutpela tingting em i save andastendim planti samting na em i inap long mekim ol gutpela disisen we i kamapim ol gutpela risalt. Buk bilong Proverbs o Gutpela Tingting i tisim yumi olsem God em i save givim </w:t>
+      </w:r>
+      <w:r>
+        <w:rPr>
+          <w:lang w:val="png_PG" w:bidi="png_PG"/>
+        </w:rPr>
+        <w:t>wisdom</w:t>
+      </w:r>
+      <w:r>
+        <w:rPr>
+          <w:lang w:val="png_PG" w:bidi="png_PG"/>
+        </w:rPr>
+        <w:t xml:space="preserve"> long ol manmeri. Sapos wanpela man o meri i priten olsem em i wais o i gat gutpela tingting tasol i no ekseptim God, orait wisdom bilong em i no gat yus, na ol plen bilong em bai i no kamap gut. Wanpela man o meri husat i ekseptim na harim tok bilong God, em tasol i ken gat tru tru gutpela tingting.</w:t>
       </w:r>
       <w:r>
         <w:rPr>
@@ -848,155 +3051,115 @@
         <w:rPr>
           <w:lang w:val="png_PG" w:bidi="png_PG"/>
         </w:rPr>
-        <w:t>pentecost</w:t>
-      </w:r>
-      <w:r>
-        <w:rPr>
-          <w:lang w:val="png_PG" w:bidi="png_PG"/>
-        </w:rPr>
-      </w:r>
-    </w:p>
-    <w:p>
-      <w:pPr/>
-      <w:r>
-        <w:rPr>
-          <w:lang w:val="png_PG" w:bidi="png_PG"/>
-        </w:rPr>
+        <w:t>purification-offering-or-ceremony</w:t>
+      </w:r>
+      <w:r>
+        <w:rPr>
+          <w:lang w:val="png_PG" w:bidi="png_PG"/>
+        </w:rPr>
+      </w:r>
+    </w:p>
+    <w:p>
+      <w:pPr/>
+      <w:r>
+        <w:rPr>
+          <w:lang w:val="png_PG" w:bidi="png_PG"/>
+        </w:rPr>
+      </w:r>
+      <w:r>
+        <w:rPr>
+          <w:lang w:val="png_PG" w:bidi="png_PG"/>
+        </w:rPr>
+        <w:t xml:space="preserve">Wanpela </w:t>
       </w:r>
       <w:r>
         <w:rPr>
           <w:b/>
           <w:lang w:val="png_PG" w:bidi="png_PG"/>
         </w:rPr>
-        <w:t>Pentikos</w:t>
-      </w:r>
-      <w:r>
-        <w:rPr>
-          <w:lang w:val="png_PG" w:bidi="png_PG"/>
-        </w:rPr>
-        <w:t xml:space="preserve"> em i wanpela wod long Grik tok ples we i minim namba "fifti." Pentikos em i bin nem bilong wanpela festivel bilong ol Ju we ol manmeri i save selebretim sevenpela wik, o fiftipela de, bihain long fist bilong </w:t>
-      </w:r>
-      <w:hyperlink r:id="rId20">
-        <w:r>
-          <w:rPr>
-            <w:lang w:val="png_PG" w:bidi="png_PG"/>
-          </w:rPr>
-          <w:rPr>
-            <w:color w:val="0000EE"/>
-            <w:u w:val="single"/>
-          </w:rPr>
-          <w:t>Pasova</w:t>
-        </w:r>
-      </w:hyperlink>
-      <w:r>
-        <w:rPr>
-          <w:lang w:val="png_PG" w:bidi="png_PG"/>
-        </w:rPr>
-        <w:t xml:space="preserve">. Ol Ju i save kolim tu dispela festivel olsem "festivel bilong ol wik," "havest festivel," o "festivel bilong ol fest frut." Festivel bilong Pentikos em ol i save selebretim long pinis bilong havest bilong bali grein na stat bilong neks sisen bilong havest. Long dispela festivel, olgeta </w:t>
-      </w:r>
-      <w:hyperlink r:id="rId21">
-        <w:r>
-          <w:rPr>
-            <w:lang w:val="png_PG" w:bidi="png_PG"/>
-          </w:rPr>
-          <w:rPr>
-            <w:color w:val="0000EE"/>
-            <w:u w:val="single"/>
-          </w:rPr>
-          <w:t>Ju</w:t>
-        </w:r>
-      </w:hyperlink>
-      <w:r>
-        <w:rPr>
-          <w:lang w:val="png_PG" w:bidi="png_PG"/>
-        </w:rPr>
-        <w:t xml:space="preserve"> husat i inap, em ol i save travel i go long </w:t>
-      </w:r>
-      <w:hyperlink r:id="rId22">
-        <w:r>
-          <w:rPr>
-            <w:lang w:val="png_PG" w:bidi="png_PG"/>
-          </w:rPr>
-          <w:rPr>
-            <w:color w:val="0000EE"/>
-            <w:u w:val="single"/>
-          </w:rPr>
-          <w:t>Jerusalem</w:t>
-        </w:r>
-      </w:hyperlink>
-      <w:r>
-        <w:rPr>
-          <w:lang w:val="png_PG" w:bidi="png_PG"/>
-        </w:rPr>
-        <w:t xml:space="preserve"> long bringim ol sekrifais na ofaring i go long </w:t>
-      </w:r>
-      <w:hyperlink r:id="rId23">
-        <w:r>
-          <w:rPr>
-            <w:lang w:val="png_PG" w:bidi="png_PG"/>
-          </w:rPr>
-          <w:rPr>
-            <w:color w:val="0000EE"/>
-            <w:u w:val="single"/>
-          </w:rPr>
-          <w:t>God</w:t>
-        </w:r>
-      </w:hyperlink>
-      <w:r>
-        <w:rPr>
-          <w:lang w:val="png_PG" w:bidi="png_PG"/>
-        </w:rPr>
-        <w:t xml:space="preserve"> long tok tenkyu long God long dispela havest na long givim sampela bilong ol namba wan kaikai ol i bin havestim. Taim ol i mekim olsem, ol Ju i tokim God olsem ol i bilip olsem olgeta havest bilong ol i bilong God.</w:t>
-      </w:r>
-    </w:p>
-    <w:p>
-      <w:pPr/>
-      <w:r>
-        <w:rPr>
-          <w:lang w:val="png_PG" w:bidi="png_PG"/>
-        </w:rPr>
-      </w:r>
-      <w:r>
-        <w:rPr>
-          <w:lang w:val="png_PG" w:bidi="png_PG"/>
-        </w:rPr>
-        <w:t xml:space="preserve">Insait long Nupela Testamen, yumi save olsem festivel bilong Pentikos em dispela de God i salim </w:t>
-      </w:r>
-      <w:hyperlink r:id="rId24">
-        <w:r>
-          <w:rPr>
-            <w:lang w:val="png_PG" w:bidi="png_PG"/>
-          </w:rPr>
-          <w:rPr>
-            <w:color w:val="0000EE"/>
-            <w:u w:val="single"/>
-          </w:rPr>
-          <w:t>Holi Spirit</w:t>
-        </w:r>
-      </w:hyperlink>
-      <w:r>
-        <w:rPr>
-          <w:lang w:val="png_PG" w:bidi="png_PG"/>
-        </w:rPr>
-        <w:t xml:space="preserve"> bilong em i go long ol folowa bilong Jisas na mekim ol i toktok long kainkain tok ples. Long dispela de, ol folowa bilong Jisas i bin stat long tokim ol narapela manmeri olsem Jisas i bin dai tasol em i kamap laip gen. Planti manmeri i bin kam long Jerusalem long selebretim dispela festivel long bringim ol ofaring i go long God long </w:t>
-      </w:r>
-      <w:hyperlink r:id="rId25">
-        <w:r>
-          <w:rPr>
-            <w:lang w:val="png_PG" w:bidi="png_PG"/>
-          </w:rPr>
-          <w:rPr>
-            <w:color w:val="0000EE"/>
-            <w:u w:val="single"/>
-          </w:rPr>
-          <w:t>tempel</w:t>
-        </w:r>
-      </w:hyperlink>
-      <w:r>
-        <w:rPr>
-          <w:lang w:val="png_PG" w:bidi="png_PG"/>
-        </w:rPr>
-        <w:t xml:space="preserve"> insait long Jerusalem. Olsem na, planti manmeri i bin harim ol folowa i tokim gut nius bilong hau Jisas i bin dai na i kamap laip gen. Planti manmeri i bilipim wanem samting ol folowa bilong Jisas i bin tok na ol tu i kamap folowa bilong Jisas. Dispela em i stat bilong sios Yumi ken harim dispela stori long stat bilong buk bilong Aposel.</w:t>
+        <w:t>pyurifikesen seremoni</w:t>
+      </w:r>
+      <w:r>
+        <w:rPr>
+          <w:lang w:val="png_PG" w:bidi="png_PG"/>
+        </w:rPr>
+        <w:t xml:space="preserve"> em i wanpela wok kastom we i save mekim wanpela man o meri i </w:t>
+      </w:r>
+      <w:r>
+        <w:rPr>
+          <w:lang w:val="png_PG" w:bidi="png_PG"/>
+        </w:rPr>
+        <w:t>klin</w:t>
+      </w:r>
+      <w:r>
+        <w:rPr>
+          <w:lang w:val="png_PG" w:bidi="png_PG"/>
+        </w:rPr>
+        <w:t xml:space="preserve">, we i min olsem em i fit long mekim wok bilong God. Ol dispela wod "klin" na "i no klin" insait long Baibel em i no toktok long sapos wanpela samting em i klin o i no klin long autsait. Insait long Baibel, wanpela </w:t>
+      </w:r>
+      <w:r>
+        <w:rPr>
+          <w:b/>
+          <w:lang w:val="png_PG" w:bidi="png_PG"/>
+        </w:rPr>
+        <w:t>klinpela</w:t>
+      </w:r>
+      <w:r>
+        <w:rPr>
+          <w:lang w:val="png_PG" w:bidi="png_PG"/>
+        </w:rPr>
+        <w:t xml:space="preserve"> man em i wanpela man husat i fit long mekim wok bilong God-em i wanpela man o meri husat i fit long </w:t>
+      </w:r>
+      <w:r>
+        <w:rPr>
+          <w:lang w:val="png_PG" w:bidi="png_PG"/>
+        </w:rPr>
+        <w:t>wosipim</w:t>
+      </w:r>
+      <w:r>
+        <w:rPr>
+          <w:lang w:val="png_PG" w:bidi="png_PG"/>
+        </w:rPr>
+        <w:t xml:space="preserve"> God. Wanpela man o meri husat i </w:t>
+      </w:r>
+      <w:r>
+        <w:rPr>
+          <w:b/>
+          <w:lang w:val="png_PG" w:bidi="png_PG"/>
+        </w:rPr>
+        <w:t>no klin</w:t>
+      </w:r>
+      <w:r>
+        <w:rPr>
+          <w:lang w:val="png_PG" w:bidi="png_PG"/>
+        </w:rPr>
+        <w:t xml:space="preserve"> em i no fit long mekim wok bilong God, na i no inap long stap insait long pablik wosip. Ol animal na ol samting tu, em ol i ken klin o i no klin.</w:t>
+      </w:r>
+    </w:p>
+    <w:p>
+      <w:pPr/>
+      <w:r>
+        <w:rPr>
+          <w:lang w:val="png_PG" w:bidi="png_PG"/>
+        </w:rPr>
+      </w:r>
+      <w:r>
+        <w:rPr>
+          <w:lang w:val="png_PG" w:bidi="png_PG"/>
+        </w:rPr>
+        <w:t xml:space="preserve">Sapos wanpela meri em i no klin bikos em i lusim blut long saikel bilong em long mun o em i karim wanpela pikinini nau tasol, o sapos wanpela man o meri i gat seksuel rilesensip, o i bin tasim wanpela ded bodi, o i bin kamap orait long wanpela sik bilong skin, orait ol i no klin. Ol i nid long wet sampela taim na bihain ol i ken mekim wanpela spesel waswas. Long sampela taim, ol i nid long ofaim wanpela animal </w:t>
+      </w:r>
+      <w:r>
+        <w:rPr>
+          <w:lang w:val="png_PG" w:bidi="png_PG"/>
+        </w:rPr>
+        <w:t>sekrifais</w:t>
+      </w:r>
+      <w:r>
+        <w:rPr>
+          <w:lang w:val="png_PG" w:bidi="png_PG"/>
+        </w:rPr>
+        <w:t xml:space="preserve"> i go long God. Ol dispela ektiviti wantaim em ol i save kolim olsem pyurifikesen seremoni. Bihain long dispela, ol dispela manmeri i kamap klin gen na ol i ken stap insait long olgeta ektiviti bilong wosip.</w:t>
       </w:r>
       <w:r>
         <w:rPr>
@@ -1025,1052 +3188,92 @@
         <w:rPr>
           <w:lang w:val="png_PG" w:bidi="png_PG"/>
         </w:rPr>
-        <w:t>persecution</w:t>
-      </w:r>
-      <w:r>
-        <w:rPr>
-          <w:lang w:val="png_PG" w:bidi="png_PG"/>
-        </w:rPr>
-      </w:r>
-    </w:p>
-    <w:p>
-      <w:pPr/>
-      <w:r>
-        <w:rPr>
-          <w:lang w:val="png_PG" w:bidi="png_PG"/>
-        </w:rPr>
-      </w:r>
-      <w:r>
-        <w:rPr>
-          <w:lang w:val="png_PG" w:bidi="png_PG"/>
-        </w:rPr>
-        <w:t xml:space="preserve">Taim ol manmeri </w:t>
+        <w:t>purify</w:t>
+      </w:r>
+      <w:r>
+        <w:rPr>
+          <w:lang w:val="png_PG" w:bidi="png_PG"/>
+        </w:rPr>
+      </w:r>
+    </w:p>
+    <w:p>
+      <w:pPr/>
+      <w:r>
+        <w:rPr>
+          <w:lang w:val="png_PG" w:bidi="png_PG"/>
+        </w:rPr>
+      </w:r>
+      <w:r>
+        <w:rPr>
+          <w:lang w:val="png_PG" w:bidi="png_PG"/>
+        </w:rPr>
+        <w:t xml:space="preserve">Long </w:t>
       </w:r>
       <w:r>
         <w:rPr>
           <w:b/>
           <w:lang w:val="png_PG" w:bidi="png_PG"/>
         </w:rPr>
-        <w:t>pesekyutim</w:t>
-      </w:r>
-      <w:r>
-        <w:rPr>
-          <w:lang w:val="png_PG" w:bidi="png_PG"/>
-        </w:rPr>
-        <w:t xml:space="preserve"> yu, ol i wok long mekim pasin nogut long yu na mekim pasin we i no stret long yu. Ol manmeri i ken, eksampel, paitim yu, o tok nogat long yu long stap insait long komyuniti, o mekim giaman toktok long yu na kisim yu i go long kot. Jisas i bin tokim ol folowa bilong em olsem ol narapela manmeri bai pesekyutim ol bikos long Jisas. Bihain long Jisas i go bek long </w:t>
-      </w:r>
-      <w:hyperlink r:id="rId26">
-        <w:r>
-          <w:rPr>
-            <w:lang w:val="png_PG" w:bidi="png_PG"/>
-          </w:rPr>
-          <w:rPr>
-            <w:color w:val="0000EE"/>
-            <w:u w:val="single"/>
-          </w:rPr>
-          <w:t>heven</w:t>
-        </w:r>
-      </w:hyperlink>
-      <w:r>
-        <w:rPr>
-          <w:lang w:val="png_PG" w:bidi="png_PG"/>
-        </w:rPr>
-        <w:t xml:space="preserve">, planti bilong ol folowa bilong em i bungim pesekyusen. Ol lotu lida bilong </w:t>
-      </w:r>
-      <w:r>
-        <w:rPr>
-          <w:b/>
-          <w:lang w:val="png_PG" w:bidi="png_PG"/>
-        </w:rPr>
-        <w:t>ol Ju</w:t>
-      </w:r>
-      <w:r>
-        <w:rPr>
-          <w:lang w:val="png_PG" w:bidi="png_PG"/>
-        </w:rPr>
-        <w:t xml:space="preserve"> na gavman bilong Rom i pesekyutim ol </w:t>
-      </w:r>
-      <w:r>
-        <w:rPr>
-          <w:b/>
-          <w:lang w:val="png_PG" w:bidi="png_PG"/>
-        </w:rPr>
-        <w:t>biliva</w:t>
-      </w:r>
-      <w:r>
-        <w:rPr>
-          <w:lang w:val="png_PG" w:bidi="png_PG"/>
-        </w:rPr>
-        <w:t xml:space="preserve"> bilong Jisas na kilim sampela bilong ol. Tasol ol folowa bilong Jisas i no stop long serim </w:t>
-      </w:r>
-      <w:hyperlink r:id="rId27">
-        <w:r>
-          <w:rPr>
-            <w:lang w:val="png_PG" w:bidi="png_PG"/>
-          </w:rPr>
-          <w:rPr>
-            <w:color w:val="0000EE"/>
-            <w:u w:val="single"/>
-          </w:rPr>
-          <w:t>gut nius</w:t>
-        </w:r>
-      </w:hyperlink>
-      <w:r>
-        <w:rPr>
-          <w:lang w:val="png_PG" w:bidi="png_PG"/>
-        </w:rPr>
-        <w:t xml:space="preserve"> bilong Jisas. Ol i ting olsem em i wanpela gutpela na raitpela samting long safa long nem bilong Jisas.</w:t>
-      </w:r>
-    </w:p>
-    <w:p>
-      <w:pPr/>
-      <w:r>
-        <w:rPr>
-          <w:lang w:val="png_PG" w:bidi="png_PG"/>
-        </w:rPr>
-      </w:r>
-      <w:r>
-        <w:rPr>
-          <w:lang w:val="png_PG" w:bidi="png_PG"/>
-        </w:rPr>
-        <w:t>Nupela Testamen i tisim yumi olsem yumi olgeta i mas ekspektim pesekyusen. Tasol yumi mas enjoim dispela na stap isi wantaim bel amamas. Yumi mas no ken laik long bekim bek long ol manmeri we i pesekyutim yumi, tasol yumi mas laikim ol.</w:t>
-      </w:r>
-      <w:r>
-        <w:rPr>
-          <w:lang w:val="png_PG" w:bidi="png_PG"/>
-        </w:rPr>
-      </w:r>
-      <w:r>
-        <w:rPr>
-          <w:lang w:val="png_PG" w:bidi="png_PG"/>
-        </w:rPr>
-      </w:r>
-    </w:p>
-    <w:p>
-      <w:pPr/>
-      <w:r>
-        <w:rPr>
-          <w:lang w:val="png_PG" w:bidi="png_PG"/>
-        </w:rPr>
-      </w:r>
-    </w:p>
-    <w:p>
-      <w:pPr>
-        <w:pStyle w:val="Heading2"/>
-      </w:pPr>
-      <w:r>
-        <w:rPr>
-          <w:lang w:val="png_PG" w:bidi="png_PG"/>
-        </w:rPr>
-        <w:t>pharaoh</w:t>
-      </w:r>
-      <w:r>
-        <w:rPr>
-          <w:lang w:val="png_PG" w:bidi="png_PG"/>
-        </w:rPr>
-      </w:r>
-    </w:p>
-    <w:p>
-      <w:pPr/>
-      <w:r>
-        <w:rPr>
-          <w:lang w:val="png_PG" w:bidi="png_PG"/>
-        </w:rPr>
-      </w:r>
-      <w:r>
-        <w:rPr>
-          <w:b/>
-          <w:lang w:val="png_PG" w:bidi="png_PG"/>
-        </w:rPr>
-        <w:t>Faro</w:t>
-      </w:r>
-      <w:r>
-        <w:rPr>
-          <w:lang w:val="png_PG" w:bidi="png_PG"/>
-        </w:rPr>
-        <w:t xml:space="preserve"> em i bin taitel bilong </w:t>
-      </w:r>
-      <w:hyperlink r:id="rId16">
-        <w:r>
-          <w:rPr>
-            <w:lang w:val="png_PG" w:bidi="png_PG"/>
-          </w:rPr>
-          <w:rPr>
-            <w:color w:val="0000EE"/>
-            <w:u w:val="single"/>
-          </w:rPr>
-          <w:t>king</w:t>
-        </w:r>
-      </w:hyperlink>
-      <w:r>
-        <w:rPr>
-          <w:lang w:val="png_PG" w:bidi="png_PG"/>
-        </w:rPr>
-        <w:t xml:space="preserve"> bilong kantri Ijip. Dispela wod Faro em i min "nambawan haus." Dispela wod pastaim ol i yusim long toktok long bilding tasol we king i save stap long en, tasol bihain ol manmeri i yusim dispela wod long ol king. Planti ol faro em ol i man, tasol i gat sampela meri faro.</w:t>
-      </w:r>
-    </w:p>
-    <w:p>
-      <w:pPr/>
-      <w:r>
-        <w:rPr>
-          <w:lang w:val="png_PG" w:bidi="png_PG"/>
-        </w:rPr>
-      </w:r>
-      <w:r>
-        <w:rPr>
-          <w:lang w:val="png_PG" w:bidi="png_PG"/>
-        </w:rPr>
-        <w:t>Ol manmeri insait long Ijip i ting olsem Faro em i bin pikinini man bilong wanpela bilong ol god bilong ol. Faro em i bin gat wanpela impoten wok long sait bilong lotu. Em i save stap namel long ol manmeri na ol god bilong ol, na em i save sekim na lukim olsem ol manmeri i mekim ol kastom pasin bilong lotu long raitpela we. Em i bin askim ol god long givim prosperiti o gutpela taim long ol manmeri.</w:t>
-      </w:r>
-      <w:r>
-        <w:rPr>
-          <w:lang w:val="png_PG" w:bidi="png_PG"/>
-        </w:rPr>
-      </w:r>
-      <w:r>
-        <w:rPr>
-          <w:lang w:val="png_PG" w:bidi="png_PG"/>
-        </w:rPr>
-      </w:r>
-    </w:p>
-    <w:p>
-      <w:pPr/>
-      <w:r>
-        <w:rPr>
-          <w:lang w:val="png_PG" w:bidi="png_PG"/>
-        </w:rPr>
-      </w:r>
-    </w:p>
-    <w:p>
-      <w:pPr>
-        <w:pStyle w:val="Heading2"/>
-      </w:pPr>
-      <w:r>
-        <w:rPr>
-          <w:lang w:val="png_PG" w:bidi="png_PG"/>
-        </w:rPr>
-        <w:t>pharisee</w:t>
-      </w:r>
-      <w:r>
-        <w:rPr>
-          <w:lang w:val="png_PG" w:bidi="png_PG"/>
-        </w:rPr>
-      </w:r>
-    </w:p>
-    <w:p>
-      <w:pPr/>
-      <w:r>
-        <w:rPr>
-          <w:lang w:val="png_PG" w:bidi="png_PG"/>
-        </w:rPr>
-      </w:r>
-      <w:r>
-        <w:rPr>
-          <w:b/>
-          <w:lang w:val="png_PG" w:bidi="png_PG"/>
-        </w:rPr>
-        <w:t>Ol Farisi</w:t>
-      </w:r>
-      <w:r>
-        <w:rPr>
-          <w:lang w:val="png_PG" w:bidi="png_PG"/>
-        </w:rPr>
-        <w:t xml:space="preserve"> em ol i wanpela grup bilong ol tisa bilong lotu long taim bilong Jisas husat i save laikim tru long bihainim olgeta lo bilong God. Long planti handret yia, ol manmeri bilong dispela grup i bin toktok long </w:t>
-      </w:r>
-      <w:r>
-        <w:rPr>
-          <w:b/>
-          <w:lang w:val="png_PG" w:bidi="png_PG"/>
-        </w:rPr>
-        <w:t>ol lo</w:t>
-      </w:r>
-      <w:r>
-        <w:rPr>
-          <w:lang w:val="png_PG" w:bidi="png_PG"/>
-        </w:rPr>
-        <w:t xml:space="preserve"> bilong God we God i bin givim long </w:t>
-      </w:r>
-      <w:r>
-        <w:rPr>
-          <w:b/>
-          <w:lang w:val="png_PG" w:bidi="png_PG"/>
-        </w:rPr>
-        <w:t>ol Israel</w:t>
-      </w:r>
-      <w:r>
-        <w:rPr>
-          <w:lang w:val="png_PG" w:bidi="png_PG"/>
-        </w:rPr>
-        <w:t xml:space="preserve"> long han bilong Moses. Bikos ol i bin pret olsem ol bai sakim tok bilong God, ol i bin edim moa na moa rul bilong ol yet. Ol dispela rul i kamap olsem pat bilong tumbuna pasin bilong ol, na ol dispela rul i kamap impoten wankain olsem ol rul we God i bin givim. Nau i bin gat planti rul tru, na em i kamap hat na hat moa long ol manmeri long bihainim olgeta bilong ol dispela lo. Ol Farisi i praud tru bikos ol i ting olsem ol tasol i wok long bihainim ol rul bilong God. Ol i save luk daun long ol manmeri husat i no inap long bihainim ol dispela rul. Dispela nem Farisi em i min olsem "long stap seperet." Ol Farisi i laik long kipim ol yet i stap seperet long ol narapela manmeri.</w:t>
-      </w:r>
-    </w:p>
-    <w:p>
-      <w:pPr/>
-      <w:r>
-        <w:rPr>
-          <w:lang w:val="png_PG" w:bidi="png_PG"/>
-        </w:rPr>
-      </w:r>
-      <w:r>
-        <w:rPr>
-          <w:lang w:val="png_PG" w:bidi="png_PG"/>
-        </w:rPr>
-        <w:t xml:space="preserve">Long taim bilong Jisas, ol Farisi em ol wanpela grup we i gat bikpela influens namel long ol tisa bilong lotu insait long </w:t>
-      </w:r>
-      <w:hyperlink r:id="rId28">
-        <w:r>
-          <w:rPr>
-            <w:lang w:val="png_PG" w:bidi="png_PG"/>
-          </w:rPr>
-          <w:rPr>
-            <w:color w:val="0000EE"/>
-            <w:u w:val="single"/>
-          </w:rPr>
-          <w:t>Israel</w:t>
-        </w:r>
-      </w:hyperlink>
-      <w:r>
-        <w:rPr>
-          <w:lang w:val="png_PG" w:bidi="png_PG"/>
-        </w:rPr>
-        <w:t xml:space="preserve">. Planti bilong ol tisa bilong lotu insait long </w:t>
-      </w:r>
-      <w:hyperlink r:id="rId22">
-        <w:r>
-          <w:rPr>
-            <w:lang w:val="png_PG" w:bidi="png_PG"/>
-          </w:rPr>
-          <w:rPr>
-            <w:color w:val="0000EE"/>
-            <w:u w:val="single"/>
-          </w:rPr>
-          <w:t>Jerusalem</w:t>
-        </w:r>
-      </w:hyperlink>
-      <w:r>
-        <w:rPr>
-          <w:lang w:val="png_PG" w:bidi="png_PG"/>
-        </w:rPr>
-        <w:t xml:space="preserve"> i bilong grup Farisi. Wanpela narapela impoten grup bilong ol tisa bilong lotu em ol i kolim </w:t>
-      </w:r>
-      <w:r>
-        <w:rPr>
-          <w:b/>
-          <w:lang w:val="png_PG" w:bidi="png_PG"/>
-        </w:rPr>
-        <w:t>Ol Sedusi</w:t>
-      </w:r>
-      <w:r>
-        <w:rPr>
-          <w:lang w:val="png_PG" w:bidi="png_PG"/>
-        </w:rPr>
-        <w:t xml:space="preserve">. Ol Farisi na Sedusi em ol tu i pat bilong </w:t>
-      </w:r>
-      <w:hyperlink r:id="rId29">
-        <w:r>
-          <w:rPr>
-            <w:lang w:val="png_PG" w:bidi="png_PG"/>
-          </w:rPr>
-          <w:rPr>
-            <w:color w:val="0000EE"/>
-            <w:u w:val="single"/>
-          </w:rPr>
-          <w:t>Sanhedrin</w:t>
-        </w:r>
-      </w:hyperlink>
-      <w:r>
-        <w:rPr>
-          <w:lang w:val="png_PG" w:bidi="png_PG"/>
-        </w:rPr>
-        <w:t xml:space="preserve">, em kot bilong lotu bilong ol </w:t>
-      </w:r>
-      <w:r>
-        <w:rPr>
-          <w:b/>
-          <w:lang w:val="png_PG" w:bidi="png_PG"/>
-        </w:rPr>
-        <w:t>Ju o Judalain</w:t>
-      </w:r>
-      <w:r>
-        <w:rPr>
-          <w:lang w:val="png_PG" w:bidi="png_PG"/>
-        </w:rPr>
-        <w:t>.</w:t>
-      </w:r>
-      <w:r>
-        <w:rPr>
-          <w:lang w:val="png_PG" w:bidi="png_PG"/>
-        </w:rPr>
-      </w:r>
-      <w:r>
-        <w:rPr>
-          <w:lang w:val="png_PG" w:bidi="png_PG"/>
-        </w:rPr>
-      </w:r>
-    </w:p>
-    <w:p>
-      <w:pPr/>
-      <w:r>
-        <w:rPr>
-          <w:lang w:val="png_PG" w:bidi="png_PG"/>
-        </w:rPr>
-      </w:r>
-    </w:p>
-    <w:p>
-      <w:pPr>
-        <w:pStyle w:val="Heading2"/>
-      </w:pPr>
-      <w:r>
-        <w:rPr>
-          <w:lang w:val="png_PG" w:bidi="png_PG"/>
-        </w:rPr>
-        <w:t>possessed</w:t>
-      </w:r>
-      <w:r>
-        <w:rPr>
-          <w:lang w:val="png_PG" w:bidi="png_PG"/>
-        </w:rPr>
-      </w:r>
-    </w:p>
-    <w:p>
-      <w:pPr/>
-      <w:r>
-        <w:rPr>
-          <w:lang w:val="png_PG" w:bidi="png_PG"/>
-        </w:rPr>
-      </w:r>
-      <w:r>
-        <w:rPr>
-          <w:lang w:val="png_PG" w:bidi="png_PG"/>
-        </w:rPr>
-        <w:t xml:space="preserve">Wanpela man o meri husat em i </w:t>
-      </w:r>
-      <w:r>
-        <w:rPr>
-          <w:b/>
-          <w:lang w:val="png_PG" w:bidi="png_PG"/>
-        </w:rPr>
-        <w:t>poses</w:t>
-      </w:r>
-      <w:r>
-        <w:rPr>
-          <w:lang w:val="png_PG" w:bidi="png_PG"/>
-        </w:rPr>
-        <w:t xml:space="preserve"> wantaim wanpela </w:t>
-      </w:r>
-      <w:hyperlink r:id="rId30">
-        <w:r>
-          <w:rPr>
-            <w:lang w:val="png_PG" w:bidi="png_PG"/>
-          </w:rPr>
-          <w:rPr>
-            <w:color w:val="0000EE"/>
-            <w:u w:val="single"/>
-          </w:rPr>
-          <w:t>dimon</w:t>
-        </w:r>
-      </w:hyperlink>
-      <w:r>
-        <w:rPr>
-          <w:lang w:val="png_PG" w:bidi="png_PG"/>
-        </w:rPr>
-        <w:t xml:space="preserve">, we i wanpela </w:t>
-      </w:r>
-      <w:hyperlink r:id="rId31">
-        <w:r>
-          <w:rPr>
-            <w:lang w:val="png_PG" w:bidi="png_PG"/>
-          </w:rPr>
-          <w:rPr>
-            <w:color w:val="0000EE"/>
-            <w:u w:val="single"/>
-          </w:rPr>
-          <w:t>ivel spirit</w:t>
-        </w:r>
-      </w:hyperlink>
-      <w:r>
-        <w:rPr>
-          <w:lang w:val="png_PG" w:bidi="png_PG"/>
-        </w:rPr>
-        <w:t>, orait dispela man o meri em i stap aninit long kontrol bilong dispela dimon. Dimon em i ken mekim wanpela man o meri i mekim wanpela narapela kain pasin o mekim wanpela vaiolent pasin, o em i ken mekim dispela man o meri i sik na mekim em i pilim bikpela pen na hevi.</w:t>
-      </w:r>
-    </w:p>
-    <w:p>
-      <w:pPr/>
-      <w:r>
-        <w:rPr>
-          <w:lang w:val="png_PG" w:bidi="png_PG"/>
-        </w:rPr>
-      </w:r>
-      <w:r>
-        <w:rPr>
-          <w:lang w:val="png_PG" w:bidi="png_PG"/>
-        </w:rPr>
-        <w:t xml:space="preserve">Wanpela dimon em i ken mekim tu wanpela man o meri i gat spesel pawa, na dispela man o meri i save long ol samting we i hait long ol narapela manmeri. Long sampela kalsa we i stap raunim </w:t>
-      </w:r>
-      <w:hyperlink r:id="rId28">
-        <w:r>
-          <w:rPr>
-            <w:lang w:val="png_PG" w:bidi="png_PG"/>
-          </w:rPr>
-          <w:rPr>
-            <w:color w:val="0000EE"/>
-            <w:u w:val="single"/>
-          </w:rPr>
-          <w:t>Israel</w:t>
-        </w:r>
-      </w:hyperlink>
-      <w:r>
-        <w:rPr>
-          <w:lang w:val="png_PG" w:bidi="png_PG"/>
-        </w:rPr>
-        <w:t xml:space="preserve">, sampela taim ol manmeri i bin traim long kamap poses wantaim wanpela dimon bai ol i ken save wanem samting bai kamap long fiutsa o bihaintaim, o long kisim sampela sikret save. God i bin tambuim </w:t>
-      </w:r>
-      <w:r>
-        <w:rPr>
-          <w:b/>
-          <w:lang w:val="png_PG" w:bidi="png_PG"/>
-        </w:rPr>
-        <w:t>ol Israel</w:t>
-      </w:r>
-      <w:r>
-        <w:rPr>
-          <w:lang w:val="png_PG" w:bidi="png_PG"/>
-        </w:rPr>
-        <w:t xml:space="preserve"> long mekim dispela.</w:t>
-      </w:r>
-      <w:r>
-        <w:rPr>
-          <w:lang w:val="png_PG" w:bidi="png_PG"/>
-        </w:rPr>
-      </w:r>
-      <w:r>
-        <w:rPr>
-          <w:lang w:val="png_PG" w:bidi="png_PG"/>
-        </w:rPr>
-      </w:r>
-    </w:p>
-    <w:p>
-      <w:pPr/>
-      <w:r>
-        <w:rPr>
-          <w:lang w:val="png_PG" w:bidi="png_PG"/>
-        </w:rPr>
-      </w:r>
-    </w:p>
-    <w:p>
-      <w:pPr>
-        <w:pStyle w:val="Heading2"/>
-      </w:pPr>
-      <w:r>
-        <w:rPr>
-          <w:lang w:val="png_PG" w:bidi="png_PG"/>
-        </w:rPr>
-        <w:t>praise</w:t>
-      </w:r>
-      <w:r>
-        <w:rPr>
-          <w:lang w:val="png_PG" w:bidi="png_PG"/>
-        </w:rPr>
-      </w:r>
-    </w:p>
-    <w:p>
-      <w:pPr/>
-      <w:r>
-        <w:rPr>
-          <w:lang w:val="png_PG" w:bidi="png_PG"/>
-        </w:rPr>
-      </w:r>
-      <w:r>
-        <w:rPr>
-          <w:lang w:val="png_PG" w:bidi="png_PG"/>
-        </w:rPr>
-        <w:t xml:space="preserve">Taim yu </w:t>
-      </w:r>
-      <w:r>
-        <w:rPr>
-          <w:b/>
-          <w:lang w:val="png_PG" w:bidi="png_PG"/>
-        </w:rPr>
-        <w:t>preisim</w:t>
-      </w:r>
-      <w:r>
-        <w:rPr>
-          <w:lang w:val="png_PG" w:bidi="png_PG"/>
-        </w:rPr>
-        <w:t xml:space="preserve"> God, yu tokaut strong long ol gutpela samting bilong God na singaut strong i go long God, bikos yu luksave olsem God em i gutpela na i nais tru na em i stret long em i kisim bikpela biknem na rispek. Yu tok tenkyu long God long ol gutpela samting em i bin mekim na </w:t>
-      </w:r>
-      <w:r>
-        <w:rPr>
-          <w:b/>
-          <w:lang w:val="png_PG" w:bidi="png_PG"/>
-        </w:rPr>
-        <w:t>ol blesing</w:t>
-      </w:r>
-      <w:r>
-        <w:rPr>
-          <w:lang w:val="png_PG" w:bidi="png_PG"/>
-        </w:rPr>
-        <w:t xml:space="preserve"> em bai givim.</w:t>
-      </w:r>
-      <w:r>
-        <w:rPr>
-          <w:lang w:val="png_PG" w:bidi="png_PG"/>
-        </w:rPr>
-      </w:r>
-      <w:r>
-        <w:rPr>
-          <w:lang w:val="png_PG" w:bidi="png_PG"/>
-        </w:rPr>
-      </w:r>
-    </w:p>
-    <w:p>
-      <w:pPr/>
-      <w:r>
-        <w:rPr>
-          <w:lang w:val="png_PG" w:bidi="png_PG"/>
-        </w:rPr>
-      </w:r>
-    </w:p>
-    <w:p>
-      <w:pPr>
-        <w:pStyle w:val="Heading2"/>
-      </w:pPr>
-      <w:r>
-        <w:rPr>
-          <w:lang w:val="png_PG" w:bidi="png_PG"/>
-        </w:rPr>
-        <w:t>pray</w:t>
-      </w:r>
-      <w:r>
-        <w:rPr>
-          <w:lang w:val="png_PG" w:bidi="png_PG"/>
-        </w:rPr>
-      </w:r>
-    </w:p>
-    <w:p>
-      <w:pPr/>
-      <w:r>
-        <w:rPr>
-          <w:lang w:val="png_PG" w:bidi="png_PG"/>
-        </w:rPr>
-      </w:r>
-      <w:r>
-        <w:rPr>
-          <w:lang w:val="png_PG" w:bidi="png_PG"/>
-        </w:rPr>
-        <w:t xml:space="preserve">Taim yu </w:t>
-      </w:r>
-      <w:r>
-        <w:rPr>
-          <w:b/>
-          <w:lang w:val="png_PG" w:bidi="png_PG"/>
-        </w:rPr>
-        <w:t>pre</w:t>
-      </w:r>
-      <w:r>
-        <w:rPr>
-          <w:lang w:val="png_PG" w:bidi="png_PG"/>
-        </w:rPr>
-        <w:t xml:space="preserve">, o ofaim wanpela </w:t>
-      </w:r>
-      <w:r>
-        <w:rPr>
-          <w:b/>
-          <w:lang w:val="png_PG" w:bidi="png_PG"/>
-        </w:rPr>
-        <w:t>prea</w:t>
-      </w:r>
-      <w:r>
-        <w:rPr>
-          <w:lang w:val="png_PG" w:bidi="png_PG"/>
-        </w:rPr>
-        <w:t xml:space="preserve">, yu wok long toktok wantaim God. Yu ken </w:t>
-      </w:r>
-      <w:r>
-        <w:rPr>
-          <w:b/>
-          <w:lang w:val="png_PG" w:bidi="png_PG"/>
-        </w:rPr>
-        <w:t>preisim</w:t>
-      </w:r>
-      <w:r>
-        <w:rPr>
-          <w:lang w:val="png_PG" w:bidi="png_PG"/>
-        </w:rPr>
-        <w:t xml:space="preserve"> em, tenkim em, askim em long help, tokim em long ol rong samting yu bin mekim, askim em long helpim ol narapela lain, o yu ken krai tasol i go long em bikos yu pilim wari tru. Insait long Baibel, olgeta dispela samting em ol pat bilong pasin bilong pre.</w:t>
-      </w:r>
-    </w:p>
-    <w:p>
-      <w:pPr/>
-      <w:r>
-        <w:rPr>
-          <w:lang w:val="png_PG" w:bidi="png_PG"/>
-        </w:rPr>
-      </w:r>
-      <w:r>
-        <w:rPr>
-          <w:lang w:val="png_PG" w:bidi="png_PG"/>
-        </w:rPr>
-        <w:t>Sampela taim, ol manmeri i save toktok strong o laud taim ol i pre, na sampela taim ol i pre wantaim tingting bilong ol tasol. Yumi ken kolim dispela pasin "pasin bilong pre insait long hat bilong yu." Sampela taim ol manmeri i save nil daun o brukim skru long pre, na sampela taim ol i save sanap na pre, wantaim han bilong ol i go long God. I no gat ol rul insait long Baibel long hau yu mas pre, na em i tok tasol olsem yu mas pre wantaim gutpela bel na yu mas daunim yu yet taim yu pre.</w:t>
-      </w:r>
-    </w:p>
-    <w:p>
-      <w:pPr/>
-      <w:r>
-        <w:rPr>
-          <w:lang w:val="png_PG" w:bidi="png_PG"/>
-        </w:rPr>
-      </w:r>
-      <w:r>
-        <w:rPr>
-          <w:lang w:val="png_PG" w:bidi="png_PG"/>
-        </w:rPr>
-        <w:t xml:space="preserve">Sampela taim ol i manmeri i ken pre wantaim long seim taim. Planti bilong ol song insait long Buk Song bilong Baibel em ol prea, na </w:t>
-      </w:r>
-      <w:r>
-        <w:rPr>
-          <w:b/>
-          <w:lang w:val="png_PG" w:bidi="png_PG"/>
-        </w:rPr>
-        <w:t>ol Israel</w:t>
-      </w:r>
-      <w:r>
-        <w:rPr>
-          <w:lang w:val="png_PG" w:bidi="png_PG"/>
-        </w:rPr>
-        <w:t xml:space="preserve"> i save kolim o singim ol dispela prea taim ol i kam bung wantaim long </w:t>
-      </w:r>
-      <w:hyperlink r:id="rId32">
-        <w:r>
-          <w:rPr>
-            <w:lang w:val="png_PG" w:bidi="png_PG"/>
-          </w:rPr>
-          <w:rPr>
-            <w:color w:val="0000EE"/>
-            <w:u w:val="single"/>
-          </w:rPr>
-          <w:t>wosipim</w:t>
-        </w:r>
-      </w:hyperlink>
-      <w:r>
-        <w:rPr>
-          <w:lang w:val="png_PG" w:bidi="png_PG"/>
-        </w:rPr>
-        <w:t xml:space="preserve"> God insait long </w:t>
-      </w:r>
-      <w:hyperlink r:id="rId25">
-        <w:r>
-          <w:rPr>
-            <w:lang w:val="png_PG" w:bidi="png_PG"/>
-          </w:rPr>
-          <w:rPr>
-            <w:color w:val="0000EE"/>
-            <w:u w:val="single"/>
-          </w:rPr>
-          <w:t>tempel</w:t>
-        </w:r>
-      </w:hyperlink>
-      <w:r>
-        <w:rPr>
-          <w:lang w:val="png_PG" w:bidi="png_PG"/>
-        </w:rPr>
-        <w:t>.</w:t>
-      </w:r>
-    </w:p>
-    <w:p>
-      <w:pPr/>
-      <w:r>
-        <w:rPr>
-          <w:lang w:val="png_PG" w:bidi="png_PG"/>
-        </w:rPr>
-      </w:r>
-      <w:r>
-        <w:rPr>
-          <w:lang w:val="png_PG" w:bidi="png_PG"/>
-        </w:rPr>
-        <w:t>Taim God i putim yau na harim prea bilong wanpela man o meri na rispon long sampela kain we, yumi tok olsem God i ansarim prea bilong dispela man o meri.</w:t>
-      </w:r>
-    </w:p>
-    <w:p>
-      <w:pPr/>
-      <w:r>
-        <w:rPr>
-          <w:lang w:val="png_PG" w:bidi="png_PG"/>
-        </w:rPr>
-      </w:r>
-      <w:r>
-        <w:rPr>
-          <w:b/>
-          <w:lang w:val="png_PG" w:bidi="png_PG"/>
-        </w:rPr>
-        <w:t>Taim yu wok long trensletim "prea", yu mas lukaut long ol dispela samting:</w:t>
-      </w:r>
-    </w:p>
-    <w:p>
-      <w:pPr/>
-      <w:r>
-        <w:rPr>
-          <w:lang w:val="png_PG" w:bidi="png_PG"/>
-        </w:rPr>
-      </w:r>
-      <w:r>
-        <w:rPr>
-          <w:lang w:val="png_PG" w:bidi="png_PG"/>
-        </w:rPr>
-        <w:t>Sampela ol tok ples i save yusim wanpela wod bilong prea we i min olsem ol pasin bilong kolim sampela wod we narapela lain i makim pinis na ol i kolim tasol. Dispela em bai no inap gutpela wod long yusim long prea insait long Baibel.</w:t>
-      </w:r>
-    </w:p>
-    <w:p>
-      <w:pPr/>
-      <w:r>
-        <w:rPr>
-          <w:lang w:val="png_PG" w:bidi="png_PG"/>
-        </w:rPr>
-      </w:r>
-      <w:r>
-        <w:rPr>
-          <w:lang w:val="png_PG" w:bidi="png_PG"/>
-        </w:rPr>
-        <w:t>Ol sampela tok ples i gat moa long wanpela wod long prea, na em i dipen long wanem kain toktok ol manmeri i mekim wantaim God. Eksampel, ol sampela tok ples i gat wanpela wod bilong ol prea bilong tok tenkyu na narapela wod bilong ol prea we i askim God long helpim. Yu mas sekim gut olsem yu yusim raitpela wod long wanwan hap. Ating yu nid long yusim moa long wanpela wod bilong prea insait long wanpela hap bilong Baibel.</w:t>
-      </w:r>
-      <w:r>
-        <w:rPr>
-          <w:lang w:val="png_PG" w:bidi="png_PG"/>
-        </w:rPr>
-      </w:r>
-      <w:r>
-        <w:rPr>
-          <w:lang w:val="png_PG" w:bidi="png_PG"/>
-        </w:rPr>
-      </w:r>
-    </w:p>
-    <w:p>
-      <w:pPr/>
-      <w:r>
-        <w:rPr>
-          <w:lang w:val="png_PG" w:bidi="png_PG"/>
-        </w:rPr>
-      </w:r>
-    </w:p>
-    <w:p>
-      <w:pPr>
-        <w:pStyle w:val="Heading2"/>
-      </w:pPr>
-      <w:r>
-        <w:rPr>
-          <w:lang w:val="png_PG" w:bidi="png_PG"/>
-        </w:rPr>
-        <w:t>priest</w:t>
-      </w:r>
-      <w:r>
-        <w:rPr>
-          <w:lang w:val="png_PG" w:bidi="png_PG"/>
-        </w:rPr>
-      </w:r>
-    </w:p>
-    <w:p>
-      <w:pPr/>
-      <w:r>
-        <w:rPr>
-          <w:lang w:val="png_PG" w:bidi="png_PG"/>
-        </w:rPr>
-      </w:r>
-      <w:r>
-        <w:rPr>
-          <w:b/>
-          <w:lang w:val="png_PG" w:bidi="png_PG"/>
-        </w:rPr>
-        <w:t>Ol pris</w:t>
-      </w:r>
-      <w:r>
-        <w:rPr>
-          <w:lang w:val="png_PG" w:bidi="png_PG"/>
-        </w:rPr>
-        <w:t xml:space="preserve"> em ol man husat i save wok insait long </w:t>
-      </w:r>
-      <w:hyperlink r:id="rId25">
-        <w:r>
-          <w:rPr>
-            <w:lang w:val="png_PG" w:bidi="png_PG"/>
-          </w:rPr>
-          <w:rPr>
-            <w:color w:val="0000EE"/>
-            <w:u w:val="single"/>
-          </w:rPr>
-          <w:t>tempel</w:t>
-        </w:r>
-      </w:hyperlink>
-      <w:r>
-        <w:rPr>
-          <w:lang w:val="png_PG" w:bidi="png_PG"/>
-        </w:rPr>
-        <w:t xml:space="preserve"> bilong God long </w:t>
-      </w:r>
-      <w:hyperlink r:id="rId22">
-        <w:r>
-          <w:rPr>
-            <w:lang w:val="png_PG" w:bidi="png_PG"/>
-          </w:rPr>
-          <w:rPr>
-            <w:color w:val="0000EE"/>
-            <w:u w:val="single"/>
-          </w:rPr>
-          <w:t>Jerusalem</w:t>
-        </w:r>
-      </w:hyperlink>
-      <w:r>
-        <w:rPr>
-          <w:lang w:val="png_PG" w:bidi="png_PG"/>
-        </w:rPr>
-        <w:t xml:space="preserve">. Bipo long ol manmeri i bildim tempel, ol pris i bin wok insait long </w:t>
-      </w:r>
-      <w:hyperlink r:id="rId33">
-        <w:r>
-          <w:rPr>
-            <w:lang w:val="png_PG" w:bidi="png_PG"/>
-          </w:rPr>
-          <w:rPr>
-            <w:color w:val="0000EE"/>
-            <w:u w:val="single"/>
-          </w:rPr>
-          <w:t>tabenakel</w:t>
-        </w:r>
-      </w:hyperlink>
-      <w:r>
-        <w:rPr>
-          <w:lang w:val="png_PG" w:bidi="png_PG"/>
-        </w:rPr>
-        <w:t xml:space="preserve">, na em i wanpela tempel we i isi long muvim. Em i wanpela tent. Bipo long Tempel, em tabenakel, wanpela ples we </w:t>
-      </w:r>
-      <w:hyperlink r:id="rId34">
-        <w:r>
-          <w:rPr>
-            <w:lang w:val="png_PG" w:bidi="png_PG"/>
-          </w:rPr>
-          <w:rPr>
-            <w:color w:val="0000EE"/>
-            <w:u w:val="single"/>
-          </w:rPr>
-          <w:t>ol Israel</w:t>
-        </w:r>
-      </w:hyperlink>
-      <w:r>
-        <w:rPr>
-          <w:lang w:val="png_PG" w:bidi="png_PG"/>
-        </w:rPr>
-        <w:t xml:space="preserve"> manmeri i bin wosipim God long en. Wok bilong ol pris em long ofaim </w:t>
-      </w:r>
-      <w:r>
-        <w:rPr>
-          <w:b/>
-          <w:lang w:val="png_PG" w:bidi="png_PG"/>
-        </w:rPr>
-        <w:t>ol sekrifais</w:t>
-      </w:r>
-      <w:r>
-        <w:rPr>
-          <w:lang w:val="png_PG" w:bidi="png_PG"/>
-        </w:rPr>
-        <w:t xml:space="preserve"> i go long God we ol manmeri i bin bringim i kam long ol. Ol i save lukautim tempel na tisim ol manmeri hau long </w:t>
-      </w:r>
-      <w:hyperlink r:id="rId32">
-        <w:r>
-          <w:rPr>
-            <w:lang w:val="png_PG" w:bidi="png_PG"/>
-          </w:rPr>
-          <w:rPr>
-            <w:color w:val="0000EE"/>
-            <w:u w:val="single"/>
-          </w:rPr>
-          <w:t>wosipim</w:t>
-        </w:r>
-      </w:hyperlink>
-      <w:r>
-        <w:rPr>
-          <w:lang w:val="png_PG" w:bidi="png_PG"/>
-        </w:rPr>
-        <w:t xml:space="preserve"> God.</w:t>
-      </w:r>
-    </w:p>
-    <w:p>
-      <w:pPr/>
-      <w:r>
-        <w:rPr>
-          <w:lang w:val="png_PG" w:bidi="png_PG"/>
-        </w:rPr>
-      </w:r>
-      <w:r>
-        <w:rPr>
-          <w:lang w:val="png_PG" w:bidi="png_PG"/>
-        </w:rPr>
-        <w:t xml:space="preserve">God em i </w:t>
-      </w:r>
-      <w:hyperlink r:id="rId35">
-        <w:r>
-          <w:rPr>
-            <w:lang w:val="png_PG" w:bidi="png_PG"/>
-          </w:rPr>
-          <w:rPr>
-            <w:color w:val="0000EE"/>
-            <w:u w:val="single"/>
-          </w:rPr>
-          <w:t>holi</w:t>
-        </w:r>
-      </w:hyperlink>
-      <w:r>
-        <w:rPr>
-          <w:lang w:val="png_PG" w:bidi="png_PG"/>
-        </w:rPr>
-        <w:t xml:space="preserve">, na ol manmeri i no inap kam nating long em, bikos ol manmeri i </w:t>
-      </w:r>
-      <w:r>
-        <w:rPr>
-          <w:b/>
-          <w:lang w:val="png_PG" w:bidi="png_PG"/>
-        </w:rPr>
-        <w:t>pulap long sin</w:t>
-      </w:r>
-      <w:r>
-        <w:rPr>
-          <w:lang w:val="png_PG" w:bidi="png_PG"/>
-        </w:rPr>
-        <w:t xml:space="preserve">. Bikos ol manmeri i pulap long sin, </w:t>
-      </w:r>
-      <w:r>
-        <w:rPr>
-          <w:b/>
-          <w:lang w:val="png_PG" w:bidi="png_PG"/>
-        </w:rPr>
-        <w:t>ol i no klin</w:t>
-      </w:r>
-      <w:r>
-        <w:rPr>
-          <w:lang w:val="png_PG" w:bidi="png_PG"/>
-        </w:rPr>
-        <w:t xml:space="preserve">. Insait long Baibel, long stap anklin o i no klin em i min olsem yu no fit long kam long ai bilong God. Ol manmeri i mas kamap klin pastaim. Wok bilong ol pris em i long mekim ol manmeri i klin-long </w:t>
-      </w:r>
-      <w:hyperlink r:id="rId36">
-        <w:r>
-          <w:rPr>
-            <w:lang w:val="png_PG" w:bidi="png_PG"/>
-          </w:rPr>
-          <w:rPr>
-            <w:color w:val="0000EE"/>
-            <w:u w:val="single"/>
-          </w:rPr>
-          <w:t>pyurifaim</w:t>
-        </w:r>
-      </w:hyperlink>
-      <w:r>
-        <w:rPr>
-          <w:lang w:val="png_PG" w:bidi="png_PG"/>
-        </w:rPr>
-        <w:t xml:space="preserve"> ol. Ol pris i mekim dispela taim ol i makim ol manmeri na ofaim ol </w:t>
-      </w:r>
-      <w:r>
-        <w:rPr>
-          <w:b/>
+        <w:t>pyurifaim</w:t>
+      </w:r>
+      <w:r>
+        <w:rPr>
+          <w:lang w:val="png_PG" w:bidi="png_PG"/>
+        </w:rPr>
+        <w:t xml:space="preserve"> wanpela man o meri em i min olsem long mekim wanpela man o meri i klin o piua. Ol dispela wod "klin" na "i no klin" insait long Baibel em i no toktok long sapos wanpela samting em i klin o i no klin long autsait. Insait long Baibel, wanpela </w:t>
+      </w:r>
+      <w:r>
+        <w:rPr>
+          <w:lang w:val="png_PG" w:bidi="png_PG"/>
+        </w:rPr>
+        <w:t>klinpela</w:t>
+      </w:r>
+      <w:r>
+        <w:rPr>
+          <w:lang w:val="png_PG" w:bidi="png_PG"/>
+        </w:rPr>
+        <w:t xml:space="preserve"> man em i wanpela man husat i fit long mekim wok bilong </w:t>
+      </w:r>
+      <w:r>
+        <w:rPr>
+          <w:lang w:val="png_PG" w:bidi="png_PG"/>
+        </w:rPr>
+        <w:t>God</w:t>
+      </w:r>
+      <w:r>
+        <w:rPr>
+          <w:lang w:val="png_PG" w:bidi="png_PG"/>
+        </w:rPr>
+        <w:t xml:space="preserve">- na em i wanpela man husat i fit long </w:t>
+      </w:r>
+      <w:r>
+        <w:rPr>
+          <w:lang w:val="png_PG" w:bidi="png_PG"/>
+        </w:rPr>
+        <w:t>wosipim</w:t>
+      </w:r>
+      <w:r>
+        <w:rPr>
+          <w:lang w:val="png_PG" w:bidi="png_PG"/>
+        </w:rPr>
+        <w:t xml:space="preserve"> God. Wanpela man husait no klin em i no fit long mekim wok bilong God. Wanpela man o meri i ken kamap i no klin o i no pyua taim ol i mekim sin agensim God, taim ol i mekim seksuel sin, o taim ol i no min na tasim o kaikai samting we i no klin o ol samting we i no pyua. Ol animal na ol samting tu, em ol i ken klin o i no klin.</w:t>
+      </w:r>
+    </w:p>
+    <w:p>
+      <w:pPr/>
+      <w:r>
+        <w:rPr>
+          <w:lang w:val="png_PG" w:bidi="png_PG"/>
+        </w:rPr>
+      </w:r>
+      <w:r>
+        <w:rPr>
+          <w:lang w:val="png_PG" w:bidi="png_PG"/>
+        </w:rPr>
+        <w:t xml:space="preserve">Taim wanpela man o meri i no klin, ol i nid long mekim sampela kastom pasin long kamap klin gen. God i bin givim ol sampela lo na pasin kastom long mekim ol i kamap klin gen. Ol dispela pasin kastom em planti taim em i pasin bilong mekim wanpela spesel waswas. Sampela ol manmeri bai wasim tasol wanpela pat bilong bodi bilong ol, na sampela taim ol i nid long putim olgeta bodi bilong ol i go insait long wara. Bihain ol bai senisim ol klos bilong ol. Sampela taim ol manmeri i nid long ofaim wanpela </w:t>
+      </w:r>
+      <w:r>
+        <w:rPr>
           <w:lang w:val="png_PG" w:bidi="png_PG"/>
         </w:rPr>
         <w:t>sekrifais</w:t>
@@ -2079,1628 +3282,14 @@
         <w:rPr>
           <w:lang w:val="png_PG" w:bidi="png_PG"/>
         </w:rPr>
-        <w:t xml:space="preserve"> na taim ol i tisim ol manmeri hau long stap. Ol i save mekim ol pasin kastom bilong soim olsem ol manmeri i kamap klin. Ol pris i save stap namel long God na ol manmeri. Ol i mekim isi long ol manmeri long kam long ai bilong God na kontinu long i gat gutpela </w:t>
-      </w:r>
-      <w:r>
-        <w:rPr>
-          <w:b/>
-          <w:lang w:val="png_PG" w:bidi="png_PG"/>
-        </w:rPr>
-        <w:t>rilesensip</w:t>
-      </w:r>
-      <w:r>
-        <w:rPr>
-          <w:lang w:val="png_PG" w:bidi="png_PG"/>
-        </w:rPr>
-        <w:t xml:space="preserve"> wantaim God. Ol i pyurifaim ol manmeri, bai God i inap kam daun na bungim ol manmeri. Ol pris em ol i impoten tru long ol </w:t>
-      </w:r>
-      <w:r>
-        <w:rPr>
-          <w:b/>
-          <w:lang w:val="png_PG" w:bidi="png_PG"/>
-        </w:rPr>
-        <w:t>Ju</w:t>
-      </w:r>
-      <w:r>
-        <w:rPr>
-          <w:lang w:val="png_PG" w:bidi="png_PG"/>
-        </w:rPr>
-        <w:t>. Bikos ol manmeri i pulap long sin na i stap, ol pris i nid long planti taim mekim ol sekrifais long pyurifaim ol manmeri olgeta taim.</w:t>
-      </w:r>
-    </w:p>
-    <w:p>
-      <w:pPr/>
-      <w:r>
-        <w:rPr>
-          <w:lang w:val="png_PG" w:bidi="png_PG"/>
-        </w:rPr>
-      </w:r>
-      <w:r>
-        <w:rPr>
-          <w:lang w:val="png_PG" w:bidi="png_PG"/>
-        </w:rPr>
-        <w:t xml:space="preserve">Sampela lain tasol i ken kamap olsem pris. </w:t>
-      </w:r>
-      <w:r>
-        <w:rPr>
-          <w:b/>
-          <w:lang w:val="png_PG" w:bidi="png_PG"/>
-        </w:rPr>
-        <w:t>Ol Israel</w:t>
-      </w:r>
-      <w:r>
-        <w:rPr>
-          <w:lang w:val="png_PG" w:bidi="png_PG"/>
-        </w:rPr>
-        <w:t xml:space="preserve"> em ol i bin divaidim ol i go long 12-pela traib. Wanpela traib em ol i bin kolim olsem Livai, na ol manmeri insait long dispela traib em ol i save kolim ol olsem </w:t>
-      </w:r>
-      <w:r>
-        <w:rPr>
-          <w:b/>
-          <w:lang w:val="png_PG" w:bidi="png_PG"/>
-        </w:rPr>
-        <w:t>ol Livai</w:t>
-      </w:r>
-      <w:r>
-        <w:rPr>
-          <w:lang w:val="png_PG" w:bidi="png_PG"/>
-        </w:rPr>
-        <w:t xml:space="preserve">. Moses, we God i yusim long givim </w:t>
-      </w:r>
-      <w:hyperlink r:id="rId37">
-        <w:r>
-          <w:rPr>
-            <w:lang w:val="png_PG" w:bidi="png_PG"/>
-          </w:rPr>
-          <w:rPr>
-            <w:color w:val="0000EE"/>
-            <w:u w:val="single"/>
-          </w:rPr>
-          <w:t>lo</w:t>
-        </w:r>
-      </w:hyperlink>
-      <w:r>
-        <w:rPr>
-          <w:lang w:val="png_PG" w:bidi="png_PG"/>
-        </w:rPr>
-        <w:t xml:space="preserve"> bilong em long ol manmeri bilong en em i wanpela Livai. Na brata bilong Moses, Aron em i wanpela Livai tu. Aaron em i bin kamap namba wan </w:t>
-      </w:r>
-      <w:hyperlink r:id="rId38">
-        <w:r>
-          <w:rPr>
-            <w:lang w:val="png_PG" w:bidi="png_PG"/>
-          </w:rPr>
-          <w:rPr>
-            <w:color w:val="0000EE"/>
-            <w:u w:val="single"/>
-          </w:rPr>
-          <w:t>hai pris o het pris</w:t>
-        </w:r>
-      </w:hyperlink>
-      <w:r>
-        <w:rPr>
-          <w:lang w:val="png_PG" w:bidi="png_PG"/>
-        </w:rPr>
-        <w:t xml:space="preserve"> bilong ol Ju. Wanpela hai pris o het pris em i bin nambawan impoten pris tru. God i mekim ol pikinini man bilong Aron i kamap olsem ol namba wan pris. Long dispela taim na i go, olgeta </w:t>
-      </w:r>
-      <w:r>
-        <w:rPr>
-          <w:b/>
-          <w:lang w:val="png_PG" w:bidi="png_PG"/>
-        </w:rPr>
-        <w:t>lain tumbuna</w:t>
-      </w:r>
-      <w:r>
-        <w:rPr>
-          <w:lang w:val="png_PG" w:bidi="png_PG"/>
-        </w:rPr>
-        <w:t xml:space="preserve"> husat i man em ol i kamap ol pris.</w:t>
-      </w:r>
-    </w:p>
-    <w:p>
-      <w:pPr/>
-      <w:r>
-        <w:rPr>
-          <w:lang w:val="png_PG" w:bidi="png_PG"/>
-        </w:rPr>
-      </w:r>
-      <w:r>
-        <w:rPr>
-          <w:lang w:val="png_PG" w:bidi="png_PG"/>
-        </w:rPr>
-        <w:t>I gat ol Livai tu husat i no lain tumbuna bilong Aron. Ol dispela manmeri tu i kamap impoten. Ol i bin save helpim ol pris insait long wok bilong ol. Baibel planti taim i save toktok long "ol pris na Livai." Ol pris em ol i seperet bikos ol i impoten moa, maski ol pris tu em ol i lain tumbuna bilong Livai tu.</w:t>
-      </w:r>
-    </w:p>
-    <w:p>
-      <w:pPr/>
-      <w:r>
-        <w:rPr>
-          <w:lang w:val="png_PG" w:bidi="png_PG"/>
-        </w:rPr>
-      </w:r>
-      <w:r>
-        <w:rPr>
-          <w:lang w:val="png_PG" w:bidi="png_PG"/>
-        </w:rPr>
-        <w:t xml:space="preserve">Long taim bilong Jisas, sampela pris em ol tu i bin lida bilong ol manmeri. Ol i bin kolim ol olsem ol nambawan het pris o ol sif pris. Ol dispela sif o lida pris em planti taim ol i gat planti samting na ol i wantok o lain famili bilong hai pris. Planti taim ol i bilong wanpela grup bilong ol lida bilong lotu we ol i kolim olsem </w:t>
-      </w:r>
-      <w:r>
-        <w:rPr>
-          <w:b/>
-          <w:lang w:val="png_PG" w:bidi="png_PG"/>
-        </w:rPr>
-        <w:t>ol Sedusi</w:t>
-      </w:r>
-      <w:r>
-        <w:rPr>
-          <w:lang w:val="png_PG" w:bidi="png_PG"/>
-        </w:rPr>
-        <w:t xml:space="preserve"> na ol i pat bilong kaunsel bilong ol Ju, we ol i save kolim </w:t>
-      </w:r>
-      <w:hyperlink r:id="rId29">
-        <w:r>
-          <w:rPr>
-            <w:lang w:val="png_PG" w:bidi="png_PG"/>
-          </w:rPr>
-          <w:rPr>
-            <w:color w:val="0000EE"/>
-            <w:u w:val="single"/>
-          </w:rPr>
-          <w:t>Sanhedrin</w:t>
-        </w:r>
-      </w:hyperlink>
-      <w:r>
-        <w:rPr>
-          <w:lang w:val="png_PG" w:bidi="png_PG"/>
-        </w:rPr>
-        <w:t>. Ol nambawan het pris em planti taim ol i save tok pait wantaim Jisas.</w:t>
-      </w:r>
-    </w:p>
-    <w:p>
-      <w:pPr/>
-      <w:r>
-        <w:rPr>
-          <w:lang w:val="png_PG" w:bidi="png_PG"/>
-        </w:rPr>
-      </w:r>
-      <w:r>
-        <w:rPr>
-          <w:lang w:val="png_PG" w:bidi="png_PG"/>
-        </w:rPr>
-        <w:t xml:space="preserve">Ol manmeri husat i bin stap insait long ol kantri we i stap raunim </w:t>
-      </w:r>
-      <w:hyperlink r:id="rId28">
-        <w:r>
-          <w:rPr>
-            <w:lang w:val="png_PG" w:bidi="png_PG"/>
-          </w:rPr>
-          <w:rPr>
-            <w:color w:val="0000EE"/>
-            <w:u w:val="single"/>
-          </w:rPr>
-          <w:t>Israel</w:t>
-        </w:r>
-      </w:hyperlink>
-      <w:r>
-        <w:rPr>
-          <w:lang w:val="png_PG" w:bidi="png_PG"/>
-        </w:rPr>
-        <w:t xml:space="preserve"> em ol tu i gat ol manmeri husat i save makim ol na stap namel long ol na ol god bilong ol. Baibel i kolim tu ol dispela lain olsem ol pris, tasol ol i narapela kain tru long ol pris bilong ol Ju.</w:t>
-      </w:r>
-    </w:p>
-    <w:p>
-      <w:pPr/>
-      <w:r>
-        <w:rPr>
-          <w:lang w:val="png_PG" w:bidi="png_PG"/>
-        </w:rPr>
-      </w:r>
-      <w:r>
-        <w:rPr>
-          <w:b/>
-          <w:lang w:val="png_PG" w:bidi="png_PG"/>
-        </w:rPr>
-        <w:t>Taim yu wok long trensletim "pris", yu mas lukaut long ol dispela samting:</w:t>
-      </w:r>
-    </w:p>
-    <w:p>
-      <w:pPr/>
-      <w:r>
-        <w:rPr>
-          <w:lang w:val="png_PG" w:bidi="png_PG"/>
-        </w:rPr>
-      </w:r>
-      <w:r>
-        <w:rPr>
-          <w:lang w:val="png_PG" w:bidi="png_PG"/>
-        </w:rPr>
-        <w:t>Ating tok ples bilong yu i gat wanpela wod we i minim wanpela man husat i save ofaim ol sekrifais i go long God. Dispela em i ken wanpela gutpela wod long dispela wod long baibel we i minim pris. Ating yu bai nid long mekim wanpela liklik senis, kain olsem "wanpela pris bilong God." Tasol yu mas lukaut olsem ol manmeri i no ken paul. Ating ol samting we wanpela "pris" insait long komyuniti bilong yu i save mekim em i narakain tru long wanem samting wanpela pris insait long Baibel i save mekim. Ating yu nid long mekim ap wanpela nupela wod o freis, kain olsem "wanpela man husat i save ofaim sekrifais i go long God," o "wanpela man bilong mekim sekrifais," o "wanpela man husat i save wok insait long tempel bilong God." Tasol tingim olsem yu nid tu long i gat wanpela wod bilong Livai. Wanpela Livai em i wanpela "man bilong helpim wanpela pris," wanpela "man bilong helpim insait long tempel," o wanpela "lain tumbuna bilong Livai husat i save helpim insait long tempel."</w:t>
-      </w:r>
-    </w:p>
-    <w:p>
-      <w:pPr/>
-      <w:r>
-        <w:rPr>
-          <w:lang w:val="png_PG" w:bidi="png_PG"/>
-        </w:rPr>
-      </w:r>
-      <w:r>
-        <w:rPr>
-          <w:lang w:val="png_PG" w:bidi="png_PG"/>
-        </w:rPr>
-        <w:t xml:space="preserve">Sampela ol </w:t>
-      </w:r>
-      <w:hyperlink r:id="rId39">
-        <w:r>
-          <w:rPr>
-            <w:lang w:val="png_PG" w:bidi="png_PG"/>
-          </w:rPr>
-          <w:rPr>
-            <w:color w:val="0000EE"/>
-            <w:u w:val="single"/>
-          </w:rPr>
-          <w:t>Kristen</w:t>
-        </w:r>
-      </w:hyperlink>
-      <w:r>
-        <w:rPr>
-          <w:b/>
-          <w:lang w:val="png_PG" w:bidi="png_PG"/>
-        </w:rPr>
-        <w:t>sios</w:t>
-      </w:r>
-      <w:r>
-        <w:rPr>
-          <w:lang w:val="png_PG" w:bidi="png_PG"/>
-        </w:rPr>
-        <w:t xml:space="preserve"> i save yusim wod "pris" long wanpela lida insait long sios. Em i no gutpela aidia long yusim seim wod bilong "pris" insait long Baibel, bikos mining bilong tupela i narapela narapela. Wanpela lida insait long sios i no save ofaim ol sekrifais olsem ol pris insait long Baibel i save mekim.</w:t>
-      </w:r>
-    </w:p>
-    <w:p>
-      <w:pPr/>
-      <w:r>
-        <w:rPr>
-          <w:lang w:val="png_PG" w:bidi="png_PG"/>
-        </w:rPr>
-      </w:r>
-      <w:r>
-        <w:rPr>
-          <w:lang w:val="png_PG" w:bidi="png_PG"/>
-        </w:rPr>
-        <w:t>Tingim olsem yu nidim tu wanpela wod bilong ol sif pris o ol lain pris we i impoten tru-na wanpela wod bilong hai pris o het pris, husat em i wanpela nambawan impoten pris namel long olgeta pris.</w:t>
-      </w:r>
-      <w:r>
-        <w:rPr>
-          <w:lang w:val="png_PG" w:bidi="png_PG"/>
-        </w:rPr>
-      </w:r>
-      <w:r>
-        <w:rPr>
-          <w:lang w:val="png_PG" w:bidi="png_PG"/>
-        </w:rPr>
-      </w:r>
-    </w:p>
-    <w:p>
-      <w:pPr/>
-      <w:r>
-        <w:rPr>
-          <w:lang w:val="png_PG" w:bidi="png_PG"/>
-        </w:rPr>
-      </w:r>
-    </w:p>
-    <w:p>
-      <w:pPr>
-        <w:pStyle w:val="Heading2"/>
-      </w:pPr>
-      <w:r>
-        <w:rPr>
-          <w:lang w:val="png_PG" w:bidi="png_PG"/>
-        </w:rPr>
-        <w:t>prophecy</w:t>
-      </w:r>
-      <w:r>
-        <w:rPr>
-          <w:lang w:val="png_PG" w:bidi="png_PG"/>
-        </w:rPr>
-      </w:r>
-    </w:p>
-    <w:p>
-      <w:pPr/>
-      <w:r>
-        <w:rPr>
-          <w:lang w:val="png_PG" w:bidi="png_PG"/>
-        </w:rPr>
-      </w:r>
-      <w:r>
-        <w:rPr>
-          <w:lang w:val="png_PG" w:bidi="png_PG"/>
-        </w:rPr>
-        <w:t xml:space="preserve">Wanpela </w:t>
-      </w:r>
-      <w:hyperlink r:id="rId40">
-        <w:r>
-          <w:rPr>
-            <w:lang w:val="png_PG" w:bidi="png_PG"/>
-          </w:rPr>
-          <w:rPr>
-            <w:color w:val="0000EE"/>
-            <w:u w:val="single"/>
-          </w:rPr>
-          <w:t>profet</w:t>
-        </w:r>
-      </w:hyperlink>
-      <w:r>
-        <w:rPr>
-          <w:lang w:val="png_PG" w:bidi="png_PG"/>
-        </w:rPr>
-        <w:t xml:space="preserve"> em i wanpela man o meri husat i save givim tok save bilong God i go long ol manmeri. Dispela mesej we wanpela profet i givim em ol i save kolim olsem wanpela </w:t>
-      </w:r>
-      <w:r>
-        <w:rPr>
-          <w:b/>
-          <w:lang w:val="png_PG" w:bidi="png_PG"/>
-        </w:rPr>
-        <w:t>profesi o tok profet</w:t>
-      </w:r>
-      <w:r>
-        <w:rPr>
-          <w:lang w:val="png_PG" w:bidi="png_PG"/>
-        </w:rPr>
-        <w:t>.</w:t>
-      </w:r>
-    </w:p>
-    <w:p>
-      <w:pPr/>
-      <w:r>
-        <w:rPr>
-          <w:lang w:val="png_PG" w:bidi="png_PG"/>
-        </w:rPr>
-      </w:r>
-      <w:r>
-        <w:rPr>
-          <w:lang w:val="png_PG" w:bidi="png_PG"/>
-        </w:rPr>
-        <w:t>Wanpela profesi em i ken wanpela instraksen o tok stia i kam long God long samting ol manmeri i nid long mekim. Em i ken wanpeloa mesej we i tokim ol long ol samting we i bai kamap long fiutsa o bihaintaim. Tasol planti taim, ol dispela mesej em ol woning i go long ol manmeri long stop long sakim tok bilong God.</w:t>
-      </w:r>
-    </w:p>
-    <w:p>
-      <w:pPr/>
-      <w:r>
-        <w:rPr>
-          <w:lang w:val="png_PG" w:bidi="png_PG"/>
-        </w:rPr>
-      </w:r>
-      <w:r>
-        <w:rPr>
-          <w:lang w:val="png_PG" w:bidi="png_PG"/>
-        </w:rPr>
-        <w:t xml:space="preserve">Ol dispela profesi i save givim hop na enkarejmen tu long ol manmeri. Wanpela impoten mesej we ol profet i save givim long ol manmeri em olsem God bai salim wanpela spesel </w:t>
-      </w:r>
-      <w:hyperlink r:id="rId16">
-        <w:r>
-          <w:rPr>
-            <w:lang w:val="png_PG" w:bidi="png_PG"/>
-          </w:rPr>
-          <w:rPr>
-            <w:color w:val="0000EE"/>
-            <w:u w:val="single"/>
-          </w:rPr>
-          <w:t>king</w:t>
-        </w:r>
-      </w:hyperlink>
-      <w:r>
-        <w:rPr>
-          <w:lang w:val="png_PG" w:bidi="png_PG"/>
-        </w:rPr>
-        <w:t xml:space="preserve"> na </w:t>
-      </w:r>
-      <w:hyperlink r:id="rId41">
-        <w:r>
-          <w:rPr>
-            <w:lang w:val="png_PG" w:bidi="png_PG"/>
-          </w:rPr>
-          <w:rPr>
-            <w:color w:val="0000EE"/>
-            <w:u w:val="single"/>
-          </w:rPr>
-          <w:t>Sevia</w:t>
-        </w:r>
-      </w:hyperlink>
-      <w:r>
-        <w:rPr>
-          <w:lang w:val="png_PG" w:bidi="png_PG"/>
-        </w:rPr>
-        <w:t xml:space="preserve">long helpim ol. Dispela spesel king na Sevia em ol i kolim </w:t>
-      </w:r>
-      <w:hyperlink r:id="rId42">
-        <w:r>
-          <w:rPr>
-            <w:lang w:val="png_PG" w:bidi="png_PG"/>
-          </w:rPr>
-          <w:rPr>
-            <w:color w:val="0000EE"/>
-            <w:u w:val="single"/>
-          </w:rPr>
-          <w:t>Mesaiya</w:t>
-        </w:r>
-      </w:hyperlink>
-      <w:r>
-        <w:rPr>
-          <w:lang w:val="png_PG" w:bidi="png_PG"/>
-        </w:rPr>
-        <w:t xml:space="preserve">. Ol samting we ol profet i bin tok long dispela Mesaiya, planti handret yia bipo long Jisas i bon, em olgeta dispela toktok i bin kamap tru. Kain olsem, i bin gat wanpela profesi olsem Mesaiya em i bai bon long </w:t>
-      </w:r>
-      <w:hyperlink r:id="rId43">
-        <w:r>
-          <w:rPr>
-            <w:lang w:val="png_PG" w:bidi="png_PG"/>
-          </w:rPr>
-          <w:rPr>
-            <w:color w:val="0000EE"/>
-            <w:u w:val="single"/>
-          </w:rPr>
-          <w:t>Betlehem,</w:t>
-        </w:r>
-      </w:hyperlink>
-      <w:r>
-        <w:rPr>
-          <w:lang w:val="png_PG" w:bidi="png_PG"/>
-        </w:rPr>
-        <w:t xml:space="preserve"> na Jisas em i bin bon long Betlehem. Na tu i gat wanpela profesi olsem "wokman bilong God" em bai safa tru, na ol manmeri bai rijektim em. Jisas i bin safa na ol manmeri i bin rijektim em. I bin gat planti moa eksampel Olsem na yumi tok olsem Jisas i fulfilim ol profesi bilong Olpela Testamen.</w:t>
-      </w:r>
-    </w:p>
-    <w:p>
-      <w:pPr/>
-      <w:r>
-        <w:rPr>
-          <w:lang w:val="png_PG" w:bidi="png_PG"/>
-        </w:rPr>
-      </w:r>
-      <w:r>
-        <w:rPr>
-          <w:lang w:val="png_PG" w:bidi="png_PG"/>
-        </w:rPr>
-        <w:t xml:space="preserve">Insait long Nupela Testamen, Pol i tisim yumi </w:t>
-      </w:r>
-      <w:hyperlink r:id="rId24">
-        <w:r>
-          <w:rPr>
-            <w:lang w:val="png_PG" w:bidi="png_PG"/>
-          </w:rPr>
-          <w:rPr>
-            <w:color w:val="0000EE"/>
-            <w:u w:val="single"/>
-          </w:rPr>
-          <w:t xml:space="preserve">olsem Holi </w:t>
-        </w:r>
-      </w:hyperlink>
-      <w:r>
-        <w:rPr>
-          <w:lang w:val="png_PG" w:bidi="png_PG"/>
-        </w:rPr>
-        <w:t xml:space="preserve">Spirit i save mekim sampela lain i tokaut long ol profesi. Long pawa bilong Holi Spirit, God i ken givim ol dispela </w:t>
-      </w:r>
-      <w:r>
-        <w:rPr>
-          <w:b/>
-          <w:lang w:val="png_PG" w:bidi="png_PG"/>
-        </w:rPr>
-        <w:t>bilipmanmeri</w:t>
-      </w:r>
-      <w:r>
-        <w:rPr>
-          <w:lang w:val="png_PG" w:bidi="png_PG"/>
-        </w:rPr>
-        <w:t xml:space="preserve">sampela spesel save o gutpela tingting long wanem samting em i gutpela long </w:t>
-      </w:r>
-      <w:hyperlink r:id="rId44">
-        <w:r>
-          <w:rPr>
-            <w:lang w:val="png_PG" w:bidi="png_PG"/>
-          </w:rPr>
-          <w:rPr>
-            <w:color w:val="0000EE"/>
-            <w:u w:val="single"/>
-          </w:rPr>
-          <w:t>sios</w:t>
-        </w:r>
-      </w:hyperlink>
-      <w:r>
-        <w:rPr>
-          <w:lang w:val="png_PG" w:bidi="png_PG"/>
-        </w:rPr>
-        <w:t>. Pol i kolim dispela samting olsem gift bilong profesi. I no olgeta bilipmanmeri i ken gat dispela gift, bikos Holi Spirit i save givim kainkain gift long kainkain manmeri.</w:t>
-      </w:r>
-    </w:p>
-    <w:p>
-      <w:pPr/>
-      <w:r>
-        <w:rPr>
-          <w:lang w:val="png_PG" w:bidi="png_PG"/>
-        </w:rPr>
-      </w:r>
-      <w:r>
-        <w:rPr>
-          <w:lang w:val="png_PG" w:bidi="png_PG"/>
-        </w:rPr>
-        <w:t>Wankain olsem taim bilong Olpela Testamen, ol manmeri i ken giamanim ol narapela lain na givim giaman profesi. Olsem na ol bilipmanmeri i mas putim yau gut long ol profesi na sekim sapos em i tru tru mesej i kam long God</w:t>
-      </w:r>
-      <w:r>
-        <w:rPr>
-          <w:lang w:val="png_PG" w:bidi="png_PG"/>
-        </w:rPr>
-      </w:r>
-      <w:r>
-        <w:rPr>
-          <w:lang w:val="png_PG" w:bidi="png_PG"/>
-        </w:rPr>
-      </w:r>
-    </w:p>
-    <w:p>
-      <w:pPr/>
-      <w:r>
-        <w:rPr>
-          <w:lang w:val="png_PG" w:bidi="png_PG"/>
-        </w:rPr>
-      </w:r>
-    </w:p>
-    <w:p>
-      <w:pPr>
-        <w:pStyle w:val="Heading2"/>
-      </w:pPr>
-      <w:r>
-        <w:rPr>
-          <w:lang w:val="png_PG" w:bidi="png_PG"/>
-        </w:rPr>
-        <w:t>prophet</w:t>
-      </w:r>
-      <w:r>
-        <w:rPr>
-          <w:lang w:val="png_PG" w:bidi="png_PG"/>
-        </w:rPr>
-      </w:r>
-    </w:p>
-    <w:p>
-      <w:pPr/>
-      <w:r>
-        <w:rPr>
-          <w:lang w:val="png_PG" w:bidi="png_PG"/>
-        </w:rPr>
-      </w:r>
-      <w:r>
-        <w:rPr>
-          <w:lang w:val="png_PG" w:bidi="png_PG"/>
-        </w:rPr>
-        <w:t xml:space="preserve">Wanpela </w:t>
-      </w:r>
-      <w:r>
-        <w:rPr>
-          <w:b/>
-          <w:lang w:val="png_PG" w:bidi="png_PG"/>
-        </w:rPr>
-        <w:t>profet</w:t>
-      </w:r>
-      <w:r>
-        <w:rPr>
-          <w:lang w:val="png_PG" w:bidi="png_PG"/>
-        </w:rPr>
-        <w:t xml:space="preserve"> em i wanpela man o meri husat i save givim tok save bilong God i go long ol manmeri. Dispela mesej em i ken wanpela instraksen i kam long God long samting ol i nid long mekim. Em i ken wanpeloa mesej we i tokim ol long ol samting we i bai kamap long bihaintaim. Tasol planti taim, ol dispela mesej em ol woning o tok lukaut i go long ol manmeri long stop long sakim tok bilong God. Bikos ol manmeri i no save laik long harim ol dispela mesej, wok bilong stap olsem wanpela profet em i hat na ol i save hat na stap ol yet. Sampela taim ol manmeri i no save tritim gut o kilim ol profet. </w:t>
-      </w:r>
-    </w:p>
-    <w:p>
-      <w:pPr/>
-      <w:r>
-        <w:rPr>
-          <w:lang w:val="png_PG" w:bidi="png_PG"/>
-        </w:rPr>
-      </w:r>
-      <w:r>
-        <w:rPr>
-          <w:lang w:val="png_PG" w:bidi="png_PG"/>
-        </w:rPr>
-        <w:t xml:space="preserve">Sampela taim ol mesej i save givim hop na strongim bel na tingting bilong ol manmeri. Maski taim ol profet i tokim ol manmeri olsem ol i </w:t>
-      </w:r>
-      <w:r>
-        <w:rPr>
-          <w:b/>
-          <w:lang w:val="png_PG" w:bidi="png_PG"/>
-        </w:rPr>
-        <w:t xml:space="preserve"> bin mekim sin</w:t>
-      </w:r>
-      <w:r>
-        <w:rPr>
-          <w:lang w:val="png_PG" w:bidi="png_PG"/>
-        </w:rPr>
-        <w:t xml:space="preserve">, na ol i mas kisim panisimen, ol i save tokim tu ol manmeri olsem God bai </w:t>
-      </w:r>
-      <w:hyperlink r:id="rId45">
-        <w:r>
-          <w:rPr>
-            <w:lang w:val="png_PG" w:bidi="png_PG"/>
-          </w:rPr>
-          <w:rPr>
-            <w:color w:val="0000EE"/>
-            <w:u w:val="single"/>
-          </w:rPr>
-          <w:t>marimari</w:t>
-        </w:r>
-      </w:hyperlink>
-      <w:r>
-        <w:rPr>
-          <w:lang w:val="png_PG" w:bidi="png_PG"/>
-        </w:rPr>
-        <w:t xml:space="preserve"> long ol na reskiuim ol gen. Wanpela impoten mesej we ol profet i save givim long ol manmeri em olsem God bai salim wanpela spesel </w:t>
-      </w:r>
-      <w:hyperlink r:id="rId16">
-        <w:r>
-          <w:rPr>
-            <w:lang w:val="png_PG" w:bidi="png_PG"/>
-          </w:rPr>
-          <w:rPr>
-            <w:color w:val="0000EE"/>
-            <w:u w:val="single"/>
-          </w:rPr>
-          <w:t>king</w:t>
-        </w:r>
-      </w:hyperlink>
-      <w:r>
-        <w:rPr>
-          <w:lang w:val="png_PG" w:bidi="png_PG"/>
-        </w:rPr>
-        <w:t xml:space="preserve"> na </w:t>
-      </w:r>
-      <w:hyperlink r:id="rId41">
-        <w:r>
-          <w:rPr>
-            <w:lang w:val="png_PG" w:bidi="png_PG"/>
-          </w:rPr>
-          <w:rPr>
-            <w:color w:val="0000EE"/>
-            <w:u w:val="single"/>
-          </w:rPr>
-          <w:t>Sevia</w:t>
-        </w:r>
-      </w:hyperlink>
-      <w:r>
-        <w:rPr>
-          <w:lang w:val="png_PG" w:bidi="png_PG"/>
-        </w:rPr>
-        <w:t xml:space="preserve"> long helpim ol. Dispela spesel king na Sevia em ol i kolim </w:t>
-      </w:r>
-      <w:hyperlink r:id="rId42">
-        <w:r>
-          <w:rPr>
-            <w:lang w:val="png_PG" w:bidi="png_PG"/>
-          </w:rPr>
-          <w:rPr>
-            <w:color w:val="0000EE"/>
-            <w:u w:val="single"/>
-          </w:rPr>
-          <w:t>Mesaiya</w:t>
-        </w:r>
-      </w:hyperlink>
-      <w:r>
-        <w:rPr>
-          <w:lang w:val="png_PG" w:bidi="png_PG"/>
-        </w:rPr>
-        <w:t>. Wanpela Mesaiya em i wanpela man we ol i makim long mekim wanpela spesel wok.</w:t>
-      </w:r>
-    </w:p>
-    <w:p>
-      <w:pPr/>
-      <w:r>
-        <w:rPr>
-          <w:lang w:val="png_PG" w:bidi="png_PG"/>
-        </w:rPr>
-      </w:r>
-      <w:r>
-        <w:rPr>
-          <w:lang w:val="png_PG" w:bidi="png_PG"/>
-        </w:rPr>
-        <w:t xml:space="preserve">Dispela mesej we wanpela profet i givim em ol i save kolim olsem wanpela </w:t>
-      </w:r>
-      <w:hyperlink r:id="rId46">
-        <w:r>
-          <w:rPr>
-            <w:lang w:val="png_PG" w:bidi="png_PG"/>
-          </w:rPr>
-          <w:rPr>
-            <w:color w:val="0000EE"/>
-            <w:u w:val="single"/>
-          </w:rPr>
-          <w:t>profesi</w:t>
-        </w:r>
-      </w:hyperlink>
-      <w:r>
-        <w:rPr>
-          <w:lang w:val="png_PG" w:bidi="png_PG"/>
-        </w:rPr>
-        <w:t xml:space="preserve">. Ol samting we ol profet i bin tok long dispela Mesaiya, planti handret yia bipo long Jisas i bon, na olgeta dispela toktok i kamap tru. Kain olsem, i bin gat wanpela profesi olsem Mesaiya em i bai bon long </w:t>
-      </w:r>
-      <w:hyperlink r:id="rId43">
-        <w:r>
-          <w:rPr>
-            <w:lang w:val="png_PG" w:bidi="png_PG"/>
-          </w:rPr>
-          <w:rPr>
-            <w:color w:val="0000EE"/>
-            <w:u w:val="single"/>
-          </w:rPr>
-          <w:t>Betlehem</w:t>
-        </w:r>
-      </w:hyperlink>
-      <w:r>
-        <w:rPr>
-          <w:lang w:val="png_PG" w:bidi="png_PG"/>
-        </w:rPr>
-        <w:t>, na Jisas em i bin bon long Betlehen. Na tu i gat wanpela profesi olsem "wokman bilong God" em bai safa tru, na ol manmeri bai rijektim em. Jisas i bin safa na ol manmeri i bin rijektim em. I bin gat planti moa eksampel. Olsem na yumi tok olsem Jisas i fulfilim ol profesi bilong Olpela Testamen.</w:t>
-      </w:r>
-    </w:p>
-    <w:p>
-      <w:pPr/>
-      <w:r>
-        <w:rPr>
-          <w:lang w:val="png_PG" w:bidi="png_PG"/>
-        </w:rPr>
-      </w:r>
-      <w:r>
-        <w:rPr>
-          <w:lang w:val="png_PG" w:bidi="png_PG"/>
-        </w:rPr>
-        <w:t xml:space="preserve">Ol profet i bin givim ol mesej bilong God i go long ol manmeri long kainkain we. Sampela taim wanpela profet bai tokim wanpela </w:t>
-      </w:r>
-      <w:hyperlink r:id="rId47">
-        <w:r>
-          <w:rPr>
-            <w:lang w:val="png_PG" w:bidi="png_PG"/>
-          </w:rPr>
-          <w:rPr>
-            <w:color w:val="0000EE"/>
-            <w:u w:val="single"/>
-          </w:rPr>
-          <w:t>parabel</w:t>
-        </w:r>
-      </w:hyperlink>
-      <w:r>
-        <w:rPr>
-          <w:lang w:val="png_PG" w:bidi="png_PG"/>
-        </w:rPr>
-        <w:t xml:space="preserve">, i go long ol manmeri, na dispela em i wanpela stori we i gat spesel mining. Sampela taim profet bai mekim sampela kain drama long helpim ol manmeri long klia gut long dispela mesej. Kain olsem, God i bin tokim profet Jeremaia long wokabaut raun long sampela taim wantaim wanpela hevipela </w:t>
-      </w:r>
-      <w:hyperlink r:id="rId48">
-        <w:r>
-          <w:rPr>
-            <w:lang w:val="png_PG" w:bidi="png_PG"/>
-          </w:rPr>
-          <w:rPr>
-            <w:color w:val="0000EE"/>
-            <w:u w:val="single"/>
-          </w:rPr>
-          <w:t>youk</w:t>
-        </w:r>
-      </w:hyperlink>
-      <w:r>
-        <w:rPr>
-          <w:lang w:val="png_PG" w:bidi="png_PG"/>
-        </w:rPr>
-        <w:t xml:space="preserve"> long nek bilong em-dispela em samting we ol i save yusim long kontrolim ol animal long i mekim wok bilong ol manmeri insait long ol fild. Jeremaia i bin yusim dispela youk olsem wanpela saimbol long tokim ol manmeri olsem ol lain Babilon bai kam na kontrolim ol </w:t>
-      </w:r>
-      <w:r>
-        <w:rPr>
-          <w:b/>
-          <w:lang w:val="png_PG" w:bidi="png_PG"/>
-        </w:rPr>
-        <w:t>Israel</w:t>
-      </w:r>
-      <w:r>
-        <w:rPr>
-          <w:lang w:val="png_PG" w:bidi="png_PG"/>
-        </w:rPr>
-        <w:t xml:space="preserve">, klostu taim. God i bin tokim profet Hosea long maritim wanpela pamuk meri, na em i tokim profet Isikel long slip long sait na i no slip gut long tupela wik na i no ken muv. Ol dispela ol drama i bin helpim ol manmeri long lukim hau God i siries taim ol i givim ol dispela mesej. </w:t>
-      </w:r>
-    </w:p>
-    <w:p>
-      <w:pPr/>
-      <w:r>
-        <w:rPr>
-          <w:lang w:val="png_PG" w:bidi="png_PG"/>
-        </w:rPr>
-      </w:r>
-      <w:r>
-        <w:rPr>
-          <w:lang w:val="png_PG" w:bidi="png_PG"/>
-        </w:rPr>
-        <w:t xml:space="preserve">God i bin givim ol mesej bilong em i go long ol profet long pawa bilong </w:t>
-      </w:r>
-      <w:hyperlink r:id="rId24">
-        <w:r>
-          <w:rPr>
-            <w:lang w:val="png_PG" w:bidi="png_PG"/>
-          </w:rPr>
-          <w:rPr>
-            <w:color w:val="0000EE"/>
-            <w:u w:val="single"/>
-          </w:rPr>
-          <w:t>Holi Spirit</w:t>
-        </w:r>
-      </w:hyperlink>
-      <w:r>
-        <w:rPr>
-          <w:lang w:val="png_PG" w:bidi="png_PG"/>
-        </w:rPr>
-        <w:t xml:space="preserve">. Yumi no save hau dispela samting i save kamap. Sampela taim, wanpela profet i save gat wanpela driman o wanpela </w:t>
-      </w:r>
-      <w:hyperlink r:id="rId49">
-        <w:r>
-          <w:rPr>
-            <w:lang w:val="png_PG" w:bidi="png_PG"/>
-          </w:rPr>
-          <w:rPr>
-            <w:color w:val="0000EE"/>
-            <w:u w:val="single"/>
-          </w:rPr>
-          <w:t>visen</w:t>
-        </w:r>
-      </w:hyperlink>
-      <w:r>
-        <w:rPr>
-          <w:lang w:val="png_PG" w:bidi="png_PG"/>
-        </w:rPr>
-        <w:t>. Ating sampela taim God i bin givim profet wanpela spesel revelesen-na profet i bin save olsem dispela samting em i tru. Ating sampela taim God i toktok yusim ol wod i go long wanpela profet na dispela profet i harim. Maski em i wanem kain we, profet i save givim dispela mesej o revelesen i kam long God i go long ol manmeri, taim em i yusim ol toktok na krietiv samting.</w:t>
-      </w:r>
-    </w:p>
-    <w:p>
-      <w:pPr/>
-      <w:r>
-        <w:rPr>
-          <w:lang w:val="png_PG" w:bidi="png_PG"/>
-        </w:rPr>
-      </w:r>
-      <w:r>
-        <w:rPr>
-          <w:lang w:val="png_PG" w:bidi="png_PG"/>
-        </w:rPr>
-        <w:t xml:space="preserve">Planti taim ol profet i bin raitim daun ol dispela mesej, o ol narapela lain i helpim ol long raitim ol toktok bilong ol. Planti buk insait long Olpela Testamen em o mesej we God i bin givim long ol manmeri taim em i yusim ol profet. Olsem na ol </w:t>
-      </w:r>
-      <w:r>
-        <w:rPr>
-          <w:b/>
-          <w:lang w:val="png_PG" w:bidi="png_PG"/>
-        </w:rPr>
-        <w:t>Ju</w:t>
-      </w:r>
-      <w:r>
-        <w:rPr>
-          <w:lang w:val="png_PG" w:bidi="png_PG"/>
-        </w:rPr>
-        <w:t xml:space="preserve"> planti taim i save yusim dispela wod "ol profet," o " lo na ol profet," long toktok long pat bilong Baibel we nau yumi kolim olsem Olpela Testamen. "</w:t>
-      </w:r>
-      <w:hyperlink r:id="rId37">
-        <w:r>
-          <w:rPr>
-            <w:lang w:val="png_PG" w:bidi="png_PG"/>
-          </w:rPr>
-          <w:rPr>
-            <w:color w:val="0000EE"/>
-            <w:u w:val="single"/>
-          </w:rPr>
-          <w:t>Lo</w:t>
-        </w:r>
-      </w:hyperlink>
-      <w:r>
-        <w:rPr>
-          <w:lang w:val="png_PG" w:bidi="png_PG"/>
-        </w:rPr>
-        <w:t>" em i toktok long pat bilong Olpela Testamen we i gat ol komanmen bilong God: Dispela em ol nambawan faivpela buk bilong Olpela Testamen.</w:t>
-      </w:r>
-    </w:p>
-    <w:p>
-      <w:pPr/>
-      <w:r>
-        <w:rPr>
-          <w:lang w:val="png_PG" w:bidi="png_PG"/>
-        </w:rPr>
-      </w:r>
-      <w:r>
-        <w:rPr>
-          <w:lang w:val="png_PG" w:bidi="png_PG"/>
-        </w:rPr>
-        <w:t xml:space="preserve">Sampela taim insait long Olpela Testaman yumi painim ol narapela wod bilong ol profet, kain olsem </w:t>
-      </w:r>
-      <w:r>
-        <w:rPr>
-          <w:b/>
-          <w:lang w:val="png_PG" w:bidi="png_PG"/>
-        </w:rPr>
-        <w:t>man bilong God</w:t>
-      </w:r>
-      <w:r>
-        <w:rPr>
-          <w:lang w:val="png_PG" w:bidi="png_PG"/>
-        </w:rPr>
-        <w:t xml:space="preserve">, </w:t>
-      </w:r>
-      <w:r>
-        <w:rPr>
-          <w:b/>
-          <w:lang w:val="png_PG" w:bidi="png_PG"/>
-        </w:rPr>
-        <w:t>wokman bilong God</w:t>
-      </w:r>
-      <w:r>
-        <w:rPr>
-          <w:lang w:val="png_PG" w:bidi="png_PG"/>
-        </w:rPr>
-        <w:t xml:space="preserve">, o </w:t>
-      </w:r>
-      <w:r>
-        <w:rPr>
-          <w:b/>
-          <w:lang w:val="png_PG" w:bidi="png_PG"/>
-        </w:rPr>
-        <w:t>siya</w:t>
-      </w:r>
-      <w:r>
-        <w:rPr>
-          <w:lang w:val="png_PG" w:bidi="png_PG"/>
-        </w:rPr>
-        <w:t xml:space="preserve">. Wanpela "siya" em i min olsem wanpela man husat i ken lukim samting. Wanpela profet em i wanpela siya bikos em i ken lukim, o andastendim God klia moa long ol narapela manmeri, na em i save long ol samting we ol narapela manmeri i no inap long save. Dispela em i save kamap bikos God i givim dispela profet andastending. </w:t>
-      </w:r>
-    </w:p>
-    <w:p>
-      <w:pPr/>
-      <w:r>
-        <w:rPr>
-          <w:lang w:val="png_PG" w:bidi="png_PG"/>
-        </w:rPr>
-      </w:r>
-      <w:r>
-        <w:rPr>
-          <w:lang w:val="png_PG" w:bidi="png_PG"/>
-        </w:rPr>
-        <w:t xml:space="preserve">I bin gat ol </w:t>
-      </w:r>
-      <w:r>
-        <w:rPr>
-          <w:b/>
-          <w:lang w:val="png_PG" w:bidi="png_PG"/>
-        </w:rPr>
-        <w:t>giaman profet</w:t>
-      </w:r>
-      <w:r>
-        <w:rPr>
-          <w:lang w:val="png_PG" w:bidi="png_PG"/>
-        </w:rPr>
-        <w:t xml:space="preserve"> tu. Wanpela giaman profet em i no save givim wanpela mesej we i kam long God. Wanpela giaman profet i save kamapim mesej bilong em yet, na em i save tok wanem samting ol manmeri i laik long harim. Long dispela we, ol manmeri bai laikim dispela profet na onaim em. Yumi ken luksave long wanpela giaman profet bikos ol samting em i tok i no inap kamap tru.</w:t>
-      </w:r>
-    </w:p>
-    <w:p>
-      <w:pPr/>
-      <w:r>
-        <w:rPr>
-          <w:lang w:val="png_PG" w:bidi="png_PG"/>
-        </w:rPr>
-      </w:r>
-      <w:r>
-        <w:rPr>
-          <w:lang w:val="png_PG" w:bidi="png_PG"/>
-        </w:rPr>
-        <w:t xml:space="preserve">Insait long Olpela Testamen, sampela taim yumi harim ol i toktok long ol grup profet. Ol dispela profet em ol i narakain liklik long ol profet we mipela i toktok long en pinis. Ol dispela narapela kain profet em ol save bihainim wanpela kain pasin, kain ol i save harim krai bilong wanpela musik instramen na bihain ol i save go insait long wanpela trens. Dispela i min olsem ol i no ai op, na tu ol i no slip. Insait long dispela steit, God sampela taim i save givim ol sampela spesel revelesen. Taim ol manmeri i laik save long wanem samting long mekim, sampela taim ol i save go long dispela kain profet, na dispela profet i save traim long go insait long wanpela trens na traim long kisim wanpela mesej i kam long God long wanem samting dispela man o meri i mas mekim. Ol manmeri husat i save go insait long dispela kain trens em ol i ken stat tu long </w:t>
-      </w:r>
-      <w:r>
-        <w:rPr>
-          <w:b/>
-          <w:lang w:val="png_PG" w:bidi="png_PG"/>
-        </w:rPr>
-        <w:t>wosipim</w:t>
-      </w:r>
-      <w:r>
-        <w:rPr>
-          <w:lang w:val="png_PG" w:bidi="png_PG"/>
-        </w:rPr>
-        <w:t xml:space="preserve"> God.</w:t>
-      </w:r>
-    </w:p>
-    <w:p>
-      <w:pPr/>
-      <w:r>
-        <w:rPr>
-          <w:lang w:val="png_PG" w:bidi="png_PG"/>
-        </w:rPr>
-      </w:r>
-      <w:r>
-        <w:rPr>
-          <w:lang w:val="png_PG" w:bidi="png_PG"/>
-        </w:rPr>
-        <w:t xml:space="preserve">Insait long Nupela Testamen, Pol i tisim yumi </w:t>
-      </w:r>
-      <w:hyperlink r:id="rId24">
-        <w:r>
-          <w:rPr>
-            <w:lang w:val="png_PG" w:bidi="png_PG"/>
-          </w:rPr>
-          <w:rPr>
-            <w:color w:val="0000EE"/>
-            <w:u w:val="single"/>
-          </w:rPr>
-          <w:t xml:space="preserve">olsem Holi </w:t>
-        </w:r>
-      </w:hyperlink>
-      <w:r>
-        <w:rPr>
-          <w:lang w:val="png_PG" w:bidi="png_PG"/>
-        </w:rPr>
-        <w:t xml:space="preserve">Spirit i save mekim sampela lain i tokaut long ol profesi. Long pawa bilong Holi Spirit, God i ken givim ol dispela </w:t>
-      </w:r>
-      <w:r>
-        <w:rPr>
-          <w:b/>
-          <w:lang w:val="png_PG" w:bidi="png_PG"/>
-        </w:rPr>
-        <w:t>bilipmanmeri</w:t>
-      </w:r>
-      <w:r>
-        <w:rPr>
-          <w:lang w:val="png_PG" w:bidi="png_PG"/>
-        </w:rPr>
-        <w:t>sampela spesel save o gutpela tingting long wanem samting i gutpela long sios. Pol i kolim dispela samting ol gift bilong profesi. I no olgeta bilipmanmeri i ken gat dispela gift, bikos Holi Spirit i save givim kainkain gift long kainkain manmeri.</w:t>
-      </w:r>
-    </w:p>
-    <w:p>
-      <w:pPr/>
-      <w:r>
-        <w:rPr>
-          <w:lang w:val="png_PG" w:bidi="png_PG"/>
-        </w:rPr>
-      </w:r>
-      <w:r>
-        <w:rPr>
-          <w:lang w:val="png_PG" w:bidi="png_PG"/>
-        </w:rPr>
-        <w:t>Wankain olsem taim bilong Olpela Testamen, ol manmeri i ken giamanim ol narapela lain na givim giaman profesi. Olsem na ol bilipmanmeri i mas putim yau gut long ol profesi na sekim sapos em i tru tru mesej i kam long God</w:t>
-      </w:r>
-    </w:p>
-    <w:p>
-      <w:pPr/>
-      <w:r>
-        <w:rPr>
-          <w:lang w:val="png_PG" w:bidi="png_PG"/>
-        </w:rPr>
-      </w:r>
-      <w:r>
-        <w:rPr>
-          <w:b/>
-          <w:lang w:val="png_PG" w:bidi="png_PG"/>
-        </w:rPr>
-        <w:t>Taim yu trensletim kavanen, yu mas lukaut long ol dispela samting:</w:t>
-      </w:r>
-    </w:p>
-    <w:p>
-      <w:pPr/>
-      <w:r>
-        <w:rPr>
-          <w:lang w:val="png_PG" w:bidi="png_PG"/>
-        </w:rPr>
-      </w:r>
-      <w:r>
-        <w:rPr>
-          <w:lang w:val="png_PG" w:bidi="png_PG"/>
-        </w:rPr>
-        <w:t xml:space="preserve">Yu mas lukaut olsem ol manmeri i no inap paulim dispela wod wantaim wod yu bin yusim long </w:t>
-      </w:r>
-      <w:hyperlink r:id="rId17">
-        <w:r>
-          <w:rPr>
-            <w:lang w:val="png_PG" w:bidi="png_PG"/>
-          </w:rPr>
-          <w:rPr>
-            <w:color w:val="0000EE"/>
-            <w:u w:val="single"/>
-          </w:rPr>
-          <w:t>enjel</w:t>
-        </w:r>
-      </w:hyperlink>
-      <w:r>
-        <w:rPr>
-          <w:lang w:val="png_PG" w:bidi="png_PG"/>
-        </w:rPr>
-        <w:t>. Wanpela enjel tu i save givim ol mesej i kam long God i go long ol manmeri, tasol wanpela enjel em i wanpela spirit man na wanpela profet em i wanpela humen man.</w:t>
-      </w:r>
-    </w:p>
-    <w:p>
-      <w:pPr/>
-      <w:r>
-        <w:rPr>
-          <w:lang w:val="png_PG" w:bidi="png_PG"/>
-        </w:rPr>
-      </w:r>
-      <w:r>
-        <w:rPr>
-          <w:lang w:val="png_PG" w:bidi="png_PG"/>
-        </w:rPr>
-        <w:t>Sekim olsem yu no yusim wanpela wod long tok ples bilong yu we i min olsem wanpela man o meri i tokim yu long wanem samting bai kamap long bihaintaim. Pasin bilong tokaut long samting bilong bihaintaim em i wanpela liklik pat tasol bilong wok bilong wanpela profet insait long Baibel</w:t>
-      </w:r>
-    </w:p>
-    <w:p>
-      <w:pPr/>
-      <w:r>
-        <w:rPr>
-          <w:lang w:val="png_PG" w:bidi="png_PG"/>
-        </w:rPr>
-      </w:r>
-      <w:r>
-        <w:rPr>
-          <w:lang w:val="png_PG" w:bidi="png_PG"/>
-        </w:rPr>
-        <w:t>Yu mas lukaut olsem yu no yusim seim wod we yu bin yusim long "pritsa." Wanpela pritsa i save tisim ol manmeri long God, tasol wanpela pritsa em i no save tokaut long toktok i kam stret long maus bilong God long wankain we olsem wanpela profet i save mekim.</w:t>
-      </w:r>
-    </w:p>
-    <w:p>
-      <w:pPr/>
-      <w:r>
-        <w:rPr>
-          <w:lang w:val="png_PG" w:bidi="png_PG"/>
-        </w:rPr>
-      </w:r>
-      <w:r>
-        <w:rPr>
-          <w:lang w:val="png_PG" w:bidi="png_PG"/>
-        </w:rPr>
-        <w:t>Insait long sampela tok ples, wanpela gutpela trenslesen bilong wod "profet" em i ken: "Wanpela mausman bilong God," "wanpela man husat i save givim mesej i kam long God i go long ol manmeri," o "wanpela man husat i save makim God na toktok."</w:t>
-      </w:r>
-      <w:r>
-        <w:rPr>
-          <w:lang w:val="png_PG" w:bidi="png_PG"/>
-        </w:rPr>
-      </w:r>
-      <w:r>
-        <w:rPr>
-          <w:lang w:val="png_PG" w:bidi="png_PG"/>
-        </w:rPr>
-      </w:r>
-    </w:p>
-    <w:p>
-      <w:pPr/>
-      <w:r>
-        <w:rPr>
-          <w:lang w:val="png_PG" w:bidi="png_PG"/>
-        </w:rPr>
-      </w:r>
-    </w:p>
-    <w:p>
-      <w:pPr>
-        <w:pStyle w:val="Heading2"/>
-      </w:pPr>
-      <w:r>
-        <w:rPr>
-          <w:lang w:val="png_PG" w:bidi="png_PG"/>
-        </w:rPr>
-        <w:t>proverb</w:t>
-      </w:r>
-      <w:r>
-        <w:rPr>
-          <w:lang w:val="png_PG" w:bidi="png_PG"/>
-        </w:rPr>
-      </w:r>
-    </w:p>
-    <w:p>
-      <w:pPr/>
-      <w:r>
-        <w:rPr>
-          <w:lang w:val="png_PG" w:bidi="png_PG"/>
-        </w:rPr>
-      </w:r>
-      <w:r>
-        <w:rPr>
-          <w:lang w:val="png_PG" w:bidi="png_PG"/>
-        </w:rPr>
-        <w:t xml:space="preserve">Wanpela </w:t>
-      </w:r>
-      <w:r>
-        <w:rPr>
-          <w:b/>
-          <w:lang w:val="png_PG" w:bidi="png_PG"/>
-        </w:rPr>
-        <w:t>proveb o stori we i gat tok skul baksait long en</w:t>
-      </w:r>
-      <w:r>
-        <w:rPr>
-          <w:lang w:val="png_PG" w:bidi="png_PG"/>
-        </w:rPr>
-        <w:t xml:space="preserve"> em i wanpela sotpela toktok we i isi long tingim, na ol manmeri i ken pasim i go long ol narapela manmeri. Wanpela proveb i save tisim ol manmeri wanpela impoten samting long ol yet o wanpela impoten samting long God. Wanpela proveb planti taim i save givim edvais long wanem pasin em i rait insait long wanpela hevi, o tokim ol manmeri long wanem samting i save kamap insait long wanpela hevi. Ol manmeri husat i mekim ol proveb planti taim i save lukluk long ol samting we God i bin wokim na tingting long hau God i bin mekim olgeta samting. Insait long ol dispela proveb, ol i tisim ol manmeri olsem i gat planti samting we yumi ken lainim long neitsa o ol samting we God i wokim. Ol sampela eksampel bilong ol Proveb em:</w:t>
-      </w:r>
-    </w:p>
-    <w:p>
-      <w:pPr/>
-      <w:r>
-        <w:rPr>
-          <w:lang w:val="png_PG" w:bidi="png_PG"/>
-        </w:rPr>
-      </w:r>
-      <w:r>
-        <w:rPr>
-          <w:lang w:val="png_PG" w:bidi="png_PG"/>
-        </w:rPr>
-        <w:t>"Sapos yu praud na apim nem bilong yu yet, yu bai bungim trabel. Tasol sapos yu askim long edvais, yu gat gutpela tingting."</w:t>
-      </w:r>
-    </w:p>
-    <w:p>
-      <w:pPr/>
-      <w:r>
-        <w:rPr>
-          <w:lang w:val="png_PG" w:bidi="png_PG"/>
-        </w:rPr>
-      </w:r>
-      <w:r>
-        <w:rPr>
-          <w:lang w:val="png_PG" w:bidi="png_PG"/>
-        </w:rPr>
-        <w:t>"Lukim wanpela anis na bihainim eksampel bilong em, yu les man!"</w:t>
-      </w:r>
-    </w:p>
-    <w:p>
-      <w:pPr/>
-      <w:r>
-        <w:rPr>
-          <w:lang w:val="png_PG" w:bidi="png_PG"/>
-        </w:rPr>
-      </w:r>
-      <w:r>
-        <w:rPr>
-          <w:lang w:val="png_PG" w:bidi="png_PG"/>
-        </w:rPr>
-        <w:t>"Yumi ken mekim ol plen, tasol God i save mekim disisen."</w:t>
-      </w:r>
-    </w:p>
-    <w:p>
-      <w:pPr/>
-      <w:r>
-        <w:rPr>
-          <w:lang w:val="png_PG" w:bidi="png_PG"/>
-        </w:rPr>
-      </w:r>
-      <w:r>
-        <w:rPr>
-          <w:lang w:val="png_PG" w:bidi="png_PG"/>
-        </w:rPr>
-        <w:t>Planti narapela manmeri i mekim ol dispela proveb na tokim ol i go long ol narapela manmeri na bihain long sampela taim, planti bilong ol dispela proveb em ol i kolektim insait long wanpela buk. Yumi ken painim ol insait long buk bilong Baibel na ol i kolim dispela buk Gutpela Sindaun o "Proverbs".</w:t>
-      </w:r>
-    </w:p>
-    <w:p>
-      <w:pPr/>
-      <w:r>
-        <w:rPr>
-          <w:lang w:val="png_PG" w:bidi="png_PG"/>
-        </w:rPr>
-      </w:r>
-      <w:r>
-        <w:rPr>
-          <w:lang w:val="png_PG" w:bidi="png_PG"/>
-        </w:rPr>
-        <w:t xml:space="preserve">Ol "Proverbs" i save tisim ol manmeri long wanem samting yumi minim taim yumi toktok long pasin bilong i gat gutpela tingting. Wanpela man o meri husat i gat gutpela tingting em i save andastendim planti samting na em i inap long mekim ol gutpela disisen we i kamapim ol gutpela risalt. Buk bilong Proverbs o Gutpela Tingting i tisim yumi olsem God em i save givim </w:t>
-      </w:r>
-      <w:hyperlink r:id="rId50">
-        <w:r>
-          <w:rPr>
-            <w:lang w:val="png_PG" w:bidi="png_PG"/>
-          </w:rPr>
-          <w:rPr>
-            <w:color w:val="0000EE"/>
-            <w:u w:val="single"/>
-          </w:rPr>
-          <w:t>wisdom</w:t>
-        </w:r>
-      </w:hyperlink>
-      <w:r>
-        <w:rPr>
-          <w:lang w:val="png_PG" w:bidi="png_PG"/>
-        </w:rPr>
-        <w:t xml:space="preserve"> long ol manmeri. Sapos wanpela man o meri i priten olsem em i wais o i gat gutpela tingting tasol i no ekseptim God, orait wisdom bilong em i no gat yus, na ol plen bilong em bai i no kamap gut. Wanpela man o meri husat i ekseptim na harim tok bilong God, em tasol i ken gat tru tru gutpela tingting.</w:t>
-      </w:r>
-      <w:r>
-        <w:rPr>
-          <w:lang w:val="png_PG" w:bidi="png_PG"/>
-        </w:rPr>
-      </w:r>
-      <w:r>
-        <w:rPr>
-          <w:lang w:val="png_PG" w:bidi="png_PG"/>
-        </w:rPr>
-      </w:r>
-    </w:p>
-    <w:p>
-      <w:pPr/>
-      <w:r>
-        <w:rPr>
-          <w:lang w:val="png_PG" w:bidi="png_PG"/>
-        </w:rPr>
-      </w:r>
-    </w:p>
-    <w:p>
-      <w:pPr>
-        <w:pStyle w:val="Heading2"/>
-      </w:pPr>
-      <w:r>
-        <w:rPr>
-          <w:lang w:val="png_PG" w:bidi="png_PG"/>
-        </w:rPr>
-        <w:t>purification-offering-or-ceremony</w:t>
-      </w:r>
-      <w:r>
-        <w:rPr>
-          <w:lang w:val="png_PG" w:bidi="png_PG"/>
-        </w:rPr>
-      </w:r>
-    </w:p>
-    <w:p>
-      <w:pPr/>
-      <w:r>
-        <w:rPr>
-          <w:lang w:val="png_PG" w:bidi="png_PG"/>
-        </w:rPr>
-      </w:r>
-      <w:r>
-        <w:rPr>
-          <w:lang w:val="png_PG" w:bidi="png_PG"/>
-        </w:rPr>
-        <w:t xml:space="preserve">Wanpela </w:t>
-      </w:r>
-      <w:r>
-        <w:rPr>
-          <w:b/>
-          <w:lang w:val="png_PG" w:bidi="png_PG"/>
-        </w:rPr>
-        <w:t>pyurifikesen seremoni</w:t>
-      </w:r>
-      <w:r>
-        <w:rPr>
-          <w:lang w:val="png_PG" w:bidi="png_PG"/>
-        </w:rPr>
-        <w:t xml:space="preserve"> em i wanpela wok kastom we i save mekim wanpela man o meri i </w:t>
-      </w:r>
-      <w:r>
-        <w:rPr>
-          <w:b/>
-          <w:lang w:val="png_PG" w:bidi="png_PG"/>
-        </w:rPr>
-        <w:t>klin</w:t>
-      </w:r>
-      <w:r>
-        <w:rPr>
-          <w:lang w:val="png_PG" w:bidi="png_PG"/>
-        </w:rPr>
-        <w:t xml:space="preserve">, we i min olsem em i fit long mekim wok bilong God. Ol dispela wod "klin" na "i no klin" insait long Baibel em i no toktok long sapos wanpela samting em i klin o i no klin long autsait. Insait long Baibel, wanpela </w:t>
-      </w:r>
-      <w:r>
-        <w:rPr>
-          <w:b/>
-          <w:lang w:val="png_PG" w:bidi="png_PG"/>
-        </w:rPr>
-        <w:t>klinpela</w:t>
-      </w:r>
-      <w:r>
-        <w:rPr>
-          <w:lang w:val="png_PG" w:bidi="png_PG"/>
-        </w:rPr>
-        <w:t xml:space="preserve"> man em i wanpela man husat i fit long mekim wok bilong God-em i wanpela man o meri husat i fit long </w:t>
-      </w:r>
-      <w:hyperlink r:id="rId32">
-        <w:r>
-          <w:rPr>
-            <w:lang w:val="png_PG" w:bidi="png_PG"/>
-          </w:rPr>
-          <w:rPr>
-            <w:color w:val="0000EE"/>
-            <w:u w:val="single"/>
-          </w:rPr>
-          <w:t>wosipim</w:t>
-        </w:r>
-      </w:hyperlink>
-      <w:r>
-        <w:rPr>
-          <w:lang w:val="png_PG" w:bidi="png_PG"/>
-        </w:rPr>
-        <w:t xml:space="preserve"> God. Wanpela man o meri husat i </w:t>
-      </w:r>
-      <w:r>
-        <w:rPr>
-          <w:b/>
-          <w:lang w:val="png_PG" w:bidi="png_PG"/>
-        </w:rPr>
-        <w:t>no klin</w:t>
-      </w:r>
-      <w:r>
-        <w:rPr>
-          <w:lang w:val="png_PG" w:bidi="png_PG"/>
-        </w:rPr>
-        <w:t xml:space="preserve"> em i no fit long mekim wok bilong God, na i no inap long stap insait long pablik wosip. Ol animal na ol samting tu, em ol i ken klin o i no klin.</w:t>
-      </w:r>
-    </w:p>
-    <w:p>
-      <w:pPr/>
-      <w:r>
-        <w:rPr>
-          <w:lang w:val="png_PG" w:bidi="png_PG"/>
-        </w:rPr>
-      </w:r>
-      <w:r>
-        <w:rPr>
-          <w:lang w:val="png_PG" w:bidi="png_PG"/>
-        </w:rPr>
-        <w:t xml:space="preserve">Sapos wanpela meri em i no klin bikos em i lusim blut long saikel bilong em long mun o em i karim wanpela pikinini nau tasol, o sapos wanpela man o meri i gat seksuel rilesensip, o i bin tasim wanpela ded bodi, o i bin kamap orait long wanpela sik bilong skin, orait ol i no klin. Ol i nid long wet sampela taim na bihain ol i ken mekim wanpela spesel waswas. Long sampela taim, ol i nid long ofaim wanpela animal </w:t>
-      </w:r>
-      <w:hyperlink r:id="rId51">
-        <w:r>
-          <w:rPr>
-            <w:lang w:val="png_PG" w:bidi="png_PG"/>
-          </w:rPr>
-          <w:rPr>
-            <w:color w:val="0000EE"/>
-            <w:u w:val="single"/>
-          </w:rPr>
-          <w:t>sekrifais</w:t>
-        </w:r>
-      </w:hyperlink>
-      <w:r>
-        <w:rPr>
-          <w:lang w:val="png_PG" w:bidi="png_PG"/>
-        </w:rPr>
-        <w:t xml:space="preserve"> i go long God. Ol dispela ektiviti wantaim em ol i save kolim olsem pyurifikesen seremoni. Bihain long dispela, ol dispela manmeri i kamap klin gen na ol i ken stap insait long olgeta ektiviti bilong wosip.</w:t>
-      </w:r>
-      <w:r>
-        <w:rPr>
-          <w:lang w:val="png_PG" w:bidi="png_PG"/>
-        </w:rPr>
-      </w:r>
-      <w:r>
-        <w:rPr>
-          <w:lang w:val="png_PG" w:bidi="png_PG"/>
-        </w:rPr>
-      </w:r>
-    </w:p>
-    <w:p>
-      <w:pPr/>
-      <w:r>
-        <w:rPr>
-          <w:lang w:val="png_PG" w:bidi="png_PG"/>
-        </w:rPr>
-      </w:r>
-    </w:p>
-    <w:p>
-      <w:pPr>
-        <w:pStyle w:val="Heading2"/>
-      </w:pPr>
-      <w:r>
-        <w:rPr>
-          <w:lang w:val="png_PG" w:bidi="png_PG"/>
-        </w:rPr>
-        <w:t>purify</w:t>
-      </w:r>
-      <w:r>
-        <w:rPr>
-          <w:lang w:val="png_PG" w:bidi="png_PG"/>
-        </w:rPr>
-      </w:r>
-    </w:p>
-    <w:p>
-      <w:pPr/>
-      <w:r>
-        <w:rPr>
-          <w:lang w:val="png_PG" w:bidi="png_PG"/>
-        </w:rPr>
-      </w:r>
-      <w:r>
-        <w:rPr>
-          <w:lang w:val="png_PG" w:bidi="png_PG"/>
-        </w:rPr>
-        <w:t xml:space="preserve">Long </w:t>
-      </w:r>
-      <w:r>
-        <w:rPr>
-          <w:b/>
-          <w:lang w:val="png_PG" w:bidi="png_PG"/>
-        </w:rPr>
-        <w:t>pyurifaim</w:t>
-      </w:r>
-      <w:r>
-        <w:rPr>
-          <w:lang w:val="png_PG" w:bidi="png_PG"/>
-        </w:rPr>
-        <w:t xml:space="preserve"> wanpela man o meri em i min olsem long mekim wanpela man o meri i klin o piua. Ol dispela wod "klin" na "i no klin" insait long Baibel em i no toktok long sapos wanpela samting em i klin o i no klin long autsait. Insait long Baibel, wanpela </w:t>
-      </w:r>
-      <w:r>
-        <w:rPr>
-          <w:b/>
-          <w:lang w:val="png_PG" w:bidi="png_PG"/>
-        </w:rPr>
-        <w:t>klinpela</w:t>
-      </w:r>
-      <w:r>
-        <w:rPr>
-          <w:lang w:val="png_PG" w:bidi="png_PG"/>
-        </w:rPr>
-        <w:t xml:space="preserve"> man em i wanpela man husat i fit long mekim wok bilong </w:t>
-      </w:r>
-      <w:hyperlink r:id="rId23">
-        <w:r>
-          <w:rPr>
-            <w:lang w:val="png_PG" w:bidi="png_PG"/>
-          </w:rPr>
-          <w:rPr>
-            <w:color w:val="0000EE"/>
-            <w:u w:val="single"/>
-          </w:rPr>
-          <w:t>God</w:t>
-        </w:r>
-      </w:hyperlink>
-      <w:r>
-        <w:rPr>
-          <w:lang w:val="png_PG" w:bidi="png_PG"/>
-        </w:rPr>
-        <w:t xml:space="preserve">- na em i wanpela man husat i fit long </w:t>
-      </w:r>
-      <w:hyperlink r:id="rId32">
-        <w:r>
-          <w:rPr>
-            <w:lang w:val="png_PG" w:bidi="png_PG"/>
-          </w:rPr>
-          <w:rPr>
-            <w:color w:val="0000EE"/>
-            <w:u w:val="single"/>
-          </w:rPr>
-          <w:t>wosipim</w:t>
-        </w:r>
-      </w:hyperlink>
-      <w:r>
-        <w:rPr>
-          <w:lang w:val="png_PG" w:bidi="png_PG"/>
-        </w:rPr>
-        <w:t xml:space="preserve"> God. Wanpela man husait no klin em i no fit long mekim wok bilong God. Wanpela man o meri i ken kamap i no klin o i no pyua taim ol i mekim sin agensim God, taim ol i mekim seksuel sin, o taim ol i no min na tasim o kaikai samting we i no klin o ol samting we i no pyua. Ol animal na ol samting tu, em ol i ken klin o i no klin.</w:t>
-      </w:r>
-    </w:p>
-    <w:p>
-      <w:pPr/>
-      <w:r>
-        <w:rPr>
-          <w:lang w:val="png_PG" w:bidi="png_PG"/>
-        </w:rPr>
-      </w:r>
-      <w:r>
-        <w:rPr>
-          <w:lang w:val="png_PG" w:bidi="png_PG"/>
-        </w:rPr>
-        <w:t xml:space="preserve">Taim wanpela man o meri i no klin, ol i nid long mekim sampela kastom pasin long kamap klin gen. God i bin givim ol sampela lo na pasin kastom long mekim ol i kamap klin gen. Ol dispela pasin kastom em planti taim em i pasin bilong mekim wanpela spesel waswas. Sampela ol manmeri bai wasim tasol wanpela pat bilong bodi bilong ol, na sampela taim ol i nid long putim olgeta bodi bilong ol i go insait long wara. Bihain ol bai senisim ol klos bilong ol. Sampela taim ol manmeri i nid long ofaim wanpela </w:t>
-      </w:r>
-      <w:hyperlink r:id="rId51">
-        <w:r>
-          <w:rPr>
-            <w:lang w:val="png_PG" w:bidi="png_PG"/>
-          </w:rPr>
-          <w:rPr>
-            <w:color w:val="0000EE"/>
-            <w:u w:val="single"/>
-          </w:rPr>
-          <w:t>sekrifais</w:t>
-        </w:r>
-      </w:hyperlink>
-      <w:r>
-        <w:rPr>
-          <w:lang w:val="png_PG" w:bidi="png_PG"/>
-        </w:rPr>
         <w:t xml:space="preserve"> tu. Dispela proses em i wanpela sain we i soim olsem ol manmeri i rausim ol samting we i doti o i no klin we i bin seperetim ol long God. Dispela em i bin wok bilong wanpela </w:t>
       </w:r>
-      <w:hyperlink r:id="rId52">
-        <w:r>
-          <w:rPr>
-            <w:lang w:val="png_PG" w:bidi="png_PG"/>
-          </w:rPr>
-          <w:rPr>
-            <w:color w:val="0000EE"/>
-            <w:u w:val="single"/>
-          </w:rPr>
-          <w:t>pris</w:t>
-        </w:r>
-      </w:hyperlink>
+      <w:r>
+        <w:rPr>
+          <w:lang w:val="png_PG" w:bidi="png_PG"/>
+        </w:rPr>
+        <w:t>pris</w:t>
+      </w:r>
       <w:r>
         <w:rPr>
           <w:lang w:val="png_PG" w:bidi="png_PG"/>
